--- a/01-项目实践/机械革命项目/SC-RRT小论文编写/第十五版SC-RRT，一种基于自适应非对称双椭球域约束采样的SC-RRT算法.docx
+++ b/01-项目实践/机械革命项目/SC-RRT小论文编写/第十五版SC-RRT，一种基于自适应非对称双椭球域约束采样的SC-RRT算法.docx
@@ -1625,6 +1625,33 @@
         </w:rPr>
         <w:t>建立了基于搜索状态反馈的在线调节机制</w:t>
       </w:r>
+      <w:r>
+        <w:rPr>
+          <w:rFonts w:eastAsiaTheme="minorEastAsia" w:hint="eastAsia"/>
+          <w:sz w:val="22"/>
+          <w:szCs w:val="22"/>
+          <w:lang w:eastAsia="zh-CN"/>
+        </w:rPr>
+        <w:t>（</w:t>
+      </w:r>
+      <w:r>
+        <w:rPr>
+          <w:rFonts w:eastAsiaTheme="minorEastAsia"/>
+          <w:sz w:val="22"/>
+          <w:szCs w:val="22"/>
+          <w:lang w:eastAsia="zh-CN"/>
+        </w:rPr>
+        <w:t>Search State Feedback-Based Online Regulation</w:t>
+      </w:r>
+      <w:r>
+        <w:rPr>
+          <w:rFonts w:eastAsiaTheme="minorEastAsia" w:hint="eastAsia"/>
+          <w:sz w:val="22"/>
+          <w:szCs w:val="22"/>
+          <w:lang w:eastAsia="zh-CN"/>
+        </w:rPr>
+        <w:t>）</w:t>
+      </w:r>
       <w:commentRangeStart w:id="19"/>
       <w:r>
         <w:rPr>
@@ -2012,7 +2039,7 @@
         <w:ind w:left="220" w:right="110" w:firstLine="500"/>
         <w:jc w:val="both"/>
         <w:rPr>
-          <w:rFonts w:eastAsiaTheme="minorEastAsia" w:hint="eastAsia"/>
+          <w:rFonts w:eastAsiaTheme="minorEastAsia"/>
           <w:sz w:val="22"/>
           <w:szCs w:val="22"/>
           <w:lang w:eastAsia="zh-CN"/>
@@ -2178,7 +2205,7 @@
         <w:ind w:left="220" w:right="110" w:firstLine="500"/>
         <w:jc w:val="both"/>
         <w:rPr>
-          <w:rFonts w:eastAsiaTheme="minorEastAsia" w:hint="eastAsia"/>
+          <w:rFonts w:eastAsiaTheme="minorEastAsia"/>
           <w:sz w:val="22"/>
           <w:szCs w:val="22"/>
           <w:lang w:eastAsia="zh-CN"/>
@@ -2242,15 +2269,7 @@
           <w:spacing w:val="-2"/>
           <w:lang w:eastAsia="zh-CN"/>
         </w:rPr>
-        <w:t>）、知情采样、双向规划、</w:t>
-      </w:r>
-      <w:r>
-        <w:rPr>
-          <w:rFonts w:ascii="宋体" w:eastAsia="宋体" w:hAnsi="宋体" w:cs="宋体" w:hint="eastAsia"/>
-          <w:spacing w:val="-2"/>
-          <w:lang w:eastAsia="zh-CN"/>
-        </w:rPr>
-        <w:t>PID</w:t>
+        <w:t>）、知情采样、双向规划</w:t>
       </w:r>
       <w:r>
         <w:rPr>
@@ -2398,44 +2417,8 @@
     <w:p>
       <w:pPr>
         <w:rPr>
-          <w:rFonts w:eastAsiaTheme="minorEastAsia"/>
-          <w:sz w:val="19"/>
-          <w:lang w:eastAsia="zh-CN"/>
-        </w:rPr>
-      </w:pPr>
-    </w:p>
-    <w:p>
-      <w:pPr>
-        <w:rPr>
-          <w:rFonts w:eastAsiaTheme="minorEastAsia"/>
-          <w:sz w:val="19"/>
-          <w:lang w:eastAsia="zh-CN"/>
-        </w:rPr>
-      </w:pPr>
-    </w:p>
-    <w:p>
-      <w:pPr>
-        <w:rPr>
-          <w:rFonts w:eastAsiaTheme="minorEastAsia"/>
-          <w:sz w:val="19"/>
-          <w:lang w:eastAsia="zh-CN"/>
-        </w:rPr>
-      </w:pPr>
-    </w:p>
-    <w:p>
-      <w:pPr>
-        <w:rPr>
-          <w:rFonts w:eastAsiaTheme="minorEastAsia"/>
-          <w:sz w:val="19"/>
-          <w:lang w:eastAsia="zh-CN"/>
-        </w:rPr>
-      </w:pPr>
-    </w:p>
-    <w:p>
-      <w:pPr>
-        <w:rPr>
           <w:del w:id="28" w:author="兴雨 郭" w:date="2026-02-05T23:02:00Z" w16du:dateUtc="2026-02-05T15:02:00Z"/>
-          <w:rFonts w:eastAsiaTheme="minorEastAsia"/>
+          <w:rFonts w:eastAsiaTheme="minorEastAsia" w:hint="eastAsia"/>
           <w:sz w:val="19"/>
           <w:lang w:eastAsia="zh-CN"/>
         </w:rPr>
@@ -4594,7 +4577,6 @@
         <w:rPr>
           <w:noProof/>
         </w:rPr>
-        <w:lastRenderedPageBreak/>
         <mc:AlternateContent>
           <mc:Choice Requires="wps">
             <w:drawing>
@@ -4785,6 +4767,7 @@
           <w:sz w:val="17"/>
           <w:vertAlign w:val="superscript"/>
         </w:rPr>
+        <w:lastRenderedPageBreak/>
         <w:t>1</w:t>
       </w:r>
       <w:r>
@@ -5057,71 +5040,6 @@
         </w:pPrChange>
       </w:pPr>
       <w:bookmarkStart w:id="147" w:name="OLE_LINK9"/>
-      <w:r>
-        <w:rPr>
-          <w:noProof/>
-        </w:rPr>
-        <w:drawing>
-          <wp:anchor distT="0" distB="0" distL="114300" distR="114300" simplePos="0" relativeHeight="251788288" behindDoc="0" locked="0" layoutInCell="1" allowOverlap="1" wp14:anchorId="2CAB7FC4" wp14:editId="6998C0D0">
-            <wp:simplePos x="0" y="0"/>
-            <wp:positionH relativeFrom="column">
-              <wp:posOffset>271831</wp:posOffset>
-            </wp:positionH>
-            <wp:positionV relativeFrom="paragraph">
-              <wp:posOffset>766445</wp:posOffset>
-            </wp:positionV>
-            <wp:extent cx="6039485" cy="3250565"/>
-            <wp:effectExtent l="19050" t="19050" r="18415" b="26035"/>
-            <wp:wrapTopAndBottom/>
-            <wp:docPr id="1273139754" name="图片 1" descr="背景图案&#10;&#10;AI 生成的内容可能不正确。"/>
-            <wp:cNvGraphicFramePr>
-              <a:graphicFrameLocks xmlns:a="http://schemas.openxmlformats.org/drawingml/2006/main" noChangeAspect="1"/>
-            </wp:cNvGraphicFramePr>
-            <a:graphic xmlns:a="http://schemas.openxmlformats.org/drawingml/2006/main">
-              <a:graphicData uri="http://schemas.openxmlformats.org/drawingml/2006/picture">
-                <pic:pic xmlns:pic="http://schemas.openxmlformats.org/drawingml/2006/picture">
-                  <pic:nvPicPr>
-                    <pic:cNvPr id="1273139754" name="图片 1" descr="背景图案&#10;&#10;AI 生成的内容可能不正确。"/>
-                    <pic:cNvPicPr/>
-                  </pic:nvPicPr>
-                  <pic:blipFill>
-                    <a:blip r:embed="rId17" cstate="print">
-                      <a:extLst>
-                        <a:ext uri="{28A0092B-C50C-407E-A947-70E740481C1C}">
-                          <a14:useLocalDpi xmlns:a14="http://schemas.microsoft.com/office/drawing/2010/main" val="0"/>
-                        </a:ext>
-                      </a:extLst>
-                    </a:blip>
-                    <a:stretch>
-                      <a:fillRect/>
-                    </a:stretch>
-                  </pic:blipFill>
-                  <pic:spPr>
-                    <a:xfrm>
-                      <a:off x="0" y="0"/>
-                      <a:ext cx="6039485" cy="3250565"/>
-                    </a:xfrm>
-                    <a:prstGeom prst="rect">
-                      <a:avLst/>
-                    </a:prstGeom>
-                    <a:ln>
-                      <a:solidFill>
-                        <a:schemeClr val="tx1"/>
-                      </a:solidFill>
-                    </a:ln>
-                  </pic:spPr>
-                </pic:pic>
-              </a:graphicData>
-            </a:graphic>
-            <wp14:sizeRelH relativeFrom="page">
-              <wp14:pctWidth>0</wp14:pctWidth>
-            </wp14:sizeRelH>
-            <wp14:sizeRelV relativeFrom="page">
-              <wp14:pctHeight>0</wp14:pctHeight>
-            </wp14:sizeRelV>
-          </wp:anchor>
-        </w:drawing>
-      </w:r>
       <w:r>
         <w:rPr>
           <w:rFonts w:eastAsiaTheme="minorEastAsia"/>
@@ -5536,10 +5454,10 @@
               <v:path o:extrusionok="f" gradientshapeok="t" o:connecttype="rect"/>
               <o:lock v:ext="edit" aspectratio="t"/>
             </v:shapetype>
-            <v:shape id="_x0000_i1025" type="#_x0000_t75" style="width:22.35pt;height:21.85pt" o:ole="">
-              <v:imagedata r:id="rId18" o:title=""/>
+            <v:shape id="_x0000_i1025" type="#_x0000_t75" style="width:22.4pt;height:21.75pt" o:ole="">
+              <v:imagedata r:id="rId17" o:title=""/>
             </v:shape>
-            <o:OLEObject Type="Embed" ProgID="Equation.DSMT4" ShapeID="_x0000_i1025" DrawAspect="Content" ObjectID="_1833350309" r:id="rId19"/>
+            <o:OLEObject Type="Embed" ProgID="Equation.DSMT4" ShapeID="_x0000_i1025" DrawAspect="Content" ObjectID="_1833478419" r:id="rId18"/>
           </w:object>
         </w:r>
         <w:r>
@@ -5555,10 +5473,10 @@
             <w:position w:val="-16"/>
           </w:rPr>
           <w:object w:dxaOrig="460" w:dyaOrig="440" w14:anchorId="52A87957">
-            <v:shape id="_x0000_i1026" type="#_x0000_t75" style="width:22.35pt;height:21.85pt" o:ole="">
-              <v:imagedata r:id="rId20" o:title=""/>
+            <v:shape id="_x0000_i1026" type="#_x0000_t75" style="width:22.4pt;height:21.75pt" o:ole="">
+              <v:imagedata r:id="rId19" o:title=""/>
             </v:shape>
-            <o:OLEObject Type="Embed" ProgID="Equation.DSMT4" ShapeID="_x0000_i1026" DrawAspect="Content" ObjectID="_1833350310" r:id="rId21"/>
+            <o:OLEObject Type="Embed" ProgID="Equation.DSMT4" ShapeID="_x0000_i1026" DrawAspect="Content" ObjectID="_1833478420" r:id="rId20"/>
           </w:object>
         </w:r>
         <w:r>
@@ -5938,6 +5856,58 @@
         <w:t>。</w:t>
       </w:r>
       <w:bookmarkEnd w:id="147"/>
+    </w:p>
+    <w:p>
+      <w:pPr>
+        <w:pStyle w:val="a6"/>
+        <w:spacing w:line="300" w:lineRule="auto"/>
+        <w:ind w:left="473" w:firstLine="0"/>
+        <w:jc w:val="center"/>
+        <w:rPr>
+          <w:rFonts w:eastAsiaTheme="minorEastAsia"/>
+          <w:lang w:eastAsia="zh-CN"/>
+        </w:rPr>
+      </w:pPr>
+      <w:r>
+        <w:rPr>
+          <w:noProof/>
+        </w:rPr>
+        <w:drawing>
+          <wp:inline distT="0" distB="0" distL="0" distR="0" wp14:anchorId="2F4C0CA4" wp14:editId="46FADB5F">
+            <wp:extent cx="5843969" cy="3178982"/>
+            <wp:effectExtent l="0" t="0" r="4445" b="2540"/>
+            <wp:docPr id="1034440551" name="图片 1"/>
+            <wp:cNvGraphicFramePr>
+              <a:graphicFrameLocks xmlns:a="http://schemas.openxmlformats.org/drawingml/2006/main" noChangeAspect="1"/>
+            </wp:cNvGraphicFramePr>
+            <a:graphic xmlns:a="http://schemas.openxmlformats.org/drawingml/2006/main">
+              <a:graphicData uri="http://schemas.openxmlformats.org/drawingml/2006/picture">
+                <pic:pic xmlns:pic="http://schemas.openxmlformats.org/drawingml/2006/picture">
+                  <pic:nvPicPr>
+                    <pic:cNvPr id="1034440551" name=""/>
+                    <pic:cNvPicPr/>
+                  </pic:nvPicPr>
+                  <pic:blipFill>
+                    <a:blip r:embed="rId21"/>
+                    <a:stretch>
+                      <a:fillRect/>
+                    </a:stretch>
+                  </pic:blipFill>
+                  <pic:spPr>
+                    <a:xfrm>
+                      <a:off x="0" y="0"/>
+                      <a:ext cx="5879594" cy="3198361"/>
+                    </a:xfrm>
+                    <a:prstGeom prst="rect">
+                      <a:avLst/>
+                    </a:prstGeom>
+                  </pic:spPr>
+                </pic:pic>
+              </a:graphicData>
+            </a:graphic>
+          </wp:inline>
+        </w:drawing>
+      </w:r>
     </w:p>
     <w:p>
       <w:pPr>
@@ -6216,7 +6186,15 @@
                 <w:color w:val="000000" w:themeColor="text1"/>
                 <w:lang w:eastAsia="zh-CN"/>
               </w:rPr>
-              <m:t>mid</m:t>
+              <m:t>m</m:t>
+            </m:r>
+            <m:r>
+              <w:rPr>
+                <w:rFonts w:ascii="Cambria Math" w:eastAsiaTheme="minorEastAsia" w:hAnsi="Cambria Math"/>
+                <w:color w:val="000000" w:themeColor="text1"/>
+                <w:lang w:eastAsia="zh-CN"/>
+              </w:rPr>
+              <m:t>eet</m:t>
             </m:r>
           </m:sub>
         </m:sSub>
@@ -6273,7 +6251,15 @@
                 <w:color w:val="000000" w:themeColor="text1"/>
                 <w:lang w:eastAsia="zh-CN"/>
               </w:rPr>
-              <m:t>mid</m:t>
+              <m:t>m</m:t>
+            </m:r>
+            <m:r>
+              <w:rPr>
+                <w:rFonts w:ascii="Cambria Math" w:eastAsiaTheme="minorEastAsia" w:hAnsi="Cambria Math"/>
+                <w:color w:val="000000" w:themeColor="text1"/>
+                <w:lang w:eastAsia="zh-CN"/>
+              </w:rPr>
+              <m:t>eet</m:t>
             </m:r>
           </m:sub>
         </m:sSub>
@@ -6576,10 +6562,10 @@
             <w:position w:val="-16"/>
           </w:rPr>
           <w:object w:dxaOrig="460" w:dyaOrig="440" w14:anchorId="5D8BA8E3">
-            <v:shape id="_x0000_i1027" type="#_x0000_t75" style="width:22.35pt;height:21.85pt" o:ole="">
-              <v:imagedata r:id="rId18" o:title=""/>
+            <v:shape id="_x0000_i1027" type="#_x0000_t75" style="width:22.4pt;height:21.75pt" o:ole="">
+              <v:imagedata r:id="rId17" o:title=""/>
             </v:shape>
-            <o:OLEObject Type="Embed" ProgID="Equation.DSMT4" ShapeID="_x0000_i1027" DrawAspect="Content" ObjectID="_1833350311" r:id="rId22"/>
+            <o:OLEObject Type="Embed" ProgID="Equation.DSMT4" ShapeID="_x0000_i1027" DrawAspect="Content" ObjectID="_1833478421" r:id="rId22"/>
           </w:object>
         </w:r>
       </w:ins>
@@ -6599,10 +6585,10 @@
             <w:position w:val="-16"/>
           </w:rPr>
           <w:object w:dxaOrig="460" w:dyaOrig="440" w14:anchorId="51DAE2A2">
-            <v:shape id="_x0000_i1028" type="#_x0000_t75" style="width:22.35pt;height:21.85pt" o:ole="">
-              <v:imagedata r:id="rId20" o:title=""/>
+            <v:shape id="_x0000_i1028" type="#_x0000_t75" style="width:22.4pt;height:21.75pt" o:ole="">
+              <v:imagedata r:id="rId19" o:title=""/>
             </v:shape>
-            <o:OLEObject Type="Embed" ProgID="Equation.DSMT4" ShapeID="_x0000_i1028" DrawAspect="Content" ObjectID="_1833350312" r:id="rId23"/>
+            <o:OLEObject Type="Embed" ProgID="Equation.DSMT4" ShapeID="_x0000_i1028" DrawAspect="Content" ObjectID="_1833478422" r:id="rId23"/>
           </w:object>
         </w:r>
       </w:ins>
@@ -7236,7 +7222,6 @@
           <w:rFonts w:eastAsiaTheme="minorEastAsia" w:hint="eastAsia"/>
           <w:lang w:eastAsia="zh-CN"/>
         </w:rPr>
-        <w:lastRenderedPageBreak/>
         <w:t>定义</w:t>
       </w:r>
       <w:r>
@@ -7606,7 +7591,14 @@
                 <w:rFonts w:ascii="Cambria Math" w:eastAsiaTheme="minorEastAsia" w:hAnsi="Cambria Math" w:hint="eastAsia"/>
                 <w:lang w:eastAsia="zh-CN"/>
               </w:rPr>
-              <m:t>mid</m:t>
+              <m:t>m</m:t>
+            </m:r>
+            <m:r>
+              <w:rPr>
+                <w:rFonts w:ascii="Cambria Math" w:eastAsiaTheme="minorEastAsia" w:hAnsi="Cambria Math"/>
+                <w:lang w:eastAsia="zh-CN"/>
+              </w:rPr>
+              <m:t>eet</m:t>
             </m:r>
           </m:sub>
         </m:sSub>
@@ -7733,7 +7725,14 @@
                 <w:rFonts w:ascii="Cambria Math" w:eastAsiaTheme="minorEastAsia" w:hAnsi="Cambria Math" w:hint="eastAsia"/>
                 <w:lang w:eastAsia="zh-CN"/>
               </w:rPr>
-              <m:t>mid</m:t>
+              <m:t>m</m:t>
+            </m:r>
+            <m:r>
+              <w:rPr>
+                <w:rFonts w:ascii="Cambria Math" w:eastAsiaTheme="minorEastAsia" w:hAnsi="Cambria Math"/>
+                <w:lang w:eastAsia="zh-CN"/>
+              </w:rPr>
+              <m:t>eet</m:t>
             </m:r>
           </m:sub>
         </m:sSub>
@@ -7805,6 +7804,7 @@
             <w:rFonts w:ascii="Cambria Math" w:eastAsiaTheme="minorEastAsia" w:hAnsi="Cambria Math"/>
             <w:lang w:eastAsia="zh-CN"/>
           </w:rPr>
+          <w:lastRenderedPageBreak/>
           <m:t>Π</m:t>
         </m:r>
       </m:oMath>
@@ -7934,10 +7934,10 @@
           <w:position w:val="-18"/>
         </w:rPr>
         <w:object w:dxaOrig="8260" w:dyaOrig="520" w14:anchorId="1387BDE5">
-          <v:shape id="_x0000_i1029" type="#_x0000_t75" style="width:347.25pt;height:21.85pt" o:ole="">
+          <v:shape id="_x0000_i1029" type="#_x0000_t75" style="width:347.1pt;height:21.75pt" o:ole="">
             <v:imagedata r:id="rId24" o:title=""/>
           </v:shape>
-          <o:OLEObject Type="Embed" ProgID="Equation.DSMT4" ShapeID="_x0000_i1029" DrawAspect="Content" ObjectID="_1833350313" r:id="rId25"/>
+          <o:OLEObject Type="Embed" ProgID="Equation.DSMT4" ShapeID="_x0000_i1029" DrawAspect="Content" ObjectID="_1833478423" r:id="rId25"/>
         </w:object>
       </w:r>
     </w:p>
@@ -7973,10 +7973,10 @@
           <w:position w:val="-16"/>
         </w:rPr>
         <w:object w:dxaOrig="460" w:dyaOrig="440" w14:anchorId="5F36DAF0">
-          <v:shape id="_x0000_i1030" type="#_x0000_t75" style="width:22.35pt;height:21.85pt" o:ole="">
-            <v:imagedata r:id="rId18" o:title=""/>
+          <v:shape id="_x0000_i1030" type="#_x0000_t75" style="width:22.4pt;height:21.75pt" o:ole="">
+            <v:imagedata r:id="rId17" o:title=""/>
           </v:shape>
-          <o:OLEObject Type="Embed" ProgID="Equation.DSMT4" ShapeID="_x0000_i1030" DrawAspect="Content" ObjectID="_1833350314" r:id="rId26"/>
+          <o:OLEObject Type="Embed" ProgID="Equation.DSMT4" ShapeID="_x0000_i1030" DrawAspect="Content" ObjectID="_1833478424" r:id="rId26"/>
         </w:object>
       </w:r>
       <w:bookmarkEnd w:id="182"/>
@@ -8057,7 +8057,7 @@
           <w:rFonts w:eastAsiaTheme="minorEastAsia"/>
           <w:lang w:eastAsia="zh-CN"/>
         </w:rPr>
-        <w:t xml:space="preserve"> PID </w:t>
+        <w:t>在线调节机制</w:t>
       </w:r>
       <w:r>
         <w:rPr>
@@ -8126,10 +8126,10 @@
           <w:position w:val="-12"/>
         </w:rPr>
         <w:object w:dxaOrig="880" w:dyaOrig="360" w14:anchorId="48DC73B0">
-          <v:shape id="_x0000_i1031" type="#_x0000_t75" style="width:43.75pt;height:18.25pt" o:ole="">
+          <v:shape id="_x0000_i1031" type="#_x0000_t75" style="width:43.45pt;height:18.35pt" o:ole="">
             <v:imagedata r:id="rId27" o:title=""/>
           </v:shape>
-          <o:OLEObject Type="Embed" ProgID="Equation.DSMT4" ShapeID="_x0000_i1031" DrawAspect="Content" ObjectID="_1833350315" r:id="rId28"/>
+          <o:OLEObject Type="Embed" ProgID="Equation.DSMT4" ShapeID="_x0000_i1031" DrawAspect="Content" ObjectID="_1833478425" r:id="rId28"/>
         </w:object>
       </w:r>
       <w:r>
@@ -8222,10 +8222,10 @@
           <w:position w:val="-12"/>
         </w:rPr>
         <w:object w:dxaOrig="920" w:dyaOrig="360" w14:anchorId="4A829B8E">
-          <v:shape id="_x0000_i1032" type="#_x0000_t75" style="width:46.95pt;height:18.25pt" o:ole="">
+          <v:shape id="_x0000_i1032" type="#_x0000_t75" style="width:46.85pt;height:18.35pt" o:ole="">
             <v:imagedata r:id="rId29" o:title=""/>
           </v:shape>
-          <o:OLEObject Type="Embed" ProgID="Equation.DSMT4" ShapeID="_x0000_i1032" DrawAspect="Content" ObjectID="_1833350316" r:id="rId30"/>
+          <o:OLEObject Type="Embed" ProgID="Equation.DSMT4" ShapeID="_x0000_i1032" DrawAspect="Content" ObjectID="_1833478426" r:id="rId30"/>
         </w:object>
       </w:r>
       <w:r>
@@ -8269,7 +8269,15 @@
           <w:vertAlign w:val="subscript"/>
           <w:lang w:eastAsia="zh-CN"/>
         </w:rPr>
-        <w:t>mid</w:t>
+        <w:t>m</w:t>
+      </w:r>
+      <w:r>
+        <w:rPr>
+          <w:rFonts w:eastAsiaTheme="minorEastAsia" w:hint="eastAsia"/>
+          <w:vertAlign w:val="subscript"/>
+          <w:lang w:eastAsia="zh-CN"/>
+        </w:rPr>
+        <w:t>eet</w:t>
       </w:r>
       <w:r>
         <w:rPr>
@@ -8399,42 +8407,21 @@
           <w:rFonts w:eastAsiaTheme="minorEastAsia" w:hint="eastAsia"/>
           <w:lang w:eastAsia="zh-CN"/>
         </w:rPr>
-        <w:t>1 PID</w:t>
+        <w:t>1</w:t>
       </w:r>
       <w:r>
         <w:rPr>
           <w:rFonts w:eastAsiaTheme="minorEastAsia" w:hint="eastAsia"/>
           <w:lang w:eastAsia="zh-CN"/>
         </w:rPr>
-        <w:t>采样控制器</w:t>
-      </w:r>
-      <w:r>
-        <w:rPr>
-          <w:rFonts w:eastAsiaTheme="minorEastAsia" w:hint="eastAsia"/>
-          <w:lang w:eastAsia="zh-CN"/>
-        </w:rPr>
-        <w:t xml:space="preserve"> </w:t>
-      </w:r>
-      <w:r>
-        <w:rPr>
-          <w:rFonts w:eastAsiaTheme="minorEastAsia" w:hint="eastAsia"/>
-          <w:lang w:eastAsia="zh-CN"/>
-        </w:rPr>
-        <w:t>（</w:t>
-      </w:r>
-      <w:r>
-        <w:rPr>
-          <w:rFonts w:eastAsiaTheme="minorEastAsia" w:hint="eastAsia"/>
-          <w:lang w:eastAsia="zh-CN"/>
-        </w:rPr>
-        <w:t>PID Sampling Controller</w:t>
-      </w:r>
-      <w:r>
-        <w:rPr>
-          <w:rFonts w:eastAsiaTheme="minorEastAsia" w:hint="eastAsia"/>
-          <w:lang w:eastAsia="zh-CN"/>
-        </w:rPr>
-        <w:t>）</w:t>
+        <w:t xml:space="preserve"> </w:t>
+      </w:r>
+      <w:r>
+        <w:rPr>
+          <w:rFonts w:eastAsiaTheme="minorEastAsia"/>
+          <w:lang w:eastAsia="zh-CN"/>
+        </w:rPr>
+        <w:t>在线调节机制</w:t>
       </w:r>
       <w:r>
         <w:rPr>
@@ -8543,21 +8530,7 @@
           <w:rFonts w:eastAsiaTheme="minorEastAsia"/>
           <w:lang w:eastAsia="zh-CN"/>
         </w:rPr>
-        <w:t>，估计改进效率并通过离散</w:t>
-      </w:r>
-      <w:r>
-        <w:rPr>
-          <w:rFonts w:eastAsiaTheme="minorEastAsia"/>
-          <w:lang w:eastAsia="zh-CN"/>
-        </w:rPr>
-        <w:t>PID</w:t>
-      </w:r>
-      <w:r>
-        <w:rPr>
-          <w:rFonts w:eastAsiaTheme="minorEastAsia"/>
-          <w:lang w:eastAsia="zh-CN"/>
-        </w:rPr>
-        <w:t>调节采样约束参数，输出超椭球扩张因子</w:t>
+        <w:t>，估计改进效率并通过离散调节采样约束参数，输出超椭球扩张因子</w:t>
       </w:r>
       <w:r>
         <w:rPr>
@@ -9083,12 +9056,12 @@
             </m:r>
             <m:r>
               <w:rPr>
-                <w:rFonts w:ascii="Cambria Math" w:eastAsiaTheme="minorEastAsia" w:hAnsi="Cambria Math" w:hint="eastAsia"/>
+                <w:rFonts w:ascii="Cambria Math" w:eastAsiaTheme="minorEastAsia" w:hAnsi="Cambria Math"/>
                 <w:sz w:val="21"/>
                 <w:szCs w:val="21"/>
                 <w:lang w:eastAsia="zh-CN"/>
               </w:rPr>
-              <m:t>id</m:t>
+              <m:t>eet</m:t>
             </m:r>
           </m:sub>
         </m:sSub>
@@ -9429,26 +9402,14 @@
       </w:pPr>
       <w:r>
         <w:rPr>
-          <w:rFonts w:eastAsia="宋体"/>
           <w:noProof/>
-          <w:spacing w:val="-2"/>
-          <w:w w:val="110"/>
-          <w:lang w:eastAsia="zh-CN"/>
         </w:rPr>
         <w:lastRenderedPageBreak/>
         <w:drawing>
-          <wp:anchor distT="0" distB="0" distL="114300" distR="114300" simplePos="0" relativeHeight="251790336" behindDoc="0" locked="0" layoutInCell="1" allowOverlap="1" wp14:anchorId="6E5A8028" wp14:editId="7A940BF1">
-            <wp:simplePos x="0" y="0"/>
-            <wp:positionH relativeFrom="column">
-              <wp:posOffset>-33086</wp:posOffset>
-            </wp:positionH>
-            <wp:positionV relativeFrom="paragraph">
-              <wp:posOffset>141539</wp:posOffset>
-            </wp:positionV>
-            <wp:extent cx="6668135" cy="4857750"/>
+          <wp:inline distT="0" distB="0" distL="0" distR="0" wp14:anchorId="62091577" wp14:editId="7D7DBFCC">
+            <wp:extent cx="6483350" cy="4403090"/>
             <wp:effectExtent l="0" t="0" r="0" b="0"/>
-            <wp:wrapTopAndBottom/>
-            <wp:docPr id="1841252218" name="图片 1"/>
+            <wp:docPr id="1984545185" name="图片 1"/>
             <wp:cNvGraphicFramePr>
               <a:graphicFrameLocks xmlns:a="http://schemas.openxmlformats.org/drawingml/2006/main" noChangeAspect="1"/>
             </wp:cNvGraphicFramePr>
@@ -9456,17 +9417,11 @@
               <a:graphicData uri="http://schemas.openxmlformats.org/drawingml/2006/picture">
                 <pic:pic xmlns:pic="http://schemas.openxmlformats.org/drawingml/2006/picture">
                   <pic:nvPicPr>
-                    <pic:cNvPr id="1841252218" name=""/>
+                    <pic:cNvPr id="1984545185" name=""/>
                     <pic:cNvPicPr/>
                   </pic:nvPicPr>
                   <pic:blipFill>
-                    <a:blip r:embed="rId33">
-                      <a:extLst>
-                        <a:ext uri="{28A0092B-C50C-407E-A947-70E740481C1C}">
-                          <a14:useLocalDpi xmlns:a14="http://schemas.microsoft.com/office/drawing/2010/main" val="0"/>
-                        </a:ext>
-                      </a:extLst>
-                    </a:blip>
+                    <a:blip r:embed="rId33"/>
                     <a:stretch>
                       <a:fillRect/>
                     </a:stretch>
@@ -9474,7 +9429,7 @@
                   <pic:spPr>
                     <a:xfrm>
                       <a:off x="0" y="0"/>
-                      <a:ext cx="6668135" cy="4857750"/>
+                      <a:ext cx="6483350" cy="4403090"/>
                     </a:xfrm>
                     <a:prstGeom prst="rect">
                       <a:avLst/>
@@ -9483,13 +9438,7 @@
                 </pic:pic>
               </a:graphicData>
             </a:graphic>
-            <wp14:sizeRelH relativeFrom="page">
-              <wp14:pctWidth>0</wp14:pctWidth>
-            </wp14:sizeRelH>
-            <wp14:sizeRelV relativeFrom="page">
-              <wp14:pctHeight>0</wp14:pctHeight>
-            </wp14:sizeRelV>
-          </wp:anchor>
+          </wp:inline>
         </w:drawing>
       </w:r>
     </w:p>
@@ -10035,7 +9984,7 @@
           <w:highlight w:val="yellow"/>
           <w:lang w:eastAsia="zh-CN"/>
         </w:rPr>
-        <w:t>自适应控制（</w:t>
+        <w:t>基于搜索状态反馈的在线调节机制</w:t>
       </w:r>
       <w:r>
         <w:rPr>
@@ -10045,7 +9994,17 @@
           <w:highlight w:val="yellow"/>
           <w:lang w:eastAsia="zh-CN"/>
         </w:rPr>
-        <w:t>PID</w:t>
+        <w:t>（</w:t>
+      </w:r>
+      <w:r>
+        <w:rPr>
+          <w:rFonts w:ascii="Times New Roman" w:eastAsia="宋体" w:hAnsi="Times New Roman" w:cs="Times New Roman" w:hint="eastAsia"/>
+          <w:spacing w:val="-2"/>
+          <w:w w:val="110"/>
+          <w:highlight w:val="yellow"/>
+          <w:lang w:eastAsia="zh-CN"/>
+        </w:rPr>
+        <w:t>SSFOR</w:t>
       </w:r>
       <w:r>
         <w:rPr>
@@ -10211,7 +10170,7 @@
         </w:rPr>
         <w:lastRenderedPageBreak/>
         <w:drawing>
-          <wp:inline distT="0" distB="0" distL="0" distR="0" wp14:anchorId="0281198D" wp14:editId="3D0BE3E0">
+          <wp:inline distT="0" distB="0" distL="0" distR="0" wp14:anchorId="0281198D" wp14:editId="37CDF2C2">
             <wp:extent cx="5260769" cy="4128559"/>
             <wp:effectExtent l="0" t="0" r="0" b="5715"/>
             <wp:docPr id="283809215" name="图片 6" descr="图表, 散点图&#10;&#10;AI 生成的内容可能不正确。"/>
@@ -10432,130 +10391,95 @@
           <w:delText xml:space="preserve">step=…, goalBias=…, </w:delText>
         </w:r>
       </w:del>
-      <w:bookmarkStart w:id="256" w:name="OLE_LINK18"/>
-      <w:r>
-        <w:rPr>
-          <w:rFonts w:eastAsiaTheme="minorEastAsia"/>
-          <w:lang w:eastAsia="zh-CN"/>
-        </w:rPr>
-        <w:t>PID</w:t>
-      </w:r>
+      <w:r>
+        <w:rPr>
+          <w:rFonts w:eastAsiaTheme="minorEastAsia"/>
+          <w:lang w:eastAsia="zh-CN"/>
+        </w:rPr>
+        <w:t>Pareto</w:t>
+      </w:r>
+      <w:del w:id="256" w:author="兴雨 郭" w:date="2026-02-04T22:29:00Z" w16du:dateUtc="2026-02-04T14:29:00Z">
+        <w:r>
+          <w:rPr>
+            <w:rFonts w:eastAsiaTheme="minorEastAsia"/>
+            <w:lang w:eastAsia="zh-CN"/>
+          </w:rPr>
+          <w:delText>触发间</w:delText>
+        </w:r>
+      </w:del>
       <w:ins w:id="257" w:author="兴雨 郭" w:date="2026-02-04T22:29:00Z" w16du:dateUtc="2026-02-04T14:29:00Z">
         <w:r>
           <w:rPr>
             <w:rFonts w:eastAsiaTheme="minorEastAsia" w:hint="eastAsia"/>
             <w:lang w:eastAsia="zh-CN"/>
           </w:rPr>
+          <w:t xml:space="preserve">_interval </w:t>
+        </w:r>
+      </w:ins>
+      <w:del w:id="258" w:author="兴雨 郭" w:date="2026-02-04T22:29:00Z" w16du:dateUtc="2026-02-04T14:29:00Z">
+        <w:r>
+          <w:rPr>
+            <w:rFonts w:eastAsiaTheme="minorEastAsia"/>
+            <w:lang w:eastAsia="zh-CN"/>
+          </w:rPr>
+          <w:delText>隔</w:delText>
+        </w:r>
+      </w:del>
+      <w:r>
+        <w:rPr>
+          <w:rFonts w:eastAsiaTheme="minorEastAsia"/>
+          <w:lang w:eastAsia="zh-CN"/>
+        </w:rPr>
+        <w:t>=</w:t>
+      </w:r>
+      <w:ins w:id="259" w:author="兴雨 郭" w:date="2026-02-04T22:29:00Z" w16du:dateUtc="2026-02-04T14:29:00Z">
+        <w:r>
+          <w:rPr>
+            <w:rFonts w:eastAsiaTheme="minorEastAsia" w:hint="eastAsia"/>
+            <w:lang w:eastAsia="zh-CN"/>
+          </w:rPr>
           <w:t xml:space="preserve"> </w:t>
         </w:r>
       </w:ins>
-      <w:r>
-        <w:rPr>
-          <w:rFonts w:eastAsiaTheme="minorEastAsia"/>
-          <w:lang w:eastAsia="zh-CN"/>
-        </w:rPr>
-        <w:t>=</w:t>
-      </w:r>
-      <w:del w:id="258" w:author="兴雨 郭" w:date="2026-02-04T22:29:00Z" w16du:dateUtc="2026-02-04T14:29:00Z">
+      <w:del w:id="260" w:author="兴雨 郭" w:date="2026-02-04T22:29:00Z" w16du:dateUtc="2026-02-04T14:29:00Z">
         <w:r>
           <w:rPr>
             <w:rFonts w:eastAsiaTheme="minorEastAsia"/>
             <w:lang w:eastAsia="zh-CN"/>
           </w:rPr>
-          <w:delText>(Kp,Ki,Kd)=</w:delText>
+          <w:delText>…</w:delText>
+        </w:r>
+        <w:r>
+          <w:rPr>
+            <w:rFonts w:eastAsiaTheme="minorEastAsia"/>
+            <w:lang w:eastAsia="zh-CN"/>
+          </w:rPr>
+          <w:delText>；</w:delText>
         </w:r>
       </w:del>
-      <w:ins w:id="259" w:author="兴雨 郭" w:date="2026-02-04T22:28:00Z" w16du:dateUtc="2026-02-04T14:28:00Z">
+      <w:ins w:id="261" w:author="兴雨 郭" w:date="2026-02-04T22:29:00Z" w16du:dateUtc="2026-02-04T14:29:00Z">
         <w:r>
           <w:rPr>
             <w:rFonts w:eastAsiaTheme="minorEastAsia" w:hint="eastAsia"/>
             <w:lang w:eastAsia="zh-CN"/>
           </w:rPr>
-          <w:t>（</w:t>
+          <w:t>4</w:t>
+        </w:r>
+        <w:r>
+          <w:rPr>
+            <w:rFonts w:eastAsiaTheme="minorEastAsia"/>
+            <w:lang w:eastAsia="zh-CN"/>
+          </w:rPr>
+          <w:t>；</w:t>
         </w:r>
       </w:ins>
-      <w:del w:id="260" w:author="兴雨 郭" w:date="2026-02-04T22:28:00Z" w16du:dateUtc="2026-02-04T14:28:00Z">
+      <w:del w:id="262" w:author="兴雨 郭" w:date="2026-02-04T22:29:00Z" w16du:dateUtc="2026-02-04T14:29:00Z">
         <w:r>
           <w:rPr>
             <w:rFonts w:eastAsiaTheme="minorEastAsia"/>
             <w:lang w:eastAsia="zh-CN"/>
           </w:rPr>
-          <w:delText>…</w:delText>
-        </w:r>
-        <w:r>
-          <w:rPr>
-            <w:rFonts w:eastAsiaTheme="minorEastAsia"/>
-            <w:lang w:eastAsia="zh-CN"/>
-          </w:rPr>
-          <w:delText>，</w:delText>
-        </w:r>
-      </w:del>
-      <w:ins w:id="261" w:author="兴雨 郭" w:date="2026-02-04T22:28:00Z" w16du:dateUtc="2026-02-04T14:28:00Z">
-        <w:r>
-          <w:rPr>
-            <w:rFonts w:eastAsiaTheme="minorEastAsia" w:hint="eastAsia"/>
-            <w:lang w:eastAsia="zh-CN"/>
-          </w:rPr>
-          <w:t>0.45</w:t>
-        </w:r>
-        <w:r>
-          <w:rPr>
-            <w:rFonts w:eastAsiaTheme="minorEastAsia" w:hint="eastAsia"/>
-            <w:lang w:eastAsia="zh-CN"/>
-          </w:rPr>
-          <w:t>，</w:t>
-        </w:r>
-        <w:r>
-          <w:rPr>
-            <w:rFonts w:eastAsiaTheme="minorEastAsia" w:hint="eastAsia"/>
-            <w:lang w:eastAsia="zh-CN"/>
-          </w:rPr>
-          <w:t>0.07</w:t>
-        </w:r>
-        <w:r>
-          <w:rPr>
-            <w:rFonts w:eastAsiaTheme="minorEastAsia" w:hint="eastAsia"/>
-            <w:lang w:eastAsia="zh-CN"/>
-          </w:rPr>
-          <w:t>，</w:t>
-        </w:r>
-        <w:r>
-          <w:rPr>
-            <w:rFonts w:eastAsiaTheme="minorEastAsia" w:hint="eastAsia"/>
-            <w:lang w:eastAsia="zh-CN"/>
-          </w:rPr>
-          <w:t>0.18</w:t>
-        </w:r>
-        <w:r>
-          <w:rPr>
-            <w:rFonts w:eastAsiaTheme="minorEastAsia" w:hint="eastAsia"/>
-            <w:lang w:eastAsia="zh-CN"/>
-          </w:rPr>
-          <w:t>）</w:t>
-        </w:r>
-        <w:bookmarkEnd w:id="256"/>
-        <w:r>
-          <w:rPr>
-            <w:rFonts w:eastAsiaTheme="minorEastAsia"/>
-            <w:lang w:eastAsia="zh-CN"/>
-          </w:rPr>
-          <w:t>，</w:t>
-        </w:r>
-      </w:ins>
-      <w:r>
-        <w:rPr>
-          <w:rFonts w:eastAsiaTheme="minorEastAsia"/>
-          <w:lang w:eastAsia="zh-CN"/>
-        </w:rPr>
-        <w:t>Pareto</w:t>
-      </w:r>
-      <w:del w:id="262" w:author="兴雨 郭" w:date="2026-02-04T22:29:00Z" w16du:dateUtc="2026-02-04T14:29:00Z">
-        <w:r>
-          <w:rPr>
-            <w:rFonts w:eastAsiaTheme="minorEastAsia"/>
-            <w:lang w:eastAsia="zh-CN"/>
-          </w:rPr>
-          <w:delText>触发间</w:delText>
+          <w:delText>运行次数</w:delText>
         </w:r>
       </w:del>
       <w:ins w:id="263" w:author="兴雨 郭" w:date="2026-02-04T22:29:00Z" w16du:dateUtc="2026-02-04T14:29:00Z">
@@ -10564,110 +10488,35 @@
             <w:rFonts w:eastAsiaTheme="minorEastAsia" w:hint="eastAsia"/>
             <w:lang w:eastAsia="zh-CN"/>
           </w:rPr>
-          <w:t xml:space="preserve">_interval </w:t>
+          <w:t>iter</w:t>
         </w:r>
       </w:ins>
-      <w:del w:id="264" w:author="兴雨 郭" w:date="2026-02-04T22:29:00Z" w16du:dateUtc="2026-02-04T14:29:00Z">
+      <w:r>
+        <w:rPr>
+          <w:rFonts w:eastAsiaTheme="minorEastAsia"/>
+          <w:lang w:eastAsia="zh-CN"/>
+        </w:rPr>
+        <w:t>=</w:t>
+      </w:r>
+      <w:del w:id="264" w:author="兴雨 郭" w:date="2026-02-04T22:30:00Z" w16du:dateUtc="2026-02-04T14:30:00Z">
         <w:r>
           <w:rPr>
             <w:rFonts w:eastAsiaTheme="minorEastAsia"/>
             <w:lang w:eastAsia="zh-CN"/>
           </w:rPr>
-          <w:delText>隔</w:delText>
+          <w:delText>100</w:delText>
         </w:r>
       </w:del>
-      <w:r>
-        <w:rPr>
-          <w:rFonts w:eastAsiaTheme="minorEastAsia"/>
-          <w:lang w:eastAsia="zh-CN"/>
-        </w:rPr>
-        <w:t>=</w:t>
-      </w:r>
-      <w:ins w:id="265" w:author="兴雨 郭" w:date="2026-02-04T22:29:00Z" w16du:dateUtc="2026-02-04T14:29:00Z">
+      <w:ins w:id="265" w:author="兴雨 郭" w:date="2026-02-04T22:30:00Z" w16du:dateUtc="2026-02-04T14:30:00Z">
         <w:r>
           <w:rPr>
             <w:rFonts w:eastAsiaTheme="minorEastAsia" w:hint="eastAsia"/>
             <w:lang w:eastAsia="zh-CN"/>
           </w:rPr>
-          <w:t xml:space="preserve"> </w:t>
+          <w:t>5000</w:t>
         </w:r>
       </w:ins>
-      <w:del w:id="266" w:author="兴雨 郭" w:date="2026-02-04T22:29:00Z" w16du:dateUtc="2026-02-04T14:29:00Z">
-        <w:r>
-          <w:rPr>
-            <w:rFonts w:eastAsiaTheme="minorEastAsia"/>
-            <w:lang w:eastAsia="zh-CN"/>
-          </w:rPr>
-          <w:delText>…</w:delText>
-        </w:r>
-        <w:r>
-          <w:rPr>
-            <w:rFonts w:eastAsiaTheme="minorEastAsia"/>
-            <w:lang w:eastAsia="zh-CN"/>
-          </w:rPr>
-          <w:delText>；</w:delText>
-        </w:r>
-      </w:del>
-      <w:ins w:id="267" w:author="兴雨 郭" w:date="2026-02-04T22:29:00Z" w16du:dateUtc="2026-02-04T14:29:00Z">
-        <w:r>
-          <w:rPr>
-            <w:rFonts w:eastAsiaTheme="minorEastAsia" w:hint="eastAsia"/>
-            <w:lang w:eastAsia="zh-CN"/>
-          </w:rPr>
-          <w:t>4</w:t>
-        </w:r>
-        <w:r>
-          <w:rPr>
-            <w:rFonts w:eastAsiaTheme="minorEastAsia"/>
-            <w:lang w:eastAsia="zh-CN"/>
-          </w:rPr>
-          <w:t>；</w:t>
-        </w:r>
-      </w:ins>
-      <w:del w:id="268" w:author="兴雨 郭" w:date="2026-02-04T22:29:00Z" w16du:dateUtc="2026-02-04T14:29:00Z">
-        <w:r>
-          <w:rPr>
-            <w:rFonts w:eastAsiaTheme="minorEastAsia"/>
-            <w:lang w:eastAsia="zh-CN"/>
-          </w:rPr>
-          <w:delText>运行次数</w:delText>
-        </w:r>
-      </w:del>
-      <w:ins w:id="269" w:author="兴雨 郭" w:date="2026-02-04T22:29:00Z" w16du:dateUtc="2026-02-04T14:29:00Z">
-        <w:r>
-          <w:rPr>
-            <w:rFonts w:eastAsiaTheme="minorEastAsia" w:hint="eastAsia"/>
-            <w:lang w:eastAsia="zh-CN"/>
-          </w:rPr>
-          <w:t>iter</w:t>
-        </w:r>
-      </w:ins>
-      <w:r>
-        <w:rPr>
-          <w:rFonts w:eastAsiaTheme="minorEastAsia"/>
-          <w:lang w:eastAsia="zh-CN"/>
-        </w:rPr>
-        <w:t>=</w:t>
-      </w:r>
-      <w:del w:id="270" w:author="兴雨 郭" w:date="2026-02-04T22:30:00Z" w16du:dateUtc="2026-02-04T14:30:00Z">
-        <w:r>
-          <w:rPr>
-            <w:rFonts w:eastAsiaTheme="minorEastAsia"/>
-            <w:lang w:eastAsia="zh-CN"/>
-          </w:rPr>
-          <w:delText>100</w:delText>
-        </w:r>
-      </w:del>
-      <w:ins w:id="271" w:author="兴雨 郭" w:date="2026-02-04T22:30:00Z" w16du:dateUtc="2026-02-04T14:30:00Z">
-        <w:r>
-          <w:rPr>
-            <w:rFonts w:eastAsiaTheme="minorEastAsia" w:hint="eastAsia"/>
-            <w:lang w:eastAsia="zh-CN"/>
-          </w:rPr>
-          <w:t>5000</w:t>
-        </w:r>
-      </w:ins>
-      <w:del w:id="272" w:author="兴雨 郭" w:date="2026-02-04T22:30:00Z" w16du:dateUtc="2026-02-04T14:30:00Z">
+      <w:del w:id="266" w:author="兴雨 郭" w:date="2026-02-04T22:30:00Z" w16du:dateUtc="2026-02-04T14:30:00Z">
         <w:r>
           <w:rPr>
             <w:rFonts w:eastAsiaTheme="minorEastAsia"/>
@@ -10763,7 +10612,7 @@
           <w:w w:val="110"/>
           <w:lang w:eastAsia="zh-CN"/>
         </w:rPr>
-        <w:pPrChange w:id="273" w:author="兴雨 郭" w:date="2026-02-05T23:02:00Z" w16du:dateUtc="2026-02-05T15:02:00Z">
+        <w:pPrChange w:id="267" w:author="兴雨 郭" w:date="2026-02-05T23:02:00Z" w16du:dateUtc="2026-02-05T15:02:00Z">
           <w:pPr>
             <w:pStyle w:val="11"/>
             <w:tabs>
@@ -10791,9 +10640,9 @@
           <w:w w:val="110"/>
         </w:rPr>
       </w:pPr>
-      <w:bookmarkStart w:id="274" w:name="2_Problem_statement_and_notation"/>
-      <w:bookmarkEnd w:id="274"/>
-      <w:commentRangeStart w:id="275"/>
+      <w:bookmarkStart w:id="268" w:name="2_Problem_statement_and_notation"/>
+      <w:bookmarkEnd w:id="268"/>
+      <w:commentRangeStart w:id="269"/>
       <w:r>
         <w:rPr>
           <w:rFonts w:ascii="Times New Roman" w:eastAsia="宋体" w:hAnsi="Times New Roman" w:cs="Times New Roman"/>
@@ -10802,8 +10651,8 @@
         </w:rPr>
         <w:t>Simulation</w:t>
       </w:r>
-      <w:bookmarkStart w:id="276" w:name="OLE_LINK21"/>
-      <w:commentRangeEnd w:id="275"/>
+      <w:bookmarkStart w:id="270" w:name="OLE_LINK21"/>
+      <w:commentRangeEnd w:id="269"/>
       <w:r>
         <w:rPr>
           <w:rStyle w:val="af0"/>
@@ -10813,10 +10662,10 @@
           <w:sz w:val="24"/>
           <w:szCs w:val="24"/>
         </w:rPr>
-        <w:commentReference w:id="275"/>
+        <w:commentReference w:id="269"/>
       </w:r>
     </w:p>
-    <w:bookmarkEnd w:id="276"/>
+    <w:bookmarkEnd w:id="270"/>
     <w:p>
       <w:pPr>
         <w:pStyle w:val="a3"/>
@@ -10853,26 +10702,7 @@
           <w:szCs w:val="22"/>
           <w:lang w:eastAsia="zh-CN"/>
         </w:rPr>
-        <w:t>在环境规模与障碍物密度保持一致条件下的性能，本研究在不同维度及</w:t>
-      </w:r>
-      <w:r>
-        <w:rPr>
-          <w:rFonts w:eastAsiaTheme="minorEastAsia" w:hint="eastAsia"/>
-          <w:sz w:val="22"/>
-          <w:szCs w:val="22"/>
-          <w:highlight w:val="red"/>
-          <w:lang w:eastAsia="zh-CN"/>
-        </w:rPr>
-        <w:t>最优采样间隔</w:t>
-      </w:r>
-      <w:r>
-        <w:rPr>
-          <w:rFonts w:eastAsiaTheme="minorEastAsia"/>
-          <w:sz w:val="22"/>
-          <w:szCs w:val="22"/>
-          <w:lang w:eastAsia="zh-CN"/>
-        </w:rPr>
-        <w:t>下开展了一系列仿真实验（见表</w:t>
+        <w:t>在环境规模与障碍物密度保持一致条件下的性能，本研究在不同维度下开展了一系列仿真实验（见表</w:t>
       </w:r>
       <w:r>
         <w:rPr>
@@ -10906,10 +10736,10 @@
           <w:lang w:eastAsia="zh-CN"/>
         </w:rPr>
       </w:pPr>
-      <w:bookmarkStart w:id="277" w:name="OLE_LINK14"/>
-      <w:commentRangeStart w:id="278"/>
-      <w:commentRangeStart w:id="279"/>
-      <w:commentRangeStart w:id="280"/>
+      <w:bookmarkStart w:id="271" w:name="OLE_LINK14"/>
+      <w:commentRangeStart w:id="272"/>
+      <w:commentRangeStart w:id="273"/>
+      <w:commentRangeStart w:id="274"/>
       <w:r>
         <w:rPr>
           <w:rFonts w:eastAsiaTheme="minorEastAsia" w:hint="eastAsia"/>
@@ -10919,7 +10749,7 @@
         </w:rPr>
         <w:t>Table 1</w:t>
       </w:r>
-      <w:bookmarkEnd w:id="277"/>
+      <w:bookmarkEnd w:id="271"/>
       <w:r>
         <w:rPr>
           <w:rFonts w:eastAsiaTheme="minorEastAsia" w:hint="eastAsia"/>
@@ -10929,7 +10759,7 @@
         </w:rPr>
         <w:t xml:space="preserve"> Environment configurations</w:t>
       </w:r>
-      <w:commentRangeEnd w:id="278"/>
+      <w:commentRangeEnd w:id="272"/>
       <w:r>
         <w:rPr>
           <w:rStyle w:val="af0"/>
@@ -10938,9 +10768,9 @@
           <w:szCs w:val="22"/>
           <w:lang w:eastAsia="zh-CN"/>
         </w:rPr>
-        <w:commentReference w:id="278"/>
-      </w:r>
-      <w:commentRangeEnd w:id="279"/>
+        <w:commentReference w:id="272"/>
+      </w:r>
+      <w:commentRangeEnd w:id="273"/>
       <w:r>
         <w:rPr>
           <w:rStyle w:val="af0"/>
@@ -10949,9 +10779,9 @@
           <w:szCs w:val="22"/>
           <w:lang w:eastAsia="zh-CN"/>
         </w:rPr>
-        <w:commentReference w:id="279"/>
-      </w:r>
-      <w:commentRangeEnd w:id="280"/>
+        <w:commentReference w:id="273"/>
+      </w:r>
+      <w:commentRangeEnd w:id="274"/>
       <w:r>
         <w:rPr>
           <w:rStyle w:val="af0"/>
@@ -10960,7 +10790,7 @@
           <w:szCs w:val="22"/>
           <w:lang w:eastAsia="zh-CN"/>
         </w:rPr>
-        <w:commentReference w:id="280"/>
+        <w:commentReference w:id="274"/>
       </w:r>
     </w:p>
     <w:tbl>
@@ -11647,7 +11477,7 @@
               </w:rPr>
               <w:t>425</w:t>
             </w:r>
-            <w:bookmarkStart w:id="281" w:name="OLE_LINK13"/>
+            <w:bookmarkStart w:id="275" w:name="OLE_LINK13"/>
             <w:r>
               <w:rPr>
                 <w:rFonts w:eastAsiaTheme="minorEastAsia"/>
@@ -11675,7 +11505,7 @@
               </w:rPr>
               <w:t>425</w:t>
             </w:r>
-            <w:bookmarkEnd w:id="281"/>
+            <w:bookmarkEnd w:id="275"/>
             <w:r>
               <w:rPr>
                 <w:rFonts w:eastAsiaTheme="minorEastAsia"/>
@@ -11718,3008 +11548,562 @@
     </w:tbl>
     <w:p>
       <w:pPr>
-        <w:pStyle w:val="11"/>
-        <w:spacing w:before="109"/>
-        <w:ind w:left="219" w:firstLineChars="200" w:firstLine="440"/>
+        <w:ind w:firstLineChars="200" w:firstLine="440"/>
         <w:jc w:val="both"/>
         <w:rPr>
-          <w:rFonts w:ascii="Times New Roman" w:eastAsiaTheme="minorEastAsia" w:hAnsi="Times New Roman" w:cs="Times New Roman"/>
-          <w:b w:val="0"/>
-          <w:bCs w:val="0"/>
-          <w:sz w:val="22"/>
-          <w:szCs w:val="22"/>
-          <w:lang w:eastAsia="zh-CN"/>
-        </w:rPr>
-      </w:pPr>
-      <w:r>
-        <w:rPr>
-          <w:rFonts w:ascii="Times New Roman" w:eastAsiaTheme="minorEastAsia" w:hAnsi="Times New Roman" w:cs="Times New Roman" w:hint="eastAsia"/>
-          <w:b w:val="0"/>
-          <w:bCs w:val="0"/>
-          <w:sz w:val="22"/>
-          <w:szCs w:val="22"/>
-          <w:lang w:eastAsia="zh-CN"/>
-        </w:rPr>
-        <w:t>由于</w:t>
-      </w:r>
-      <w:r>
-        <w:rPr>
-          <w:rFonts w:ascii="Times New Roman" w:eastAsiaTheme="minorEastAsia" w:hAnsi="Times New Roman" w:cs="Times New Roman" w:hint="eastAsia"/>
-          <w:b w:val="0"/>
-          <w:bCs w:val="0"/>
-          <w:sz w:val="22"/>
-          <w:szCs w:val="22"/>
-          <w:lang w:eastAsia="zh-CN"/>
-        </w:rPr>
-        <w:t>PID</w:t>
-      </w:r>
-      <w:r>
-        <w:rPr>
-          <w:rFonts w:ascii="Times New Roman" w:eastAsiaTheme="minorEastAsia" w:hAnsi="Times New Roman" w:cs="Times New Roman" w:hint="eastAsia"/>
-          <w:b w:val="0"/>
-          <w:bCs w:val="0"/>
-          <w:sz w:val="22"/>
-          <w:szCs w:val="22"/>
-          <w:lang w:eastAsia="zh-CN"/>
-        </w:rPr>
-        <w:t>控制器输出</w:t>
-      </w:r>
-      <w:r>
-        <w:rPr>
-          <w:rFonts w:ascii="Times New Roman" w:eastAsiaTheme="minorEastAsia" w:hAnsi="Times New Roman" w:cs="Times New Roman" w:hint="eastAsia"/>
-          <w:b w:val="0"/>
-          <w:bCs w:val="0"/>
-          <w:sz w:val="22"/>
-          <w:szCs w:val="22"/>
-          <w:lang w:eastAsia="zh-CN"/>
-        </w:rPr>
-        <w:t>会</w:t>
-      </w:r>
-      <w:r>
-        <w:rPr>
-          <w:rFonts w:ascii="Times New Roman" w:eastAsiaTheme="minorEastAsia" w:hAnsi="Times New Roman" w:cs="Times New Roman" w:hint="eastAsia"/>
-          <w:b w:val="0"/>
-          <w:bCs w:val="0"/>
-          <w:sz w:val="22"/>
-          <w:szCs w:val="22"/>
-          <w:lang w:eastAsia="zh-CN"/>
-        </w:rPr>
-        <w:t>直接调节椭球缩放因子，</w:t>
-      </w:r>
-      <w:r>
-        <w:rPr>
-          <w:rFonts w:ascii="Times New Roman" w:eastAsiaTheme="minorEastAsia" w:hAnsi="Times New Roman" w:cs="Times New Roman"/>
-          <w:b w:val="0"/>
-          <w:bCs w:val="0"/>
-          <w:sz w:val="22"/>
-          <w:szCs w:val="22"/>
-          <w:lang w:eastAsia="zh-CN"/>
-        </w:rPr>
-        <w:t>为确定</w:t>
-      </w:r>
-      <w:r>
-        <w:rPr>
-          <w:rFonts w:ascii="Times New Roman" w:eastAsiaTheme="minorEastAsia" w:hAnsi="Times New Roman" w:cs="Times New Roman" w:hint="eastAsia"/>
-          <w:b w:val="0"/>
-          <w:bCs w:val="0"/>
-          <w:sz w:val="22"/>
-          <w:szCs w:val="22"/>
-          <w:lang w:eastAsia="zh-CN"/>
-        </w:rPr>
-        <w:t>最优</w:t>
-      </w:r>
-      <w:r>
-        <w:rPr>
-          <w:rFonts w:ascii="Times New Roman" w:eastAsiaTheme="minorEastAsia" w:hAnsi="Times New Roman" w:cs="Times New Roman"/>
-          <w:b w:val="0"/>
-          <w:bCs w:val="0"/>
-          <w:sz w:val="22"/>
-          <w:szCs w:val="22"/>
-          <w:lang w:eastAsia="zh-CN"/>
-        </w:rPr>
-        <w:t>配置，本文在表</w:t>
-      </w:r>
-      <w:r>
-        <w:rPr>
-          <w:rFonts w:ascii="Times New Roman" w:eastAsiaTheme="minorEastAsia" w:hAnsi="Times New Roman" w:cs="Times New Roman"/>
-          <w:b w:val="0"/>
-          <w:bCs w:val="0"/>
-          <w:sz w:val="22"/>
-          <w:szCs w:val="22"/>
+          <w:del w:id="276" w:author="兴雨 郭" w:date="2026-02-04T22:11:00Z" w16du:dateUtc="2026-02-04T14:11:00Z"/>
+          <w:rFonts w:eastAsiaTheme="minorEastAsia"/>
+          <w:lang w:eastAsia="zh-CN"/>
+        </w:rPr>
+      </w:pPr>
+      <w:r>
+        <w:rPr>
+          <w:rFonts w:eastAsiaTheme="minorEastAsia" w:hint="eastAsia"/>
+          <w:lang w:eastAsia="zh-CN"/>
+        </w:rPr>
+        <w:t>据对路径规划的过往研究中，选取了几个</w:t>
+      </w:r>
+      <w:ins w:id="277" w:author="兴雨 郭" w:date="2026-02-04T22:09:00Z" w16du:dateUtc="2026-02-04T14:09:00Z">
+        <w:r>
+          <w:rPr>
+            <w:rFonts w:eastAsiaTheme="minorEastAsia" w:hint="eastAsia"/>
+            <w:lang w:eastAsia="zh-CN"/>
+          </w:rPr>
+          <w:t>相对前沿</w:t>
+        </w:r>
+      </w:ins>
+      <w:del w:id="278" w:author="兴雨 郭" w:date="2026-02-04T22:09:00Z" w16du:dateUtc="2026-02-04T14:09:00Z">
+        <w:r>
+          <w:rPr>
+            <w:rFonts w:eastAsiaTheme="minorEastAsia" w:hint="eastAsia"/>
+            <w:lang w:eastAsia="zh-CN"/>
+          </w:rPr>
+          <w:delText>较为经典</w:delText>
+        </w:r>
+      </w:del>
+      <w:r>
+        <w:rPr>
+          <w:rFonts w:eastAsiaTheme="minorEastAsia" w:hint="eastAsia"/>
+          <w:lang w:eastAsia="zh-CN"/>
+        </w:rPr>
+        <w:t>的</w:t>
+      </w:r>
+      <w:ins w:id="279" w:author="兴雨 郭" w:date="2026-02-04T22:09:00Z" w16du:dateUtc="2026-02-04T14:09:00Z">
+        <w:r>
+          <w:rPr>
+            <w:rFonts w:eastAsiaTheme="minorEastAsia" w:hint="eastAsia"/>
+            <w:lang w:eastAsia="zh-CN"/>
+          </w:rPr>
+          <w:t>路径规划</w:t>
+        </w:r>
+      </w:ins>
+      <w:del w:id="280" w:author="兴雨 郭" w:date="2026-02-04T22:09:00Z" w16du:dateUtc="2026-02-04T14:09:00Z">
+        <w:r>
+          <w:rPr>
+            <w:rFonts w:eastAsiaTheme="minorEastAsia" w:hint="eastAsia"/>
+            <w:lang w:eastAsia="zh-CN"/>
+          </w:rPr>
+          <w:delText>RRT</w:delText>
+        </w:r>
+      </w:del>
+      <w:r>
+        <w:rPr>
+          <w:rFonts w:eastAsiaTheme="minorEastAsia" w:hint="eastAsia"/>
+          <w:lang w:eastAsia="zh-CN"/>
+        </w:rPr>
+        <w:t>算法</w:t>
+      </w:r>
+      <w:del w:id="281" w:author="兴雨 郭" w:date="2026-02-04T22:10:00Z" w16du:dateUtc="2026-02-04T14:10:00Z">
+        <w:r>
+          <w:rPr>
+            <w:rFonts w:eastAsiaTheme="minorEastAsia" w:hint="eastAsia"/>
+            <w:lang w:eastAsia="zh-CN"/>
+          </w:rPr>
+          <w:delText>，以及相对前沿的</w:delText>
+        </w:r>
+        <w:r>
+          <w:rPr>
+            <w:rFonts w:eastAsiaTheme="minorEastAsia" w:hint="eastAsia"/>
+            <w:lang w:eastAsia="zh-CN"/>
+          </w:rPr>
+          <w:delText>RRT</w:delText>
+        </w:r>
+        <w:r>
+          <w:rPr>
+            <w:rFonts w:eastAsiaTheme="minorEastAsia" w:hint="eastAsia"/>
+            <w:lang w:eastAsia="zh-CN"/>
+          </w:rPr>
+          <w:delText>变体</w:delText>
+        </w:r>
+      </w:del>
+      <w:r>
+        <w:rPr>
+          <w:rFonts w:eastAsiaTheme="minorEastAsia" w:hint="eastAsia"/>
+          <w:lang w:eastAsia="zh-CN"/>
+        </w:rPr>
+        <w:t>进行对比，验证</w:t>
+      </w:r>
+      <w:r>
+        <w:rPr>
+          <w:rFonts w:eastAsiaTheme="minorEastAsia" w:hint="eastAsia"/>
+          <w:lang w:eastAsia="zh-CN"/>
+        </w:rPr>
+        <w:t>SC-RRT</w:t>
+      </w:r>
+      <w:del w:id="282" w:author="兴雨 郭" w:date="2026-02-04T22:10:00Z" w16du:dateUtc="2026-02-04T14:10:00Z">
+        <w:r>
+          <w:rPr>
+            <w:rFonts w:eastAsiaTheme="minorEastAsia" w:hint="eastAsia"/>
+            <w:lang w:eastAsia="zh-CN"/>
+          </w:rPr>
+          <w:delText>在同时平衡</w:delText>
+        </w:r>
+        <w:r>
+          <w:rPr>
+            <w:rFonts w:eastAsiaTheme="minorEastAsia" w:hint="eastAsia"/>
+            <w:lang w:eastAsia="zh-CN"/>
+          </w:rPr>
+          <w:delText>探索效率</w:delText>
+        </w:r>
+        <w:r>
+          <w:rPr>
+            <w:rFonts w:eastAsiaTheme="minorEastAsia" w:hint="eastAsia"/>
+            <w:lang w:eastAsia="zh-CN"/>
+          </w:rPr>
+          <w:delText>-</w:delText>
+        </w:r>
+        <w:r>
+          <w:rPr>
+            <w:rFonts w:eastAsiaTheme="minorEastAsia" w:hint="eastAsia"/>
+            <w:lang w:eastAsia="zh-CN"/>
+          </w:rPr>
+          <w:delText>路径代价</w:delText>
+        </w:r>
+        <w:r>
+          <w:rPr>
+            <w:rFonts w:eastAsiaTheme="minorEastAsia" w:hint="eastAsia"/>
+            <w:lang w:eastAsia="zh-CN"/>
+          </w:rPr>
+          <w:delText>-</w:delText>
+        </w:r>
+        <w:r>
+          <w:rPr>
+            <w:rFonts w:eastAsiaTheme="minorEastAsia" w:hint="eastAsia"/>
+            <w:lang w:eastAsia="zh-CN"/>
+          </w:rPr>
+          <w:delText>环境适应性的</w:delText>
+        </w:r>
+        <w:r>
+          <w:rPr>
+            <w:rFonts w:eastAsiaTheme="minorEastAsia"/>
+            <w:lang w:eastAsia="zh-CN"/>
+          </w:rPr>
+          <w:delText>“</w:delText>
+        </w:r>
+        <w:r>
+          <w:rPr>
+            <w:rFonts w:eastAsiaTheme="minorEastAsia"/>
+            <w:lang w:eastAsia="zh-CN"/>
+          </w:rPr>
+          <w:delText>三目标协同</w:delText>
+        </w:r>
+        <w:r>
+          <w:rPr>
+            <w:rFonts w:eastAsiaTheme="minorEastAsia"/>
+            <w:lang w:eastAsia="zh-CN"/>
+          </w:rPr>
+          <w:delText>”</w:delText>
+        </w:r>
+      </w:del>
+      <w:r>
+        <w:rPr>
+          <w:rFonts w:eastAsiaTheme="minorEastAsia" w:hint="eastAsia"/>
+          <w:lang w:eastAsia="zh-CN"/>
+        </w:rPr>
+        <w:t>的性能和稳定性</w:t>
+      </w:r>
+      <w:r>
+        <w:rPr>
+          <w:rFonts w:eastAsiaTheme="minorEastAsia" w:hint="eastAsia"/>
+          <w:lang w:eastAsia="zh-CN"/>
+        </w:rPr>
+        <w:t>，</w:t>
+      </w:r>
+      <w:r>
+        <w:rPr>
+          <w:rFonts w:eastAsiaTheme="minorEastAsia"/>
+          <w:lang w:eastAsia="zh-CN"/>
+        </w:rPr>
+        <w:t>为确保不同路径规划算法性能对比的公平性，本文采用控制变量法，在相同的环境空间和障碍物配置下，对多种算法的路径长度、收敛时间等性能指标进行评估</w:t>
+      </w:r>
+      <w:r>
+        <w:rPr>
+          <w:rFonts w:eastAsiaTheme="minorEastAsia" w:hint="eastAsia"/>
+          <w:lang w:eastAsia="zh-CN"/>
+        </w:rPr>
+        <w:t>，以表</w:t>
+      </w:r>
+      <w:r>
+        <w:rPr>
+          <w:rFonts w:eastAsiaTheme="minorEastAsia" w:hint="eastAsia"/>
           <w:lang w:eastAsia="zh-CN"/>
         </w:rPr>
         <w:t>1</w:t>
       </w:r>
       <w:r>
         <w:rPr>
-          <w:rFonts w:ascii="Times New Roman" w:eastAsiaTheme="minorEastAsia" w:hAnsi="Times New Roman" w:cs="Times New Roman"/>
-          <w:b w:val="0"/>
-          <w:bCs w:val="0"/>
-          <w:sz w:val="22"/>
-          <w:szCs w:val="22"/>
-          <w:lang w:eastAsia="zh-CN"/>
-        </w:rPr>
-        <w:t>环境设置下对</w:t>
-      </w:r>
-      <w:r>
-        <w:rPr>
-          <w:rFonts w:ascii="Times New Roman" w:eastAsiaTheme="minorEastAsia" w:hAnsi="Times New Roman" w:cs="Times New Roman"/>
-          <w:b w:val="0"/>
-          <w:bCs w:val="0"/>
-          <w:sz w:val="22"/>
-          <w:szCs w:val="22"/>
-          <w:lang w:eastAsia="zh-CN"/>
-        </w:rPr>
-        <w:t xml:space="preserve"> PID </w:t>
-      </w:r>
-      <w:r>
-        <w:rPr>
-          <w:rFonts w:ascii="Times New Roman" w:eastAsiaTheme="minorEastAsia" w:hAnsi="Times New Roman" w:cs="Times New Roman"/>
-          <w:b w:val="0"/>
-          <w:bCs w:val="0"/>
-          <w:sz w:val="22"/>
-          <w:szCs w:val="22"/>
-          <w:lang w:eastAsia="zh-CN"/>
-        </w:rPr>
-        <w:t>参数进行</w:t>
-      </w:r>
-      <w:r>
-        <w:rPr>
-          <w:rFonts w:ascii="Times New Roman" w:eastAsiaTheme="minorEastAsia" w:hAnsi="Times New Roman" w:cs="Times New Roman" w:hint="eastAsia"/>
-          <w:b w:val="0"/>
-          <w:bCs w:val="0"/>
-          <w:sz w:val="22"/>
-          <w:szCs w:val="22"/>
-          <w:lang w:eastAsia="zh-CN"/>
-        </w:rPr>
-        <w:t>双阶段</w:t>
-      </w:r>
-      <w:r>
-        <w:rPr>
-          <w:rFonts w:ascii="Times New Roman" w:eastAsiaTheme="minorEastAsia" w:hAnsi="Times New Roman" w:cs="Times New Roman"/>
-          <w:b w:val="0"/>
-          <w:bCs w:val="0"/>
-          <w:sz w:val="22"/>
-          <w:szCs w:val="22"/>
-          <w:lang w:eastAsia="zh-CN"/>
-        </w:rPr>
-        <w:t>扫描，</w:t>
-      </w:r>
-      <w:r>
-        <w:rPr>
-          <w:rFonts w:ascii="Times New Roman" w:eastAsiaTheme="minorEastAsia" w:hAnsi="Times New Roman" w:cs="Times New Roman" w:hint="eastAsia"/>
-          <w:b w:val="0"/>
-          <w:bCs w:val="0"/>
-          <w:sz w:val="22"/>
-          <w:szCs w:val="22"/>
-          <w:lang w:eastAsia="zh-CN"/>
-        </w:rPr>
-        <w:t>通过第一阶段粗扫，第二阶段细调的方式去</w:t>
-      </w:r>
-      <w:r>
-        <w:rPr>
-          <w:rFonts w:ascii="Times New Roman" w:eastAsiaTheme="minorEastAsia" w:hAnsi="Times New Roman" w:cs="Times New Roman" w:hint="eastAsia"/>
-          <w:b w:val="0"/>
-          <w:bCs w:val="0"/>
-          <w:sz w:val="22"/>
-          <w:szCs w:val="22"/>
-          <w:lang w:eastAsia="zh-CN"/>
-        </w:rPr>
-        <w:t>精确定位</w:t>
-      </w:r>
-      <w:r>
-        <w:rPr>
-          <w:rFonts w:ascii="Times New Roman" w:eastAsiaTheme="minorEastAsia" w:hAnsi="Times New Roman" w:cs="Times New Roman" w:hint="eastAsia"/>
-          <w:b w:val="0"/>
-          <w:bCs w:val="0"/>
-          <w:sz w:val="22"/>
-          <w:szCs w:val="22"/>
-          <w:lang w:eastAsia="zh-CN"/>
-        </w:rPr>
-        <w:t>，每组配置运行</w:t>
-      </w:r>
-      <w:r>
-        <w:rPr>
-          <w:rFonts w:ascii="Times New Roman" w:eastAsiaTheme="minorEastAsia" w:hAnsi="Times New Roman" w:cs="Times New Roman" w:hint="eastAsia"/>
-          <w:b w:val="0"/>
-          <w:bCs w:val="0"/>
-          <w:sz w:val="22"/>
-          <w:szCs w:val="22"/>
-          <w:lang w:eastAsia="zh-CN"/>
-        </w:rPr>
-        <w:t>8</w:t>
-      </w:r>
-      <w:r>
-        <w:rPr>
-          <w:rFonts w:ascii="Times New Roman" w:eastAsiaTheme="minorEastAsia" w:hAnsi="Times New Roman" w:cs="Times New Roman" w:hint="eastAsia"/>
-          <w:b w:val="0"/>
-          <w:bCs w:val="0"/>
-          <w:sz w:val="22"/>
-          <w:szCs w:val="22"/>
-          <w:lang w:eastAsia="zh-CN"/>
-        </w:rPr>
-        <w:t>次，共运行</w:t>
-      </w:r>
-      <w:r>
-        <w:rPr>
-          <w:rFonts w:ascii="Times New Roman" w:eastAsiaTheme="minorEastAsia" w:hAnsi="Times New Roman" w:cs="Times New Roman" w:hint="eastAsia"/>
-          <w:b w:val="0"/>
-          <w:bCs w:val="0"/>
-          <w:sz w:val="22"/>
-          <w:szCs w:val="22"/>
-          <w:lang w:eastAsia="zh-CN"/>
-        </w:rPr>
-        <w:t>8000</w:t>
-      </w:r>
-      <w:r>
-        <w:rPr>
-          <w:rFonts w:ascii="Times New Roman" w:eastAsiaTheme="minorEastAsia" w:hAnsi="Times New Roman" w:cs="Times New Roman" w:hint="eastAsia"/>
-          <w:b w:val="0"/>
-          <w:bCs w:val="0"/>
-          <w:sz w:val="22"/>
-          <w:szCs w:val="22"/>
-          <w:lang w:eastAsia="zh-CN"/>
-        </w:rPr>
-        <w:t>次，</w:t>
-      </w:r>
-      <w:r>
-        <w:rPr>
-          <w:rFonts w:ascii="Times New Roman" w:eastAsiaTheme="minorEastAsia" w:hAnsi="Times New Roman" w:cs="Times New Roman"/>
-          <w:b w:val="0"/>
-          <w:bCs w:val="0"/>
-          <w:sz w:val="22"/>
-          <w:szCs w:val="22"/>
-          <w:lang w:eastAsia="zh-CN"/>
-        </w:rPr>
-        <w:t>排名第</w:t>
-      </w:r>
-      <w:r>
-        <w:rPr>
-          <w:rFonts w:ascii="Times New Roman" w:eastAsiaTheme="minorEastAsia" w:hAnsi="Times New Roman" w:cs="Times New Roman"/>
-          <w:b w:val="0"/>
-          <w:bCs w:val="0"/>
-          <w:sz w:val="22"/>
-          <w:szCs w:val="22"/>
-          <w:lang w:eastAsia="zh-CN"/>
-        </w:rPr>
-        <w:t>1</w:t>
-      </w:r>
-      <w:r>
-        <w:rPr>
-          <w:rFonts w:ascii="Times New Roman" w:eastAsiaTheme="minorEastAsia" w:hAnsi="Times New Roman" w:cs="Times New Roman"/>
-          <w:b w:val="0"/>
-          <w:bCs w:val="0"/>
-          <w:sz w:val="22"/>
-          <w:szCs w:val="22"/>
-          <w:lang w:eastAsia="zh-CN"/>
-        </w:rPr>
-        <w:t>的配置被选为最终最优参数</w:t>
-      </w:r>
-      <w:r>
-        <w:rPr>
-          <w:rFonts w:ascii="Times New Roman" w:eastAsiaTheme="minorEastAsia" w:hAnsi="Times New Roman" w:cs="Times New Roman"/>
-          <w:b w:val="0"/>
-          <w:bCs w:val="0"/>
-          <w:sz w:val="22"/>
-          <w:szCs w:val="22"/>
-          <w:lang w:eastAsia="zh-CN"/>
-        </w:rPr>
-        <w:t>。</w:t>
-      </w:r>
-      <w:r>
-        <w:rPr>
-          <w:rFonts w:ascii="Times New Roman" w:eastAsiaTheme="minorEastAsia" w:hAnsi="Times New Roman" w:cs="Times New Roman" w:hint="eastAsia"/>
-          <w:b w:val="0"/>
-          <w:bCs w:val="0"/>
-          <w:sz w:val="22"/>
-          <w:szCs w:val="22"/>
-          <w:lang w:eastAsia="zh-CN"/>
-        </w:rPr>
-        <w:t>实验过程中发现当</w:t>
-      </w:r>
-      <w:r>
-        <w:rPr>
-          <w:rFonts w:ascii="Times New Roman" w:eastAsiaTheme="minorEastAsia" w:hAnsi="Times New Roman" w:cs="Times New Roman" w:hint="eastAsia"/>
-          <w:b w:val="0"/>
-          <w:bCs w:val="0"/>
-          <w:sz w:val="22"/>
-          <w:szCs w:val="22"/>
-          <w:lang w:eastAsia="zh-CN"/>
-        </w:rPr>
-        <w:t>Kp</w:t>
-      </w:r>
-      <w:r>
-        <w:rPr>
-          <w:rFonts w:ascii="Times New Roman" w:eastAsiaTheme="minorEastAsia" w:hAnsi="Times New Roman" w:cs="Times New Roman" w:hint="eastAsia"/>
-          <w:b w:val="0"/>
-          <w:bCs w:val="0"/>
-          <w:sz w:val="22"/>
-          <w:szCs w:val="22"/>
-          <w:lang w:eastAsia="zh-CN"/>
-        </w:rPr>
-        <w:t>过大将导致震荡，过小则会导致响应速度过慢</w:t>
-      </w:r>
-      <w:r>
-        <w:rPr>
-          <w:rFonts w:ascii="Times New Roman" w:eastAsiaTheme="minorEastAsia" w:hAnsi="Times New Roman" w:cs="Times New Roman"/>
-          <w:b w:val="0"/>
-          <w:bCs w:val="0"/>
-          <w:sz w:val="22"/>
-          <w:szCs w:val="22"/>
-          <w:lang w:eastAsia="zh-CN"/>
-        </w:rPr>
-        <w:t>，当</w:t>
-      </w:r>
-      <w:r>
-        <w:rPr>
-          <w:rFonts w:ascii="Times New Roman" w:eastAsiaTheme="minorEastAsia" w:hAnsi="Times New Roman" w:cs="Times New Roman"/>
-          <w:b w:val="0"/>
-          <w:bCs w:val="0"/>
-          <w:sz w:val="22"/>
-          <w:szCs w:val="22"/>
-          <w:lang w:eastAsia="zh-CN"/>
-        </w:rPr>
-        <w:t xml:space="preserve"> Kp=</w:t>
-      </w:r>
-      <w:r>
-        <w:rPr>
-          <w:rFonts w:ascii="Times New Roman" w:eastAsiaTheme="minorEastAsia" w:hAnsi="Times New Roman" w:cs="Times New Roman" w:hint="eastAsia"/>
-          <w:b w:val="0"/>
-          <w:bCs w:val="0"/>
-          <w:sz w:val="22"/>
-          <w:szCs w:val="22"/>
-          <w:lang w:eastAsia="zh-CN"/>
-        </w:rPr>
-        <w:t>0.</w:t>
-      </w:r>
-      <w:del w:id="282" w:author="兴雨 郭" w:date="2026-02-04T21:30:00Z" w16du:dateUtc="2026-02-04T13:30:00Z">
-        <w:r>
-          <w:rPr>
-            <w:rFonts w:ascii="Times New Roman" w:eastAsiaTheme="minorEastAsia" w:hAnsi="Times New Roman" w:cs="Times New Roman" w:hint="eastAsia"/>
-            <w:b w:val="0"/>
-            <w:bCs w:val="0"/>
-            <w:sz w:val="22"/>
-            <w:szCs w:val="22"/>
-            <w:lang w:eastAsia="zh-CN"/>
-          </w:rPr>
-          <w:delText>20</w:delText>
+          <w:rFonts w:eastAsiaTheme="minorEastAsia" w:hint="eastAsia"/>
+          <w:lang w:eastAsia="zh-CN"/>
+        </w:rPr>
+        <w:t>中规定的环境为例，</w:t>
+      </w:r>
+      <w:del w:id="283" w:author="兴雨 郭" w:date="2026-02-04T22:10:00Z" w16du:dateUtc="2026-02-04T14:10:00Z">
+        <w:r>
+          <w:rPr>
+            <w:rFonts w:eastAsiaTheme="minorEastAsia" w:hint="eastAsia"/>
+            <w:lang w:eastAsia="zh-CN"/>
+          </w:rPr>
+          <w:delText>采用收敛时间，路径长度与路径节点作为指标。</w:delText>
         </w:r>
       </w:del>
       <w:r>
         <w:rPr>
-          <w:rFonts w:ascii="Times New Roman" w:eastAsiaTheme="minorEastAsia" w:hAnsi="Times New Roman" w:cs="Times New Roman" w:hint="eastAsia"/>
-          <w:b w:val="0"/>
-          <w:bCs w:val="0"/>
-          <w:sz w:val="22"/>
-          <w:szCs w:val="22"/>
-          <w:lang w:eastAsia="zh-CN"/>
-        </w:rPr>
-        <w:t>2</w:t>
-      </w:r>
-      <w:ins w:id="283" w:author="兴雨 郭" w:date="2026-02-04T21:31:00Z" w16du:dateUtc="2026-02-04T13:31:00Z">
-        <w:r>
-          <w:rPr>
-            <w:rFonts w:ascii="Times New Roman" w:eastAsiaTheme="minorEastAsia" w:hAnsi="Times New Roman" w:cs="Times New Roman" w:hint="eastAsia"/>
-            <w:b w:val="0"/>
-            <w:bCs w:val="0"/>
-            <w:sz w:val="22"/>
-            <w:szCs w:val="22"/>
-            <w:lang w:eastAsia="zh-CN"/>
-          </w:rPr>
-          <w:t>6</w:t>
+          <w:rFonts w:eastAsiaTheme="minorEastAsia" w:hint="eastAsia"/>
+          <w:lang w:eastAsia="zh-CN"/>
+        </w:rPr>
+        <w:t>在限定最大迭代次数五千次的情况下进行对比，</w:t>
+      </w:r>
+      <w:del w:id="284" w:author="兴雨 郭" w:date="2026-02-04T22:10:00Z" w16du:dateUtc="2026-02-04T14:10:00Z">
+        <w:r>
+          <w:rPr>
+            <w:rFonts w:eastAsiaTheme="minorEastAsia" w:hint="eastAsia"/>
+            <w:lang w:eastAsia="zh-CN"/>
+          </w:rPr>
+          <w:delText>我们</w:delText>
+        </w:r>
+      </w:del>
+      <w:del w:id="285" w:author="兴雨 郭" w:date="2026-02-04T22:11:00Z" w16du:dateUtc="2026-02-04T14:11:00Z">
+        <w:r>
+          <w:rPr>
+            <w:rFonts w:eastAsiaTheme="minorEastAsia" w:hint="eastAsia"/>
+            <w:lang w:eastAsia="zh-CN"/>
+          </w:rPr>
+          <w:delText>在每种情况下都</w:delText>
+        </w:r>
+      </w:del>
+      <w:r>
+        <w:rPr>
+          <w:rFonts w:eastAsiaTheme="minorEastAsia" w:hint="eastAsia"/>
+          <w:lang w:eastAsia="zh-CN"/>
+        </w:rPr>
+        <w:t>进行</w:t>
+      </w:r>
+      <w:del w:id="286" w:author="兴雨 郭" w:date="2026-02-04T22:10:00Z" w16du:dateUtc="2026-02-04T14:10:00Z">
+        <w:r>
+          <w:rPr>
+            <w:rFonts w:eastAsiaTheme="minorEastAsia" w:hint="eastAsia"/>
+            <w:lang w:eastAsia="zh-CN"/>
+          </w:rPr>
+          <w:delText>了</w:delText>
+        </w:r>
+      </w:del>
+      <w:ins w:id="287" w:author="兴雨 郭" w:date="2026-02-04T22:11:00Z" w16du:dateUtc="2026-02-04T14:11:00Z">
+        <w:r>
+          <w:rPr>
+            <w:rFonts w:eastAsiaTheme="minorEastAsia" w:hint="eastAsia"/>
+            <w:lang w:eastAsia="zh-CN"/>
+          </w:rPr>
+          <w:t>5</w:t>
         </w:r>
       </w:ins>
-      <w:r>
-        <w:rPr>
-          <w:rFonts w:ascii="Times New Roman" w:eastAsiaTheme="minorEastAsia" w:hAnsi="Times New Roman" w:cs="Times New Roman"/>
-          <w:b w:val="0"/>
-          <w:bCs w:val="0"/>
-          <w:sz w:val="22"/>
-          <w:szCs w:val="22"/>
-          <w:lang w:eastAsia="zh-CN"/>
-        </w:rPr>
-        <w:t>、</w:t>
-      </w:r>
-      <w:r>
-        <w:rPr>
-          <w:rFonts w:ascii="Times New Roman" w:eastAsiaTheme="minorEastAsia" w:hAnsi="Times New Roman" w:cs="Times New Roman"/>
-          <w:b w:val="0"/>
-          <w:bCs w:val="0"/>
-          <w:sz w:val="22"/>
-          <w:szCs w:val="22"/>
-          <w:lang w:eastAsia="zh-CN"/>
-        </w:rPr>
-        <w:t>Ki=</w:t>
-      </w:r>
-      <w:r>
-        <w:rPr>
-          <w:rFonts w:ascii="Times New Roman" w:eastAsiaTheme="minorEastAsia" w:hAnsi="Times New Roman" w:cs="Times New Roman" w:hint="eastAsia"/>
-          <w:b w:val="0"/>
-          <w:bCs w:val="0"/>
-          <w:sz w:val="22"/>
-          <w:szCs w:val="22"/>
-          <w:lang w:eastAsia="zh-CN"/>
-        </w:rPr>
-        <w:t>0.</w:t>
-      </w:r>
-      <w:del w:id="284" w:author="兴雨 郭" w:date="2026-02-04T21:30:00Z" w16du:dateUtc="2026-02-04T13:30:00Z">
-        <w:r>
-          <w:rPr>
-            <w:rFonts w:ascii="Times New Roman" w:eastAsiaTheme="minorEastAsia" w:hAnsi="Times New Roman" w:cs="Times New Roman" w:hint="eastAsia"/>
-            <w:b w:val="0"/>
-            <w:bCs w:val="0"/>
-            <w:sz w:val="22"/>
-            <w:szCs w:val="22"/>
-            <w:lang w:eastAsia="zh-CN"/>
-          </w:rPr>
-          <w:delText>20</w:delText>
+      <w:del w:id="288" w:author="兴雨 郭" w:date="2026-02-04T22:11:00Z" w16du:dateUtc="2026-02-04T14:11:00Z">
+        <w:r>
+          <w:rPr>
+            <w:rFonts w:eastAsiaTheme="minorEastAsia" w:hint="eastAsia"/>
+            <w:lang w:eastAsia="zh-CN"/>
+          </w:rPr>
+          <w:delText>1</w:delText>
         </w:r>
       </w:del>
-      <w:ins w:id="285" w:author="兴雨 郭" w:date="2026-02-04T21:30:00Z" w16du:dateUtc="2026-02-04T13:30:00Z">
-        <w:r>
-          <w:rPr>
-            <w:rFonts w:ascii="Times New Roman" w:eastAsiaTheme="minorEastAsia" w:hAnsi="Times New Roman" w:cs="Times New Roman" w:hint="eastAsia"/>
-            <w:b w:val="0"/>
-            <w:bCs w:val="0"/>
-            <w:sz w:val="22"/>
-            <w:szCs w:val="22"/>
-            <w:lang w:eastAsia="zh-CN"/>
-          </w:rPr>
-          <w:t>1</w:t>
-        </w:r>
-      </w:ins>
-      <w:ins w:id="286" w:author="兴雨 郭" w:date="2026-02-04T21:31:00Z" w16du:dateUtc="2026-02-04T13:31:00Z">
-        <w:r>
-          <w:rPr>
-            <w:rFonts w:ascii="Times New Roman" w:eastAsiaTheme="minorEastAsia" w:hAnsi="Times New Roman" w:cs="Times New Roman" w:hint="eastAsia"/>
-            <w:b w:val="0"/>
-            <w:bCs w:val="0"/>
-            <w:sz w:val="22"/>
-            <w:szCs w:val="22"/>
-            <w:lang w:eastAsia="zh-CN"/>
-          </w:rPr>
-          <w:t>6</w:t>
-        </w:r>
-      </w:ins>
-      <w:r>
-        <w:rPr>
-          <w:rFonts w:ascii="Times New Roman" w:eastAsiaTheme="minorEastAsia" w:hAnsi="Times New Roman" w:cs="Times New Roman"/>
-          <w:b w:val="0"/>
-          <w:bCs w:val="0"/>
-          <w:sz w:val="22"/>
-          <w:szCs w:val="22"/>
-          <w:lang w:eastAsia="zh-CN"/>
-        </w:rPr>
-        <w:t>、</w:t>
-      </w:r>
-      <w:r>
-        <w:rPr>
-          <w:rFonts w:ascii="Times New Roman" w:eastAsiaTheme="minorEastAsia" w:hAnsi="Times New Roman" w:cs="Times New Roman"/>
-          <w:b w:val="0"/>
-          <w:bCs w:val="0"/>
-          <w:sz w:val="22"/>
-          <w:szCs w:val="22"/>
-          <w:lang w:eastAsia="zh-CN"/>
-        </w:rPr>
-        <w:t>Kd=</w:t>
-      </w:r>
-      <w:r>
-        <w:rPr>
-          <w:rFonts w:ascii="Times New Roman" w:eastAsiaTheme="minorEastAsia" w:hAnsi="Times New Roman" w:cs="Times New Roman"/>
-          <w:b w:val="0"/>
-          <w:bCs w:val="0"/>
-          <w:sz w:val="22"/>
-          <w:szCs w:val="22"/>
-          <w:lang w:eastAsia="zh-CN"/>
-        </w:rPr>
-        <w:t>0.07</w:t>
-      </w:r>
-      <w:r>
-        <w:rPr>
-          <w:rFonts w:ascii="Times New Roman" w:eastAsiaTheme="minorEastAsia" w:hAnsi="Times New Roman" w:cs="Times New Roman"/>
-          <w:b w:val="0"/>
-          <w:bCs w:val="0"/>
-          <w:sz w:val="22"/>
-          <w:szCs w:val="22"/>
-          <w:lang w:eastAsia="zh-CN"/>
-        </w:rPr>
-        <w:t xml:space="preserve"> </w:t>
-      </w:r>
-      <w:r>
-        <w:rPr>
-          <w:rFonts w:ascii="Times New Roman" w:eastAsiaTheme="minorEastAsia" w:hAnsi="Times New Roman" w:cs="Times New Roman"/>
-          <w:b w:val="0"/>
-          <w:bCs w:val="0"/>
-          <w:sz w:val="22"/>
-          <w:szCs w:val="22"/>
-          <w:lang w:eastAsia="zh-CN"/>
-        </w:rPr>
-        <w:t>时可获得稳定</w:t>
-      </w:r>
-      <w:r>
-        <w:rPr>
-          <w:rFonts w:ascii="Times New Roman" w:eastAsiaTheme="minorEastAsia" w:hAnsi="Times New Roman" w:cs="Times New Roman" w:hint="eastAsia"/>
-          <w:b w:val="0"/>
-          <w:bCs w:val="0"/>
-          <w:sz w:val="22"/>
-          <w:szCs w:val="22"/>
-          <w:lang w:eastAsia="zh-CN"/>
-        </w:rPr>
-        <w:t>并实现高质量采样，</w:t>
-      </w:r>
-      <w:r>
-        <w:rPr>
-          <w:rFonts w:ascii="Times New Roman" w:eastAsiaTheme="minorEastAsia" w:hAnsi="Times New Roman" w:cs="Times New Roman"/>
-          <w:b w:val="0"/>
-          <w:bCs w:val="0"/>
-          <w:sz w:val="22"/>
-          <w:szCs w:val="22"/>
-          <w:lang w:eastAsia="zh-CN"/>
-        </w:rPr>
-        <w:t>故本文将其作为默认</w:t>
-      </w:r>
-      <w:r>
-        <w:rPr>
-          <w:rFonts w:ascii="Times New Roman" w:eastAsiaTheme="minorEastAsia" w:hAnsi="Times New Roman" w:cs="Times New Roman"/>
-          <w:b w:val="0"/>
-          <w:bCs w:val="0"/>
-          <w:sz w:val="22"/>
-          <w:szCs w:val="22"/>
-          <w:lang w:eastAsia="zh-CN"/>
-        </w:rPr>
-        <w:t xml:space="preserve"> PID </w:t>
-      </w:r>
-      <w:r>
-        <w:rPr>
-          <w:rFonts w:ascii="Times New Roman" w:eastAsiaTheme="minorEastAsia" w:hAnsi="Times New Roman" w:cs="Times New Roman"/>
-          <w:b w:val="0"/>
-          <w:bCs w:val="0"/>
-          <w:sz w:val="22"/>
-          <w:szCs w:val="22"/>
-          <w:lang w:eastAsia="zh-CN"/>
-        </w:rPr>
-        <w:t>配置用于后续对比实验</w:t>
-      </w:r>
-      <w:r>
-        <w:rPr>
-          <w:rFonts w:ascii="Times New Roman" w:eastAsiaTheme="minorEastAsia" w:hAnsi="Times New Roman" w:cs="Times New Roman" w:hint="eastAsia"/>
-          <w:b w:val="0"/>
-          <w:bCs w:val="0"/>
-          <w:sz w:val="22"/>
-          <w:szCs w:val="22"/>
-          <w:lang w:eastAsia="zh-CN"/>
-        </w:rPr>
-        <w:t>。</w:t>
+      <w:r>
+        <w:rPr>
+          <w:rFonts w:eastAsiaTheme="minorEastAsia" w:hint="eastAsia"/>
+          <w:lang w:eastAsia="zh-CN"/>
+        </w:rPr>
+        <w:t>00</w:t>
+      </w:r>
+      <w:r>
+        <w:rPr>
+          <w:rFonts w:eastAsiaTheme="minorEastAsia" w:hint="eastAsia"/>
+          <w:lang w:eastAsia="zh-CN"/>
+        </w:rPr>
+        <w:t>次运行。</w:t>
       </w:r>
     </w:p>
     <w:p>
       <w:pPr>
-        <w:pStyle w:val="11"/>
-        <w:spacing w:before="109"/>
-        <w:ind w:left="219" w:firstLineChars="200" w:firstLine="440"/>
+        <w:ind w:firstLineChars="200" w:firstLine="440"/>
         <w:jc w:val="both"/>
         <w:rPr>
-          <w:rFonts w:ascii="Times New Roman" w:eastAsiaTheme="minorEastAsia" w:hAnsi="Times New Roman" w:cs="Times New Roman"/>
-          <w:b w:val="0"/>
-          <w:bCs w:val="0"/>
-          <w:sz w:val="22"/>
-          <w:szCs w:val="22"/>
+          <w:rFonts w:eastAsiaTheme="minorEastAsia"/>
           <w:lang w:eastAsia="zh-CN"/>
         </w:rPr>
       </w:pPr>
     </w:p>
     <w:p>
       <w:pPr>
-        <w:pStyle w:val="11"/>
-        <w:spacing w:before="109"/>
-        <w:ind w:left="219" w:firstLineChars="200" w:firstLine="440"/>
-        <w:jc w:val="both"/>
-        <w:rPr>
-          <w:rFonts w:ascii="Times New Roman" w:eastAsiaTheme="minorEastAsia" w:hAnsi="Times New Roman" w:cs="Times New Roman"/>
-          <w:b w:val="0"/>
-          <w:bCs w:val="0"/>
-          <w:sz w:val="22"/>
-          <w:szCs w:val="22"/>
-          <w:lang w:eastAsia="zh-CN"/>
-        </w:rPr>
-      </w:pPr>
-    </w:p>
-    <w:p>
-      <w:pPr>
-        <w:pStyle w:val="11"/>
-        <w:spacing w:before="109"/>
-        <w:ind w:left="219" w:firstLineChars="200" w:firstLine="440"/>
-        <w:jc w:val="both"/>
-        <w:rPr>
-          <w:rFonts w:ascii="Times New Roman" w:eastAsiaTheme="minorEastAsia" w:hAnsi="Times New Roman" w:cs="Times New Roman"/>
-          <w:b w:val="0"/>
-          <w:bCs w:val="0"/>
-          <w:sz w:val="22"/>
-          <w:szCs w:val="22"/>
-          <w:lang w:eastAsia="zh-CN"/>
-        </w:rPr>
-      </w:pPr>
-    </w:p>
-    <w:p>
-      <w:pPr>
-        <w:pStyle w:val="11"/>
-        <w:spacing w:before="109"/>
-        <w:ind w:left="219" w:firstLineChars="200" w:firstLine="440"/>
-        <w:jc w:val="both"/>
-        <w:rPr>
-          <w:rFonts w:ascii="Times New Roman" w:eastAsiaTheme="minorEastAsia" w:hAnsi="Times New Roman" w:cs="Times New Roman"/>
-          <w:b w:val="0"/>
-          <w:bCs w:val="0"/>
-          <w:sz w:val="22"/>
-          <w:szCs w:val="22"/>
-          <w:lang w:eastAsia="zh-CN"/>
-        </w:rPr>
-      </w:pPr>
-    </w:p>
-    <w:p>
-      <w:pPr>
-        <w:pStyle w:val="11"/>
-        <w:spacing w:before="109"/>
-        <w:ind w:left="219" w:firstLineChars="200" w:firstLine="440"/>
-        <w:jc w:val="both"/>
-        <w:rPr>
-          <w:rFonts w:ascii="Times New Roman" w:eastAsiaTheme="minorEastAsia" w:hAnsi="Times New Roman" w:cs="Times New Roman"/>
-          <w:b w:val="0"/>
-          <w:bCs w:val="0"/>
-          <w:sz w:val="22"/>
-          <w:szCs w:val="22"/>
-          <w:lang w:eastAsia="zh-CN"/>
-        </w:rPr>
-      </w:pPr>
-    </w:p>
-    <w:p>
-      <w:pPr>
-        <w:pStyle w:val="11"/>
-        <w:spacing w:before="109"/>
-        <w:ind w:left="219" w:firstLineChars="200" w:firstLine="440"/>
-        <w:jc w:val="both"/>
-        <w:rPr>
-          <w:rFonts w:ascii="Times New Roman" w:eastAsiaTheme="minorEastAsia" w:hAnsi="Times New Roman" w:cs="Times New Roman"/>
-          <w:b w:val="0"/>
-          <w:bCs w:val="0"/>
-          <w:sz w:val="22"/>
-          <w:szCs w:val="22"/>
-          <w:lang w:eastAsia="zh-CN"/>
-        </w:rPr>
-      </w:pPr>
-    </w:p>
-    <w:p>
-      <w:pPr>
-        <w:pStyle w:val="11"/>
-        <w:spacing w:before="109"/>
-        <w:ind w:left="219" w:firstLineChars="200" w:firstLine="440"/>
-        <w:jc w:val="both"/>
-        <w:rPr>
-          <w:ins w:id="287" w:author="兴雨 郭" w:date="2026-02-04T21:30:00Z" w16du:dateUtc="2026-02-04T13:30:00Z"/>
-          <w:rFonts w:ascii="Times New Roman" w:eastAsiaTheme="minorEastAsia" w:hAnsi="Times New Roman" w:cs="Times New Roman"/>
-          <w:b w:val="0"/>
-          <w:bCs w:val="0"/>
-          <w:sz w:val="22"/>
-          <w:szCs w:val="22"/>
-          <w:lang w:eastAsia="zh-CN"/>
-        </w:rPr>
-      </w:pPr>
-    </w:p>
-    <w:p>
-      <w:pPr>
-        <w:pStyle w:val="11"/>
-        <w:spacing w:before="109"/>
-        <w:ind w:left="253" w:hangingChars="115" w:hanging="253"/>
-        <w:jc w:val="both"/>
-        <w:rPr>
-          <w:del w:id="288" w:author="兴雨 郭" w:date="2026-02-05T23:05:00Z" w16du:dateUtc="2026-02-05T15:05:00Z"/>
-          <w:rFonts w:ascii="Times New Roman" w:eastAsiaTheme="minorEastAsia" w:hAnsi="Times New Roman" w:cs="Times New Roman"/>
-          <w:b w:val="0"/>
-          <w:bCs w:val="0"/>
-          <w:sz w:val="22"/>
-          <w:szCs w:val="22"/>
-          <w:lang w:eastAsia="zh-CN"/>
-        </w:rPr>
-        <w:pPrChange w:id="289" w:author="兴雨 郭" w:date="2026-02-05T23:05:00Z" w16du:dateUtc="2026-02-05T15:05:00Z">
-          <w:pPr>
-            <w:pStyle w:val="11"/>
-            <w:spacing w:before="109"/>
-            <w:ind w:left="219" w:firstLineChars="200" w:firstLine="440"/>
-            <w:jc w:val="both"/>
-          </w:pPr>
-        </w:pPrChange>
-      </w:pPr>
-    </w:p>
-    <w:p>
-      <w:pPr>
-        <w:pStyle w:val="11"/>
-        <w:tabs>
-          <w:tab w:val="left" w:pos="487"/>
-        </w:tabs>
-        <w:spacing w:before="109"/>
-        <w:jc w:val="center"/>
-        <w:rPr>
-          <w:rFonts w:ascii="Times New Roman" w:eastAsia="宋体" w:hAnsi="Times New Roman" w:cs="Times New Roman"/>
-          <w:spacing w:val="-2"/>
-          <w:w w:val="110"/>
-          <w:lang w:eastAsia="zh-CN"/>
-        </w:rPr>
-      </w:pPr>
-      <w:r>
-        <w:rPr>
-          <w:rFonts w:ascii="Times New Roman" w:eastAsia="宋体" w:hAnsi="Times New Roman" w:cs="Times New Roman" w:hint="eastAsia"/>
-          <w:spacing w:val="-2"/>
-          <w:w w:val="110"/>
-          <w:highlight w:val="red"/>
-          <w:lang w:eastAsia="zh-CN"/>
-        </w:rPr>
-        <w:t>PID</w:t>
-      </w:r>
-      <w:r>
-        <w:rPr>
-          <w:rFonts w:ascii="Times New Roman" w:eastAsia="宋体" w:hAnsi="Times New Roman" w:cs="Times New Roman" w:hint="eastAsia"/>
-          <w:spacing w:val="-2"/>
-          <w:w w:val="110"/>
-          <w:highlight w:val="red"/>
-          <w:lang w:eastAsia="zh-CN"/>
-        </w:rPr>
-        <w:t>参数控制器最优配置测试实验</w:t>
-      </w:r>
-    </w:p>
-    <w:p>
-      <w:pPr>
-        <w:pStyle w:val="11"/>
-        <w:tabs>
-          <w:tab w:val="left" w:pos="487"/>
-        </w:tabs>
-        <w:spacing w:before="109"/>
-        <w:jc w:val="center"/>
-        <w:rPr>
-          <w:rFonts w:ascii="Times New Roman" w:eastAsia="宋体" w:hAnsi="Times New Roman" w:cs="Times New Roman"/>
-          <w:spacing w:val="-2"/>
-          <w:w w:val="110"/>
-          <w:lang w:eastAsia="zh-CN"/>
-        </w:rPr>
-      </w:pPr>
-      <w:r>
+        <w:ind w:firstLineChars="200" w:firstLine="440"/>
         <w:rPr>
           <w:rFonts w:eastAsiaTheme="minorEastAsia" w:hint="eastAsia"/>
-          <w:sz w:val="22"/>
-          <w:szCs w:val="22"/>
-          <w:lang w:eastAsia="zh-CN"/>
-        </w:rPr>
-        <w:t xml:space="preserve">Table </w:t>
-      </w:r>
+          <w:lang w:eastAsia="zh-CN"/>
+        </w:rPr>
+      </w:pPr>
+      <w:ins w:id="289" w:author="兴雨 郭" w:date="2026-02-04T22:11:00Z" w16du:dateUtc="2026-02-04T14:11:00Z">
+        <w:r>
+          <w:rPr>
+            <w:rFonts w:eastAsiaTheme="minorEastAsia" w:hint="eastAsia"/>
+            <w:lang w:eastAsia="zh-CN"/>
+          </w:rPr>
+          <w:t>通过对</w:t>
+        </w:r>
+      </w:ins>
+      <w:del w:id="290" w:author="兴雨 郭" w:date="2026-02-04T22:11:00Z" w16du:dateUtc="2026-02-04T14:11:00Z">
+        <w:r>
+          <w:rPr>
+            <w:rFonts w:eastAsiaTheme="minorEastAsia" w:hint="eastAsia"/>
+            <w:lang w:eastAsia="zh-CN"/>
+          </w:rPr>
+          <w:delText>表</w:delText>
+        </w:r>
+        <w:r>
+          <w:rPr>
+            <w:rFonts w:eastAsiaTheme="minorEastAsia" w:hint="eastAsia"/>
+            <w:lang w:eastAsia="zh-CN"/>
+          </w:rPr>
+          <w:delText>3</w:delText>
+        </w:r>
+        <w:r>
+          <w:rPr>
+            <w:rFonts w:eastAsiaTheme="minorEastAsia" w:hint="eastAsia"/>
+            <w:lang w:eastAsia="zh-CN"/>
+          </w:rPr>
+          <w:delText>比较了</w:delText>
+        </w:r>
+      </w:del>
       <w:r>
         <w:rPr>
           <w:rFonts w:eastAsiaTheme="minorEastAsia" w:hint="eastAsia"/>
-          <w:sz w:val="22"/>
-          <w:szCs w:val="22"/>
-          <w:lang w:eastAsia="zh-CN"/>
-        </w:rPr>
-        <w:t>2</w:t>
+          <w:lang w:eastAsia="zh-CN"/>
+        </w:rPr>
+        <w:t>SC-RRT</w:t>
       </w:r>
       <w:r>
         <w:rPr>
           <w:rFonts w:eastAsiaTheme="minorEastAsia" w:hint="eastAsia"/>
-          <w:sz w:val="22"/>
-          <w:szCs w:val="22"/>
-          <w:lang w:eastAsia="zh-CN"/>
-        </w:rPr>
-        <w:t xml:space="preserve"> </w:t>
-      </w:r>
+          <w:lang w:eastAsia="zh-CN"/>
+        </w:rPr>
+        <w:t>与</w:t>
+      </w:r>
+      <w:ins w:id="291" w:author="兴雨 郭" w:date="2026-02-04T22:11:00Z" w16du:dateUtc="2026-02-04T14:11:00Z">
+        <w:r>
+          <w:rPr>
+            <w:rFonts w:eastAsiaTheme="minorEastAsia" w:hint="eastAsia"/>
+            <w:lang w:eastAsia="zh-CN"/>
+          </w:rPr>
+          <w:t>Dynamic-RRT</w:t>
+        </w:r>
+      </w:ins>
+      <w:del w:id="292" w:author="兴雨 郭" w:date="2026-02-04T22:11:00Z" w16du:dateUtc="2026-02-04T14:11:00Z">
+        <w:r>
+          <w:rPr>
+            <w:rFonts w:eastAsiaTheme="minorEastAsia" w:hint="eastAsia"/>
+            <w:lang w:eastAsia="zh-CN"/>
+          </w:rPr>
+          <w:delText>传统</w:delText>
+        </w:r>
+        <w:r>
+          <w:rPr>
+            <w:rFonts w:eastAsiaTheme="minorEastAsia" w:hint="eastAsia"/>
+            <w:lang w:eastAsia="zh-CN"/>
+          </w:rPr>
+          <w:delText>RRT</w:delText>
+        </w:r>
+      </w:del>
       <w:r>
         <w:rPr>
           <w:rFonts w:eastAsiaTheme="minorEastAsia" w:hint="eastAsia"/>
-          <w:sz w:val="22"/>
-          <w:szCs w:val="22"/>
-          <w:lang w:eastAsia="zh-CN"/>
-        </w:rPr>
-        <w:t>不同</w:t>
-      </w:r>
+          <w:lang w:eastAsia="zh-CN"/>
+        </w:rPr>
+        <w:t>算法</w:t>
+      </w:r>
+      <w:del w:id="293" w:author="兴雨 郭" w:date="2026-02-04T22:11:00Z" w16du:dateUtc="2026-02-04T14:11:00Z">
+        <w:r>
+          <w:rPr>
+            <w:rFonts w:eastAsiaTheme="minorEastAsia" w:hint="eastAsia"/>
+            <w:lang w:eastAsia="zh-CN"/>
+          </w:rPr>
+          <w:delText>及其变体的</w:delText>
+        </w:r>
+      </w:del>
+      <w:ins w:id="294" w:author="兴雨 郭" w:date="2026-02-04T22:11:00Z" w16du:dateUtc="2026-02-04T14:11:00Z">
+        <w:r>
+          <w:rPr>
+            <w:rFonts w:eastAsiaTheme="minorEastAsia" w:hint="eastAsia"/>
+            <w:lang w:eastAsia="zh-CN"/>
+          </w:rPr>
+          <w:t>的</w:t>
+        </w:r>
+      </w:ins>
       <w:r>
         <w:rPr>
           <w:rFonts w:eastAsiaTheme="minorEastAsia" w:hint="eastAsia"/>
-          <w:sz w:val="22"/>
-          <w:szCs w:val="22"/>
-          <w:lang w:eastAsia="zh-CN"/>
-        </w:rPr>
-        <w:t>PID</w:t>
-      </w:r>
+          <w:lang w:eastAsia="zh-CN"/>
+        </w:rPr>
+        <w:t>性能</w:t>
+      </w:r>
+      <w:ins w:id="295" w:author="兴雨 郭" w:date="2026-02-04T22:11:00Z" w16du:dateUtc="2026-02-04T14:11:00Z">
+        <w:r>
+          <w:rPr>
+            <w:rFonts w:eastAsiaTheme="minorEastAsia" w:hint="eastAsia"/>
+            <w:lang w:eastAsia="zh-CN"/>
+          </w:rPr>
+          <w:t>进行对比</w:t>
+        </w:r>
+      </w:ins>
       <w:r>
         <w:rPr>
           <w:rFonts w:eastAsiaTheme="minorEastAsia" w:hint="eastAsia"/>
-          <w:sz w:val="22"/>
-          <w:szCs w:val="22"/>
-          <w:lang w:eastAsia="zh-CN"/>
-        </w:rPr>
-        <w:t>参数控制下的结果显示</w:t>
-      </w:r>
+          <w:lang w:eastAsia="zh-CN"/>
+        </w:rPr>
+        <w:t>。</w:t>
+      </w:r>
+      <w:ins w:id="296" w:author="兴雨 郭" w:date="2026-02-04T22:12:00Z" w16du:dateUtc="2026-02-04T14:12:00Z">
+        <w:r>
+          <w:rPr>
+            <w:rFonts w:eastAsiaTheme="minorEastAsia" w:hint="eastAsia"/>
+            <w:lang w:eastAsia="zh-CN"/>
+          </w:rPr>
+          <w:t>从表</w:t>
+        </w:r>
+        <w:r>
+          <w:rPr>
+            <w:rFonts w:eastAsiaTheme="minorEastAsia" w:hint="eastAsia"/>
+            <w:lang w:eastAsia="zh-CN"/>
+          </w:rPr>
+          <w:t>3</w:t>
+        </w:r>
+      </w:ins>
+      <w:del w:id="297" w:author="兴雨 郭" w:date="2026-02-04T22:11:00Z" w16du:dateUtc="2026-02-04T14:11:00Z">
+        <w:r>
+          <w:rPr>
+            <w:rFonts w:eastAsiaTheme="minorEastAsia" w:hint="eastAsia"/>
+            <w:lang w:eastAsia="zh-CN"/>
+          </w:rPr>
+          <w:delText>从表</w:delText>
+        </w:r>
+        <w:r>
+          <w:rPr>
+            <w:rFonts w:eastAsiaTheme="minorEastAsia"/>
+            <w:lang w:eastAsia="zh-CN"/>
+          </w:rPr>
+          <w:delText>3</w:delText>
+        </w:r>
+      </w:del>
       <w:r>
         <w:rPr>
           <w:rFonts w:eastAsiaTheme="minorEastAsia" w:hint="eastAsia"/>
-          <w:sz w:val="22"/>
-          <w:szCs w:val="22"/>
-          <w:lang w:eastAsia="zh-CN"/>
-        </w:rPr>
-        <w:t>（</w:t>
-      </w:r>
+          <w:lang w:eastAsia="zh-CN"/>
+        </w:rPr>
+        <w:t>可以看出，</w:t>
+      </w:r>
+      <w:ins w:id="298" w:author="兴雨 郭" w:date="2026-02-04T22:12:00Z" w16du:dateUtc="2026-02-04T14:12:00Z">
+        <w:r>
+          <w:rPr>
+            <w:rFonts w:eastAsiaTheme="minorEastAsia" w:hint="eastAsia"/>
+            <w:lang w:eastAsia="zh-CN"/>
+          </w:rPr>
+          <w:t>Dynamic-RRT</w:t>
+        </w:r>
+        <w:r>
+          <w:rPr>
+            <w:rFonts w:eastAsiaTheme="minorEastAsia" w:hint="eastAsia"/>
+            <w:lang w:eastAsia="zh-CN"/>
+          </w:rPr>
+          <w:t>算法</w:t>
+        </w:r>
+      </w:ins>
+      <w:del w:id="299" w:author="兴雨 郭" w:date="2026-02-04T22:12:00Z" w16du:dateUtc="2026-02-04T14:12:00Z">
+        <w:r>
+          <w:rPr>
+            <w:rFonts w:eastAsiaTheme="minorEastAsia" w:hint="eastAsia"/>
+            <w:lang w:eastAsia="zh-CN"/>
+          </w:rPr>
+          <w:delText>传统算法</w:delText>
+        </w:r>
+        <w:r>
+          <w:rPr>
+            <w:rFonts w:eastAsiaTheme="minorEastAsia" w:hint="eastAsia"/>
+            <w:lang w:eastAsia="zh-CN"/>
+          </w:rPr>
+          <w:delText>RRT-star</w:delText>
+        </w:r>
+      </w:del>
       <w:r>
         <w:rPr>
           <w:rFonts w:eastAsiaTheme="minorEastAsia" w:hint="eastAsia"/>
-          <w:sz w:val="22"/>
-          <w:szCs w:val="22"/>
-          <w:lang w:eastAsia="zh-CN"/>
-        </w:rPr>
-        <w:t>时间和长度</w:t>
-      </w:r>
+          <w:lang w:eastAsia="zh-CN"/>
+        </w:rPr>
+        <w:t>在得到更多时间支持的情况下其渐进最优性才</w:t>
+      </w:r>
+      <w:ins w:id="300" w:author="兴雨 郭" w:date="2026-02-04T22:12:00Z" w16du:dateUtc="2026-02-04T14:12:00Z">
+        <w:r>
+          <w:rPr>
+            <w:rFonts w:eastAsiaTheme="minorEastAsia" w:hint="eastAsia"/>
+            <w:lang w:eastAsia="zh-CN"/>
+          </w:rPr>
+          <w:t>能逐步</w:t>
+        </w:r>
+      </w:ins>
+      <w:del w:id="301" w:author="兴雨 郭" w:date="2026-02-04T22:12:00Z" w16du:dateUtc="2026-02-04T14:12:00Z">
+        <w:r>
+          <w:rPr>
+            <w:rFonts w:eastAsiaTheme="minorEastAsia" w:hint="eastAsia"/>
+            <w:lang w:eastAsia="zh-CN"/>
+          </w:rPr>
+          <w:delText>会重回</w:delText>
+        </w:r>
+      </w:del>
       <w:r>
         <w:rPr>
           <w:rFonts w:eastAsiaTheme="minorEastAsia" w:hint="eastAsia"/>
-          <w:sz w:val="22"/>
-          <w:szCs w:val="22"/>
-          <w:lang w:eastAsia="zh-CN"/>
-        </w:rPr>
-        <w:t>以及采样次数</w:t>
-      </w:r>
-      <w:r>
-        <w:rPr>
-          <w:rFonts w:eastAsiaTheme="minorEastAsia" w:hint="eastAsia"/>
-          <w:sz w:val="22"/>
-          <w:szCs w:val="22"/>
-          <w:lang w:eastAsia="zh-CN"/>
-        </w:rPr>
-        <w:t>为</w:t>
-      </w:r>
-      <w:r>
-        <w:rPr>
-          <w:rFonts w:eastAsiaTheme="minorEastAsia"/>
-          <w:sz w:val="22"/>
-          <w:szCs w:val="22"/>
-          <w:lang w:eastAsia="zh-CN"/>
-        </w:rPr>
-        <w:t>100</w:t>
-      </w:r>
-      <w:r>
-        <w:rPr>
-          <w:rFonts w:eastAsiaTheme="minorEastAsia" w:hint="eastAsia"/>
-          <w:sz w:val="22"/>
-          <w:szCs w:val="22"/>
-          <w:lang w:eastAsia="zh-CN"/>
-        </w:rPr>
-        <w:t>次以上的平均值</w:t>
-      </w:r>
-      <w:r>
-        <w:rPr>
-          <w:rFonts w:eastAsiaTheme="minorEastAsia" w:hint="eastAsia"/>
-          <w:sz w:val="22"/>
-          <w:szCs w:val="22"/>
-          <w:lang w:eastAsia="zh-CN"/>
-        </w:rPr>
-        <w:t>）</w:t>
-      </w:r>
-    </w:p>
-    <w:tbl>
-      <w:tblPr>
-        <w:tblStyle w:val="af"/>
-        <w:tblW w:w="0" w:type="auto"/>
-        <w:jc w:val="center"/>
-        <w:tblBorders>
-          <w:top w:val="none" w:sz="0" w:space="0" w:color="auto"/>
-          <w:left w:val="none" w:sz="0" w:space="0" w:color="auto"/>
-          <w:bottom w:val="none" w:sz="0" w:space="0" w:color="auto"/>
-          <w:right w:val="none" w:sz="0" w:space="0" w:color="auto"/>
-          <w:insideH w:val="none" w:sz="0" w:space="0" w:color="auto"/>
-          <w:insideV w:val="none" w:sz="0" w:space="0" w:color="auto"/>
-        </w:tblBorders>
-        <w:tblLook w:val="04A0" w:firstRow="1" w:lastRow="0" w:firstColumn="1" w:lastColumn="0" w:noHBand="0" w:noVBand="1"/>
-      </w:tblPr>
-      <w:tblGrid>
-        <w:gridCol w:w="1479"/>
-        <w:gridCol w:w="1394"/>
-        <w:gridCol w:w="1174"/>
-        <w:gridCol w:w="1174"/>
-        <w:gridCol w:w="1650"/>
-        <w:gridCol w:w="1210"/>
-      </w:tblGrid>
-      <w:tr>
-        <w:trPr>
-          <w:jc w:val="center"/>
-        </w:trPr>
-        <w:tc>
-          <w:tcPr>
-            <w:tcW w:w="0" w:type="auto"/>
-            <w:tcBorders>
-              <w:top w:val="single" w:sz="6" w:space="0" w:color="auto"/>
-              <w:bottom w:val="single" w:sz="12" w:space="0" w:color="auto"/>
-            </w:tcBorders>
-          </w:tcPr>
-          <w:p>
-            <w:pPr>
-              <w:pStyle w:val="a3"/>
-              <w:spacing w:line="261" w:lineRule="auto"/>
-              <w:ind w:right="114"/>
-              <w:jc w:val="center"/>
-              <w:rPr>
-                <w:rFonts w:eastAsiaTheme="minorEastAsia"/>
-                <w:sz w:val="22"/>
-                <w:szCs w:val="22"/>
-                <w:lang w:eastAsia="zh-CN"/>
-              </w:rPr>
-            </w:pPr>
-            <w:r>
-              <w:rPr>
-                <w:rFonts w:eastAsiaTheme="minorEastAsia" w:hint="eastAsia"/>
-                <w:sz w:val="22"/>
-                <w:szCs w:val="22"/>
-                <w:lang w:eastAsia="zh-CN"/>
-              </w:rPr>
-              <w:t>参数配置</w:t>
-            </w:r>
-          </w:p>
-        </w:tc>
-        <w:tc>
-          <w:tcPr>
-            <w:tcW w:w="0" w:type="auto"/>
-            <w:tcBorders>
-              <w:top w:val="single" w:sz="6" w:space="0" w:color="auto"/>
-              <w:bottom w:val="single" w:sz="12" w:space="0" w:color="auto"/>
-            </w:tcBorders>
-          </w:tcPr>
-          <w:p>
-            <w:pPr>
-              <w:pStyle w:val="a3"/>
-              <w:spacing w:line="261" w:lineRule="auto"/>
-              <w:ind w:right="114"/>
-              <w:jc w:val="center"/>
-              <w:rPr>
-                <w:rFonts w:eastAsiaTheme="minorEastAsia"/>
-                <w:sz w:val="22"/>
-                <w:szCs w:val="22"/>
-                <w:lang w:eastAsia="zh-CN"/>
-              </w:rPr>
-            </w:pPr>
-            <w:r>
-              <w:rPr>
-                <w:rFonts w:eastAsiaTheme="minorEastAsia" w:hint="eastAsia"/>
-                <w:sz w:val="22"/>
-                <w:szCs w:val="22"/>
-                <w:lang w:eastAsia="zh-CN"/>
-              </w:rPr>
-              <w:t>Kp</w:t>
-            </w:r>
-          </w:p>
-        </w:tc>
-        <w:tc>
-          <w:tcPr>
-            <w:tcW w:w="0" w:type="auto"/>
-            <w:tcBorders>
-              <w:top w:val="single" w:sz="6" w:space="0" w:color="auto"/>
-              <w:bottom w:val="single" w:sz="12" w:space="0" w:color="auto"/>
-            </w:tcBorders>
-          </w:tcPr>
-          <w:p>
-            <w:pPr>
-              <w:pStyle w:val="a3"/>
-              <w:spacing w:line="261" w:lineRule="auto"/>
-              <w:ind w:right="114"/>
-              <w:jc w:val="center"/>
-              <w:rPr>
-                <w:rFonts w:eastAsiaTheme="minorEastAsia"/>
-                <w:sz w:val="22"/>
-                <w:szCs w:val="22"/>
-                <w:lang w:eastAsia="zh-CN"/>
-              </w:rPr>
-            </w:pPr>
-            <w:r>
-              <w:rPr>
-                <w:rFonts w:eastAsiaTheme="minorEastAsia" w:hint="eastAsia"/>
-                <w:sz w:val="22"/>
-                <w:szCs w:val="22"/>
-                <w:lang w:eastAsia="zh-CN"/>
-              </w:rPr>
-              <w:t>Ki</w:t>
-            </w:r>
-          </w:p>
-        </w:tc>
-        <w:tc>
-          <w:tcPr>
-            <w:tcW w:w="0" w:type="auto"/>
-            <w:tcBorders>
-              <w:top w:val="single" w:sz="6" w:space="0" w:color="auto"/>
-              <w:bottom w:val="single" w:sz="12" w:space="0" w:color="auto"/>
-            </w:tcBorders>
-          </w:tcPr>
-          <w:p>
-            <w:pPr>
-              <w:pStyle w:val="a3"/>
-              <w:spacing w:line="261" w:lineRule="auto"/>
-              <w:ind w:right="114"/>
-              <w:jc w:val="center"/>
-              <w:rPr>
-                <w:rFonts w:eastAsiaTheme="minorEastAsia"/>
-                <w:sz w:val="22"/>
-                <w:szCs w:val="22"/>
-                <w:lang w:eastAsia="zh-CN"/>
-              </w:rPr>
-            </w:pPr>
-            <w:r>
-              <w:rPr>
-                <w:rFonts w:eastAsiaTheme="minorEastAsia" w:hint="eastAsia"/>
-                <w:sz w:val="22"/>
-                <w:szCs w:val="22"/>
-                <w:lang w:eastAsia="zh-CN"/>
-              </w:rPr>
-              <w:t>Kd</w:t>
-            </w:r>
-          </w:p>
-        </w:tc>
-        <w:tc>
-          <w:tcPr>
-            <w:tcW w:w="0" w:type="auto"/>
-            <w:tcBorders>
-              <w:top w:val="single" w:sz="6" w:space="0" w:color="auto"/>
-              <w:bottom w:val="single" w:sz="12" w:space="0" w:color="auto"/>
-            </w:tcBorders>
-          </w:tcPr>
-          <w:p>
-            <w:pPr>
-              <w:pStyle w:val="a3"/>
-              <w:spacing w:line="261" w:lineRule="auto"/>
-              <w:ind w:right="114"/>
-              <w:jc w:val="center"/>
-              <w:rPr>
-                <w:rFonts w:eastAsiaTheme="minorEastAsia"/>
-                <w:sz w:val="22"/>
-                <w:szCs w:val="22"/>
-                <w:lang w:eastAsia="zh-CN"/>
-              </w:rPr>
-            </w:pPr>
-            <w:r>
-              <w:rPr>
-                <w:rFonts w:eastAsiaTheme="minorEastAsia" w:hint="eastAsia"/>
-                <w:sz w:val="22"/>
-                <w:szCs w:val="22"/>
-                <w:lang w:eastAsia="zh-CN"/>
-              </w:rPr>
-              <w:t>平均路径长度</w:t>
-            </w:r>
-          </w:p>
-        </w:tc>
-        <w:tc>
-          <w:tcPr>
-            <w:tcW w:w="0" w:type="auto"/>
-            <w:tcBorders>
-              <w:top w:val="single" w:sz="6" w:space="0" w:color="auto"/>
-              <w:bottom w:val="single" w:sz="12" w:space="0" w:color="auto"/>
-            </w:tcBorders>
-          </w:tcPr>
-          <w:p>
-            <w:pPr>
-              <w:pStyle w:val="a3"/>
-              <w:spacing w:line="261" w:lineRule="auto"/>
-              <w:ind w:right="114"/>
-              <w:jc w:val="center"/>
-              <w:rPr>
-                <w:rFonts w:eastAsiaTheme="minorEastAsia"/>
-                <w:sz w:val="22"/>
-                <w:szCs w:val="22"/>
-                <w:lang w:eastAsia="zh-CN"/>
-              </w:rPr>
-            </w:pPr>
-            <w:r>
-              <w:rPr>
-                <w:rFonts w:eastAsiaTheme="minorEastAsia" w:hint="eastAsia"/>
-                <w:sz w:val="22"/>
-                <w:szCs w:val="22"/>
-                <w:lang w:eastAsia="zh-CN"/>
-              </w:rPr>
-              <w:t>平均时间</w:t>
-            </w:r>
-          </w:p>
-        </w:tc>
-      </w:tr>
-      <w:tr>
-        <w:trPr>
-          <w:jc w:val="center"/>
-        </w:trPr>
-        <w:tc>
-          <w:tcPr>
-            <w:tcW w:w="0" w:type="auto"/>
-            <w:tcBorders>
-              <w:top w:val="single" w:sz="12" w:space="0" w:color="auto"/>
-            </w:tcBorders>
-          </w:tcPr>
-          <w:p>
-            <w:pPr>
-              <w:pStyle w:val="a3"/>
-              <w:spacing w:line="261" w:lineRule="auto"/>
-              <w:ind w:right="114"/>
-              <w:jc w:val="center"/>
-              <w:rPr>
-                <w:rFonts w:eastAsiaTheme="minorEastAsia"/>
-                <w:sz w:val="22"/>
-                <w:szCs w:val="22"/>
-                <w:lang w:eastAsia="zh-CN"/>
-              </w:rPr>
-            </w:pPr>
-            <w:r>
-              <w:rPr>
-                <w:rFonts w:eastAsiaTheme="minorEastAsia" w:hint="eastAsia"/>
-                <w:sz w:val="22"/>
-                <w:szCs w:val="22"/>
-                <w:lang w:eastAsia="zh-CN"/>
-              </w:rPr>
-              <w:t>搜索范围</w:t>
-            </w:r>
-          </w:p>
-        </w:tc>
-        <w:tc>
-          <w:tcPr>
-            <w:tcW w:w="0" w:type="auto"/>
-            <w:tcBorders>
-              <w:top w:val="single" w:sz="12" w:space="0" w:color="auto"/>
-            </w:tcBorders>
-          </w:tcPr>
-          <w:p>
-            <w:pPr>
-              <w:pStyle w:val="a3"/>
-              <w:spacing w:line="261" w:lineRule="auto"/>
-              <w:ind w:right="114"/>
-              <w:jc w:val="center"/>
-              <w:rPr>
-                <w:rFonts w:eastAsiaTheme="minorEastAsia"/>
-                <w:sz w:val="22"/>
-                <w:szCs w:val="22"/>
-                <w:lang w:eastAsia="zh-CN"/>
-              </w:rPr>
-            </w:pPr>
-            <w:r>
-              <w:rPr>
-                <w:rFonts w:eastAsiaTheme="minorEastAsia" w:hint="eastAsia"/>
-                <w:sz w:val="22"/>
-                <w:szCs w:val="22"/>
-                <w:lang w:eastAsia="zh-CN"/>
-              </w:rPr>
-              <w:t>0.</w:t>
-            </w:r>
-            <w:del w:id="290" w:author="兴雨 郭" w:date="2026-02-04T21:29:00Z" w16du:dateUtc="2026-02-04T13:29:00Z">
-              <w:r>
-                <w:rPr>
-                  <w:rFonts w:eastAsiaTheme="minorEastAsia" w:hint="eastAsia"/>
-                  <w:sz w:val="22"/>
-                  <w:szCs w:val="22"/>
-                  <w:lang w:eastAsia="zh-CN"/>
-                </w:rPr>
-                <w:delText>05</w:delText>
-              </w:r>
-            </w:del>
-            <w:ins w:id="291" w:author="兴雨 郭" w:date="2026-02-04T21:29:00Z" w16du:dateUtc="2026-02-04T13:29:00Z">
-              <w:r>
-                <w:rPr>
-                  <w:rFonts w:eastAsiaTheme="minorEastAsia" w:hint="eastAsia"/>
-                  <w:sz w:val="22"/>
-                  <w:szCs w:val="22"/>
-                  <w:lang w:eastAsia="zh-CN"/>
-                </w:rPr>
-                <w:t>0</w:t>
-              </w:r>
-            </w:ins>
-            <w:r>
-              <w:rPr>
-                <w:rFonts w:eastAsiaTheme="minorEastAsia" w:hint="eastAsia"/>
-                <w:sz w:val="22"/>
-                <w:szCs w:val="22"/>
-                <w:lang w:eastAsia="zh-CN"/>
-              </w:rPr>
-              <w:t>5-0.45</w:t>
-            </w:r>
-          </w:p>
-        </w:tc>
-        <w:tc>
-          <w:tcPr>
-            <w:tcW w:w="0" w:type="auto"/>
-            <w:tcBorders>
-              <w:top w:val="single" w:sz="12" w:space="0" w:color="auto"/>
-            </w:tcBorders>
-          </w:tcPr>
-          <w:p>
-            <w:pPr>
-              <w:pStyle w:val="a3"/>
-              <w:spacing w:line="261" w:lineRule="auto"/>
-              <w:ind w:right="114"/>
-              <w:jc w:val="center"/>
-              <w:rPr>
-                <w:rFonts w:eastAsiaTheme="minorEastAsia"/>
-                <w:sz w:val="22"/>
-                <w:szCs w:val="22"/>
-                <w:lang w:eastAsia="zh-CN"/>
-              </w:rPr>
-            </w:pPr>
-            <w:r>
-              <w:rPr>
-                <w:rFonts w:eastAsiaTheme="minorEastAsia" w:hint="eastAsia"/>
-                <w:sz w:val="22"/>
-                <w:szCs w:val="22"/>
-                <w:lang w:eastAsia="zh-CN"/>
-              </w:rPr>
-              <w:t>0.00-0.07</w:t>
-            </w:r>
-          </w:p>
-        </w:tc>
-        <w:tc>
-          <w:tcPr>
-            <w:tcW w:w="0" w:type="auto"/>
-            <w:tcBorders>
-              <w:top w:val="single" w:sz="12" w:space="0" w:color="auto"/>
-            </w:tcBorders>
-          </w:tcPr>
-          <w:p>
-            <w:pPr>
-              <w:pStyle w:val="a3"/>
-              <w:spacing w:line="261" w:lineRule="auto"/>
-              <w:ind w:right="114"/>
-              <w:jc w:val="center"/>
-              <w:rPr>
-                <w:rFonts w:eastAsiaTheme="minorEastAsia"/>
-                <w:sz w:val="22"/>
-                <w:szCs w:val="22"/>
-                <w:lang w:eastAsia="zh-CN"/>
-              </w:rPr>
-            </w:pPr>
-            <w:r>
-              <w:rPr>
-                <w:rFonts w:eastAsiaTheme="minorEastAsia" w:hint="eastAsia"/>
-                <w:sz w:val="22"/>
-                <w:szCs w:val="22"/>
-                <w:lang w:eastAsia="zh-CN"/>
-              </w:rPr>
-              <w:t>0.03-0.18</w:t>
-            </w:r>
-          </w:p>
-        </w:tc>
-        <w:tc>
-          <w:tcPr>
-            <w:tcW w:w="0" w:type="auto"/>
-            <w:tcBorders>
-              <w:top w:val="single" w:sz="12" w:space="0" w:color="auto"/>
-            </w:tcBorders>
-          </w:tcPr>
-          <w:p>
-            <w:pPr>
-              <w:pStyle w:val="a3"/>
-              <w:spacing w:line="261" w:lineRule="auto"/>
-              <w:ind w:right="114"/>
-              <w:jc w:val="center"/>
-              <w:rPr>
-                <w:rFonts w:eastAsiaTheme="minorEastAsia"/>
-                <w:sz w:val="22"/>
-                <w:szCs w:val="22"/>
-                <w:lang w:eastAsia="zh-CN"/>
-              </w:rPr>
-            </w:pPr>
-            <w:del w:id="292" w:author="兴雨 郭" w:date="2026-02-04T21:39:00Z" w16du:dateUtc="2026-02-04T13:39:00Z">
-              <w:r>
-                <w:rPr>
-                  <w:rFonts w:eastAsiaTheme="minorEastAsia" w:hint="eastAsia"/>
-                  <w:sz w:val="22"/>
-                  <w:szCs w:val="22"/>
-                  <w:lang w:eastAsia="zh-CN"/>
-                </w:rPr>
-                <w:delText>1189.3</w:delText>
-              </w:r>
-            </w:del>
-            <w:r>
-              <w:rPr>
-                <w:rFonts w:eastAsiaTheme="minorEastAsia" w:hint="eastAsia"/>
-                <w:sz w:val="22"/>
-                <w:szCs w:val="22"/>
-                <w:lang w:eastAsia="zh-CN"/>
-              </w:rPr>
-              <w:t>-</w:t>
-            </w:r>
-          </w:p>
-        </w:tc>
-        <w:tc>
-          <w:tcPr>
-            <w:tcW w:w="0" w:type="auto"/>
-            <w:tcBorders>
-              <w:top w:val="single" w:sz="12" w:space="0" w:color="auto"/>
-            </w:tcBorders>
-          </w:tcPr>
-          <w:p>
-            <w:pPr>
-              <w:pStyle w:val="a3"/>
-              <w:spacing w:line="261" w:lineRule="auto"/>
-              <w:ind w:right="114"/>
-              <w:jc w:val="center"/>
-              <w:rPr>
-                <w:rFonts w:eastAsiaTheme="minorEastAsia"/>
-                <w:sz w:val="22"/>
-                <w:szCs w:val="22"/>
-                <w:lang w:eastAsia="zh-CN"/>
-              </w:rPr>
-            </w:pPr>
-            <w:r>
-              <w:rPr>
-                <w:rFonts w:eastAsiaTheme="minorEastAsia" w:hint="eastAsia"/>
-                <w:sz w:val="22"/>
-                <w:szCs w:val="22"/>
-                <w:lang w:eastAsia="zh-CN"/>
-              </w:rPr>
-              <w:t>-</w:t>
-            </w:r>
-          </w:p>
-        </w:tc>
-      </w:tr>
-      <w:tr>
-        <w:trPr>
-          <w:jc w:val="center"/>
-        </w:trPr>
-        <w:tc>
-          <w:tcPr>
-            <w:tcW w:w="0" w:type="auto"/>
-          </w:tcPr>
-          <w:p>
-            <w:pPr>
-              <w:pStyle w:val="a3"/>
-              <w:spacing w:line="261" w:lineRule="auto"/>
-              <w:ind w:right="114"/>
-              <w:jc w:val="center"/>
-              <w:rPr>
-                <w:rFonts w:eastAsiaTheme="minorEastAsia"/>
-                <w:sz w:val="22"/>
-                <w:szCs w:val="22"/>
-                <w:lang w:eastAsia="zh-CN"/>
-              </w:rPr>
-            </w:pPr>
-            <w:r>
-              <w:rPr>
-                <w:rFonts w:eastAsiaTheme="minorEastAsia" w:hint="eastAsia"/>
-                <w:sz w:val="22"/>
-                <w:szCs w:val="22"/>
-                <w:lang w:eastAsia="zh-CN"/>
-              </w:rPr>
-              <w:t xml:space="preserve">Stage 1 </w:t>
-            </w:r>
-            <w:r>
-              <w:rPr>
-                <w:rFonts w:eastAsiaTheme="minorEastAsia" w:hint="eastAsia"/>
-                <w:sz w:val="22"/>
-                <w:szCs w:val="22"/>
-                <w:lang w:eastAsia="zh-CN"/>
-              </w:rPr>
-              <w:t>最优</w:t>
-            </w:r>
-          </w:p>
-        </w:tc>
-        <w:tc>
-          <w:tcPr>
-            <w:tcW w:w="0" w:type="auto"/>
-          </w:tcPr>
-          <w:p>
-            <w:pPr>
-              <w:pStyle w:val="a3"/>
-              <w:spacing w:line="261" w:lineRule="auto"/>
-              <w:ind w:right="114"/>
-              <w:jc w:val="center"/>
-              <w:rPr>
-                <w:rFonts w:eastAsiaTheme="minorEastAsia"/>
-                <w:sz w:val="22"/>
-                <w:szCs w:val="22"/>
-                <w:lang w:eastAsia="zh-CN"/>
-              </w:rPr>
-            </w:pPr>
-            <w:r>
-              <w:rPr>
-                <w:rFonts w:eastAsiaTheme="minorEastAsia" w:hint="eastAsia"/>
-                <w:sz w:val="22"/>
-                <w:szCs w:val="22"/>
-                <w:lang w:eastAsia="zh-CN"/>
-              </w:rPr>
-              <w:t>0.</w:t>
-            </w:r>
-            <w:del w:id="293" w:author="兴雨 郭" w:date="2026-02-04T21:29:00Z" w16du:dateUtc="2026-02-04T13:29:00Z">
-              <w:r>
-                <w:rPr>
-                  <w:rFonts w:eastAsiaTheme="minorEastAsia" w:hint="eastAsia"/>
-                  <w:sz w:val="22"/>
-                  <w:szCs w:val="22"/>
-                  <w:lang w:eastAsia="zh-CN"/>
-                </w:rPr>
-                <w:delText>10</w:delText>
-              </w:r>
-            </w:del>
-            <w:r>
-              <w:rPr>
-                <w:rFonts w:eastAsiaTheme="minorEastAsia" w:hint="eastAsia"/>
-                <w:sz w:val="22"/>
-                <w:szCs w:val="22"/>
-                <w:lang w:eastAsia="zh-CN"/>
-              </w:rPr>
-              <w:t>16</w:t>
-            </w:r>
-          </w:p>
-        </w:tc>
-        <w:tc>
-          <w:tcPr>
-            <w:tcW w:w="0" w:type="auto"/>
-          </w:tcPr>
-          <w:p>
-            <w:pPr>
-              <w:pStyle w:val="a3"/>
-              <w:spacing w:line="261" w:lineRule="auto"/>
-              <w:ind w:right="114"/>
-              <w:jc w:val="center"/>
-              <w:rPr>
-                <w:rFonts w:eastAsiaTheme="minorEastAsia"/>
-                <w:sz w:val="22"/>
-                <w:szCs w:val="22"/>
-                <w:lang w:eastAsia="zh-CN"/>
-              </w:rPr>
-            </w:pPr>
-            <w:r>
-              <w:rPr>
-                <w:rFonts w:eastAsiaTheme="minorEastAsia" w:hint="eastAsia"/>
-                <w:sz w:val="22"/>
-                <w:szCs w:val="22"/>
-                <w:lang w:eastAsia="zh-CN"/>
-              </w:rPr>
-              <w:t>0.</w:t>
-            </w:r>
-            <w:del w:id="294" w:author="兴雨 郭" w:date="2026-02-04T21:29:00Z" w16du:dateUtc="2026-02-04T13:29:00Z">
-              <w:r>
-                <w:rPr>
-                  <w:rFonts w:eastAsiaTheme="minorEastAsia" w:hint="eastAsia"/>
-                  <w:sz w:val="22"/>
-                  <w:szCs w:val="22"/>
-                  <w:lang w:eastAsia="zh-CN"/>
-                </w:rPr>
-                <w:delText>10</w:delText>
-              </w:r>
-            </w:del>
-            <w:r>
-              <w:rPr>
-                <w:rFonts w:eastAsiaTheme="minorEastAsia" w:hint="eastAsia"/>
-                <w:sz w:val="22"/>
-                <w:szCs w:val="22"/>
-                <w:lang w:eastAsia="zh-CN"/>
-              </w:rPr>
-              <w:t>026</w:t>
-            </w:r>
-          </w:p>
-        </w:tc>
-        <w:tc>
-          <w:tcPr>
-            <w:tcW w:w="0" w:type="auto"/>
-          </w:tcPr>
-          <w:p>
-            <w:pPr>
-              <w:pStyle w:val="a3"/>
-              <w:spacing w:line="261" w:lineRule="auto"/>
-              <w:ind w:right="114"/>
-              <w:jc w:val="center"/>
-              <w:rPr>
-                <w:rFonts w:eastAsiaTheme="minorEastAsia"/>
-                <w:sz w:val="22"/>
-                <w:szCs w:val="22"/>
-                <w:lang w:eastAsia="zh-CN"/>
-              </w:rPr>
-            </w:pPr>
-            <w:r>
-              <w:rPr>
-                <w:rFonts w:eastAsiaTheme="minorEastAsia" w:hint="eastAsia"/>
-                <w:sz w:val="22"/>
-                <w:szCs w:val="22"/>
-                <w:lang w:eastAsia="zh-CN"/>
-              </w:rPr>
-              <w:t>0.080</w:t>
-            </w:r>
-          </w:p>
-        </w:tc>
-        <w:tc>
-          <w:tcPr>
-            <w:tcW w:w="0" w:type="auto"/>
-          </w:tcPr>
-          <w:p>
-            <w:pPr>
-              <w:pStyle w:val="a3"/>
-              <w:spacing w:line="261" w:lineRule="auto"/>
-              <w:ind w:right="114"/>
-              <w:jc w:val="center"/>
-              <w:rPr>
-                <w:rFonts w:eastAsiaTheme="minorEastAsia"/>
-                <w:sz w:val="22"/>
-                <w:szCs w:val="22"/>
-                <w:lang w:eastAsia="zh-CN"/>
-              </w:rPr>
-            </w:pPr>
-            <w:del w:id="295" w:author="兴雨 郭" w:date="2026-02-04T21:39:00Z" w16du:dateUtc="2026-02-04T13:39:00Z">
-              <w:r>
-                <w:rPr>
-                  <w:rFonts w:eastAsiaTheme="minorEastAsia" w:hint="eastAsia"/>
-                  <w:sz w:val="22"/>
-                  <w:szCs w:val="22"/>
-                  <w:lang w:eastAsia="zh-CN"/>
-                </w:rPr>
-                <w:delText>1165.7</w:delText>
-              </w:r>
-            </w:del>
-            <w:r>
-              <w:rPr>
-                <w:rFonts w:eastAsiaTheme="minorEastAsia" w:hint="eastAsia"/>
-                <w:sz w:val="22"/>
-                <w:szCs w:val="22"/>
-                <w:lang w:eastAsia="zh-CN"/>
-              </w:rPr>
-              <w:t>1041.42</w:t>
-            </w:r>
-          </w:p>
-        </w:tc>
-        <w:tc>
-          <w:tcPr>
-            <w:tcW w:w="0" w:type="auto"/>
-          </w:tcPr>
-          <w:p>
-            <w:pPr>
-              <w:pStyle w:val="a3"/>
-              <w:spacing w:line="261" w:lineRule="auto"/>
-              <w:ind w:right="114"/>
-              <w:jc w:val="center"/>
-              <w:rPr>
-                <w:rFonts w:eastAsiaTheme="minorEastAsia"/>
-                <w:sz w:val="22"/>
-                <w:szCs w:val="22"/>
-                <w:lang w:eastAsia="zh-CN"/>
-              </w:rPr>
-            </w:pPr>
-            <w:r>
-              <w:rPr>
-                <w:rFonts w:eastAsiaTheme="minorEastAsia" w:hint="eastAsia"/>
-                <w:sz w:val="22"/>
-                <w:szCs w:val="22"/>
-                <w:lang w:eastAsia="zh-CN"/>
-              </w:rPr>
-              <w:t>8.72</w:t>
-            </w:r>
-          </w:p>
-        </w:tc>
-      </w:tr>
-      <w:tr>
-        <w:trPr>
-          <w:jc w:val="center"/>
-        </w:trPr>
-        <w:tc>
-          <w:tcPr>
-            <w:tcW w:w="0" w:type="auto"/>
-          </w:tcPr>
-          <w:p>
-            <w:pPr>
-              <w:pStyle w:val="a3"/>
-              <w:spacing w:line="261" w:lineRule="auto"/>
-              <w:ind w:right="114"/>
-              <w:jc w:val="center"/>
-              <w:rPr>
-                <w:rFonts w:eastAsiaTheme="minorEastAsia"/>
-                <w:sz w:val="22"/>
-                <w:szCs w:val="22"/>
-                <w:lang w:eastAsia="zh-CN"/>
-              </w:rPr>
-            </w:pPr>
-            <w:r>
-              <w:rPr>
-                <w:rFonts w:eastAsiaTheme="minorEastAsia" w:hint="eastAsia"/>
-                <w:sz w:val="22"/>
-                <w:szCs w:val="22"/>
-                <w:lang w:eastAsia="zh-CN"/>
-              </w:rPr>
-              <w:t xml:space="preserve">Stage 2 </w:t>
-            </w:r>
-            <w:r>
-              <w:rPr>
-                <w:rFonts w:eastAsiaTheme="minorEastAsia" w:hint="eastAsia"/>
-                <w:sz w:val="22"/>
-                <w:szCs w:val="22"/>
-                <w:lang w:eastAsia="zh-CN"/>
-              </w:rPr>
-              <w:t>最优</w:t>
-            </w:r>
-          </w:p>
-        </w:tc>
-        <w:tc>
-          <w:tcPr>
-            <w:tcW w:w="0" w:type="auto"/>
-          </w:tcPr>
-          <w:p>
-            <w:pPr>
-              <w:pStyle w:val="a3"/>
-              <w:spacing w:line="261" w:lineRule="auto"/>
-              <w:ind w:right="114"/>
-              <w:jc w:val="center"/>
-              <w:rPr>
-                <w:rFonts w:eastAsiaTheme="minorEastAsia"/>
-                <w:sz w:val="22"/>
-                <w:szCs w:val="22"/>
-                <w:lang w:eastAsia="zh-CN"/>
-              </w:rPr>
-            </w:pPr>
-            <w:r>
-              <w:rPr>
-                <w:rFonts w:eastAsiaTheme="minorEastAsia" w:hint="eastAsia"/>
-                <w:sz w:val="22"/>
-                <w:szCs w:val="22"/>
-                <w:lang w:eastAsia="zh-CN"/>
-              </w:rPr>
-              <w:t>0.</w:t>
-            </w:r>
-            <w:del w:id="296" w:author="兴雨 郭" w:date="2026-02-04T21:30:00Z" w16du:dateUtc="2026-02-04T13:30:00Z">
-              <w:r>
-                <w:rPr>
-                  <w:rFonts w:eastAsiaTheme="minorEastAsia" w:hint="eastAsia"/>
-                  <w:sz w:val="22"/>
-                  <w:szCs w:val="22"/>
-                  <w:lang w:eastAsia="zh-CN"/>
-                </w:rPr>
-                <w:delText>15</w:delText>
-              </w:r>
-            </w:del>
-            <w:r>
-              <w:rPr>
-                <w:rFonts w:eastAsiaTheme="minorEastAsia" w:hint="eastAsia"/>
-                <w:sz w:val="22"/>
-                <w:szCs w:val="22"/>
-                <w:lang w:eastAsia="zh-CN"/>
-              </w:rPr>
-              <w:t>26</w:t>
-            </w:r>
-          </w:p>
-        </w:tc>
-        <w:tc>
-          <w:tcPr>
-            <w:tcW w:w="0" w:type="auto"/>
-          </w:tcPr>
-          <w:p>
-            <w:pPr>
-              <w:pStyle w:val="a3"/>
-              <w:spacing w:line="261" w:lineRule="auto"/>
-              <w:ind w:right="114"/>
-              <w:jc w:val="center"/>
-              <w:rPr>
-                <w:rFonts w:eastAsiaTheme="minorEastAsia"/>
-                <w:sz w:val="22"/>
-                <w:szCs w:val="22"/>
-                <w:lang w:eastAsia="zh-CN"/>
-              </w:rPr>
-            </w:pPr>
-            <w:r>
-              <w:rPr>
-                <w:rFonts w:eastAsiaTheme="minorEastAsia" w:hint="eastAsia"/>
-                <w:sz w:val="22"/>
-                <w:szCs w:val="22"/>
-                <w:lang w:eastAsia="zh-CN"/>
-              </w:rPr>
-              <w:t>0.</w:t>
-            </w:r>
-            <w:del w:id="297" w:author="兴雨 郭" w:date="2026-02-04T21:30:00Z" w16du:dateUtc="2026-02-04T13:30:00Z">
-              <w:r>
-                <w:rPr>
-                  <w:rFonts w:eastAsiaTheme="minorEastAsia" w:hint="eastAsia"/>
-                  <w:sz w:val="22"/>
-                  <w:szCs w:val="22"/>
-                  <w:lang w:eastAsia="zh-CN"/>
-                </w:rPr>
-                <w:delText>20</w:delText>
-              </w:r>
-            </w:del>
-            <w:r>
-              <w:rPr>
-                <w:rFonts w:eastAsiaTheme="minorEastAsia" w:hint="eastAsia"/>
-                <w:sz w:val="22"/>
-                <w:szCs w:val="22"/>
-                <w:lang w:eastAsia="zh-CN"/>
-              </w:rPr>
-              <w:t>024</w:t>
-            </w:r>
-          </w:p>
-        </w:tc>
-        <w:tc>
-          <w:tcPr>
-            <w:tcW w:w="0" w:type="auto"/>
-          </w:tcPr>
-          <w:p>
-            <w:pPr>
-              <w:pStyle w:val="a3"/>
-              <w:spacing w:line="261" w:lineRule="auto"/>
-              <w:ind w:right="114"/>
-              <w:jc w:val="center"/>
-              <w:rPr>
-                <w:rFonts w:eastAsiaTheme="minorEastAsia"/>
-                <w:sz w:val="22"/>
-                <w:szCs w:val="22"/>
-                <w:lang w:eastAsia="zh-CN"/>
-              </w:rPr>
-            </w:pPr>
-            <w:r>
-              <w:rPr>
-                <w:rFonts w:eastAsiaTheme="minorEastAsia" w:hint="eastAsia"/>
-                <w:sz w:val="22"/>
-                <w:szCs w:val="22"/>
-                <w:lang w:eastAsia="zh-CN"/>
-              </w:rPr>
-              <w:t>0.060</w:t>
-            </w:r>
-          </w:p>
-        </w:tc>
-        <w:tc>
-          <w:tcPr>
-            <w:tcW w:w="0" w:type="auto"/>
-          </w:tcPr>
-          <w:p>
-            <w:pPr>
-              <w:pStyle w:val="a3"/>
-              <w:spacing w:line="261" w:lineRule="auto"/>
-              <w:ind w:right="114"/>
-              <w:jc w:val="center"/>
-              <w:rPr>
-                <w:rFonts w:eastAsiaTheme="minorEastAsia"/>
-                <w:sz w:val="22"/>
-                <w:szCs w:val="22"/>
-                <w:lang w:eastAsia="zh-CN"/>
-              </w:rPr>
-            </w:pPr>
-            <w:del w:id="298" w:author="兴雨 郭" w:date="2026-02-04T21:39:00Z" w16du:dateUtc="2026-02-04T13:39:00Z">
-              <w:r>
-                <w:rPr>
-                  <w:rFonts w:eastAsiaTheme="minorEastAsia" w:hint="eastAsia"/>
-                  <w:sz w:val="22"/>
-                  <w:szCs w:val="22"/>
-                  <w:lang w:eastAsia="zh-CN"/>
-                </w:rPr>
-                <w:delText>1168.2</w:delText>
-              </w:r>
-            </w:del>
-            <w:r>
-              <w:rPr>
-                <w:rFonts w:eastAsiaTheme="minorEastAsia" w:hint="eastAsia"/>
-                <w:sz w:val="22"/>
-                <w:szCs w:val="22"/>
-                <w:lang w:eastAsia="zh-CN"/>
-              </w:rPr>
-              <w:t>1075.77</w:t>
-            </w:r>
-          </w:p>
-        </w:tc>
-        <w:tc>
-          <w:tcPr>
-            <w:tcW w:w="0" w:type="auto"/>
-          </w:tcPr>
-          <w:p>
-            <w:pPr>
-              <w:pStyle w:val="a3"/>
-              <w:spacing w:line="261" w:lineRule="auto"/>
-              <w:ind w:right="114"/>
-              <w:jc w:val="center"/>
-              <w:rPr>
-                <w:rFonts w:eastAsiaTheme="minorEastAsia"/>
-                <w:sz w:val="22"/>
-                <w:szCs w:val="22"/>
-                <w:lang w:eastAsia="zh-CN"/>
-              </w:rPr>
-            </w:pPr>
-            <w:r>
-              <w:rPr>
-                <w:rFonts w:eastAsiaTheme="minorEastAsia" w:hint="eastAsia"/>
-                <w:sz w:val="22"/>
-                <w:szCs w:val="22"/>
-                <w:lang w:eastAsia="zh-CN"/>
-              </w:rPr>
-              <w:t>11.82</w:t>
-            </w:r>
-          </w:p>
-        </w:tc>
-      </w:tr>
-      <w:tr>
-        <w:trPr>
-          <w:jc w:val="center"/>
-        </w:trPr>
-        <w:tc>
-          <w:tcPr>
-            <w:tcW w:w="0" w:type="auto"/>
-          </w:tcPr>
-          <w:p>
-            <w:pPr>
-              <w:pStyle w:val="a3"/>
-              <w:spacing w:line="261" w:lineRule="auto"/>
-              <w:ind w:right="114"/>
-              <w:jc w:val="center"/>
-              <w:rPr>
-                <w:rFonts w:eastAsiaTheme="minorEastAsia"/>
-                <w:sz w:val="22"/>
-                <w:szCs w:val="22"/>
-                <w:lang w:eastAsia="zh-CN"/>
-              </w:rPr>
-            </w:pPr>
-            <w:r>
-              <w:rPr>
-                <w:rFonts w:eastAsiaTheme="minorEastAsia" w:hint="eastAsia"/>
-                <w:sz w:val="22"/>
-                <w:szCs w:val="22"/>
-                <w:lang w:eastAsia="zh-CN"/>
-              </w:rPr>
-              <w:t>最优配置</w:t>
-            </w:r>
-          </w:p>
-        </w:tc>
-        <w:tc>
-          <w:tcPr>
-            <w:tcW w:w="0" w:type="auto"/>
-          </w:tcPr>
-          <w:p>
-            <w:pPr>
-              <w:pStyle w:val="a3"/>
-              <w:spacing w:line="261" w:lineRule="auto"/>
-              <w:ind w:right="114"/>
-              <w:jc w:val="center"/>
-              <w:rPr>
-                <w:rFonts w:eastAsiaTheme="minorEastAsia"/>
-                <w:sz w:val="22"/>
-                <w:szCs w:val="22"/>
-                <w:lang w:eastAsia="zh-CN"/>
-              </w:rPr>
-            </w:pPr>
-            <w:r>
-              <w:rPr>
-                <w:rFonts w:eastAsiaTheme="minorEastAsia" w:hint="eastAsia"/>
-                <w:sz w:val="22"/>
-                <w:szCs w:val="22"/>
-                <w:lang w:eastAsia="zh-CN"/>
-              </w:rPr>
-              <w:t>0.</w:t>
-            </w:r>
-            <w:del w:id="299" w:author="兴雨 郭" w:date="2026-02-04T21:30:00Z" w16du:dateUtc="2026-02-04T13:30:00Z">
-              <w:r>
-                <w:rPr>
-                  <w:rFonts w:eastAsiaTheme="minorEastAsia" w:hint="eastAsia"/>
-                  <w:sz w:val="22"/>
-                  <w:szCs w:val="22"/>
-                  <w:lang w:eastAsia="zh-CN"/>
-                </w:rPr>
-                <w:delText>20</w:delText>
-              </w:r>
-            </w:del>
-            <w:r>
-              <w:rPr>
-                <w:rFonts w:eastAsiaTheme="minorEastAsia" w:hint="eastAsia"/>
-                <w:sz w:val="22"/>
-                <w:szCs w:val="22"/>
-                <w:lang w:eastAsia="zh-CN"/>
-              </w:rPr>
-              <w:t>2</w:t>
-            </w:r>
-            <w:ins w:id="300" w:author="兴雨 郭" w:date="2026-02-04T21:31:00Z" w16du:dateUtc="2026-02-04T13:31:00Z">
-              <w:r>
-                <w:rPr>
-                  <w:rFonts w:eastAsiaTheme="minorEastAsia" w:hint="eastAsia"/>
-                  <w:sz w:val="22"/>
-                  <w:szCs w:val="22"/>
-                  <w:lang w:eastAsia="zh-CN"/>
-                </w:rPr>
-                <w:t>6</w:t>
-              </w:r>
-            </w:ins>
-          </w:p>
-        </w:tc>
-        <w:tc>
-          <w:tcPr>
-            <w:tcW w:w="0" w:type="auto"/>
-          </w:tcPr>
-          <w:p>
-            <w:pPr>
-              <w:pStyle w:val="a3"/>
-              <w:spacing w:line="261" w:lineRule="auto"/>
-              <w:ind w:right="114"/>
-              <w:jc w:val="center"/>
-              <w:rPr>
-                <w:rFonts w:eastAsiaTheme="minorEastAsia"/>
-                <w:sz w:val="22"/>
-                <w:szCs w:val="22"/>
-                <w:lang w:eastAsia="zh-CN"/>
-              </w:rPr>
-            </w:pPr>
-            <w:bookmarkStart w:id="301" w:name="OLE_LINK8"/>
-            <w:r>
-              <w:rPr>
-                <w:rFonts w:eastAsiaTheme="minorEastAsia" w:hint="eastAsia"/>
-                <w:sz w:val="22"/>
-                <w:szCs w:val="22"/>
-                <w:lang w:eastAsia="zh-CN"/>
-              </w:rPr>
-              <w:t>0.</w:t>
-            </w:r>
-            <w:del w:id="302" w:author="兴雨 郭" w:date="2026-02-04T21:30:00Z" w16du:dateUtc="2026-02-04T13:30:00Z">
-              <w:r>
-                <w:rPr>
-                  <w:rFonts w:eastAsiaTheme="minorEastAsia" w:hint="eastAsia"/>
-                  <w:sz w:val="22"/>
-                  <w:szCs w:val="22"/>
-                  <w:lang w:eastAsia="zh-CN"/>
-                </w:rPr>
-                <w:delText>20</w:delText>
-              </w:r>
-            </w:del>
-            <w:r>
-              <w:rPr>
-                <w:rFonts w:eastAsiaTheme="minorEastAsia" w:hint="eastAsia"/>
-                <w:sz w:val="22"/>
-                <w:szCs w:val="22"/>
-                <w:lang w:eastAsia="zh-CN"/>
-              </w:rPr>
-              <w:t>024</w:t>
-            </w:r>
-            <w:bookmarkEnd w:id="301"/>
-          </w:p>
-        </w:tc>
-        <w:tc>
-          <w:tcPr>
-            <w:tcW w:w="0" w:type="auto"/>
-          </w:tcPr>
-          <w:p>
-            <w:pPr>
-              <w:pStyle w:val="a3"/>
-              <w:spacing w:line="261" w:lineRule="auto"/>
-              <w:ind w:right="114"/>
-              <w:jc w:val="center"/>
-              <w:rPr>
-                <w:rFonts w:eastAsiaTheme="minorEastAsia"/>
-                <w:sz w:val="22"/>
-                <w:szCs w:val="22"/>
-                <w:lang w:eastAsia="zh-CN"/>
-              </w:rPr>
-            </w:pPr>
-            <w:r>
-              <w:rPr>
-                <w:rFonts w:eastAsiaTheme="minorEastAsia" w:hint="eastAsia"/>
-                <w:sz w:val="22"/>
-                <w:szCs w:val="22"/>
-                <w:lang w:eastAsia="zh-CN"/>
-              </w:rPr>
-              <w:t>0.</w:t>
-            </w:r>
-            <w:r>
-              <w:rPr>
-                <w:rFonts w:eastAsiaTheme="minorEastAsia" w:hint="eastAsia"/>
-                <w:sz w:val="22"/>
-                <w:szCs w:val="22"/>
-                <w:lang w:eastAsia="zh-CN"/>
-              </w:rPr>
-              <w:t>060</w:t>
-            </w:r>
-          </w:p>
-        </w:tc>
-        <w:tc>
-          <w:tcPr>
-            <w:tcW w:w="0" w:type="auto"/>
-          </w:tcPr>
-          <w:p>
-            <w:pPr>
-              <w:pStyle w:val="a3"/>
-              <w:spacing w:line="261" w:lineRule="auto"/>
-              <w:ind w:right="114"/>
-              <w:jc w:val="center"/>
-              <w:rPr>
-                <w:rFonts w:eastAsiaTheme="minorEastAsia"/>
-                <w:sz w:val="22"/>
-                <w:szCs w:val="22"/>
-                <w:lang w:eastAsia="zh-CN"/>
-              </w:rPr>
-            </w:pPr>
-            <w:del w:id="303" w:author="兴雨 郭" w:date="2026-02-04T21:40:00Z" w16du:dateUtc="2026-02-04T13:40:00Z">
-              <w:r>
-                <w:rPr>
-                  <w:rFonts w:eastAsiaTheme="minorEastAsia" w:hint="eastAsia"/>
-                  <w:sz w:val="22"/>
-                  <w:szCs w:val="22"/>
-                  <w:lang w:eastAsia="zh-CN"/>
-                </w:rPr>
-                <w:delText>1172.4</w:delText>
-              </w:r>
-            </w:del>
-            <w:r>
-              <w:rPr>
-                <w:rFonts w:eastAsiaTheme="minorEastAsia" w:hint="eastAsia"/>
-                <w:sz w:val="22"/>
-                <w:szCs w:val="22"/>
-                <w:lang w:eastAsia="zh-CN"/>
-              </w:rPr>
-              <w:t>1180.20</w:t>
-            </w:r>
-          </w:p>
-        </w:tc>
-        <w:tc>
-          <w:tcPr>
-            <w:tcW w:w="0" w:type="auto"/>
-          </w:tcPr>
-          <w:p>
-            <w:pPr>
-              <w:pStyle w:val="a3"/>
-              <w:spacing w:line="261" w:lineRule="auto"/>
-              <w:ind w:right="114"/>
-              <w:jc w:val="center"/>
-              <w:rPr>
-                <w:rFonts w:eastAsiaTheme="minorEastAsia"/>
-                <w:sz w:val="22"/>
-                <w:szCs w:val="22"/>
-                <w:lang w:eastAsia="zh-CN"/>
-              </w:rPr>
-            </w:pPr>
-            <w:r>
-              <w:rPr>
-                <w:rFonts w:eastAsiaTheme="minorEastAsia" w:hint="eastAsia"/>
-                <w:sz w:val="22"/>
-                <w:szCs w:val="22"/>
-                <w:lang w:eastAsia="zh-CN"/>
-              </w:rPr>
-              <w:t>9.577</w:t>
-            </w:r>
-          </w:p>
-        </w:tc>
-      </w:tr>
-      <w:tr>
-        <w:trPr>
-          <w:jc w:val="center"/>
-        </w:trPr>
-        <w:tc>
-          <w:tcPr>
-            <w:tcW w:w="0" w:type="auto"/>
-            <w:tcBorders>
-              <w:bottom w:val="single" w:sz="6" w:space="0" w:color="auto"/>
-            </w:tcBorders>
-          </w:tcPr>
-          <w:p>
-            <w:pPr>
-              <w:pStyle w:val="a3"/>
-              <w:spacing w:line="261" w:lineRule="auto"/>
-              <w:ind w:right="114"/>
-              <w:jc w:val="center"/>
-              <w:rPr>
-                <w:rFonts w:eastAsiaTheme="minorEastAsia"/>
-                <w:sz w:val="22"/>
-                <w:szCs w:val="22"/>
-                <w:highlight w:val="red"/>
-                <w:lang w:eastAsia="zh-CN"/>
-                <w:rPrChange w:id="304" w:author="兴雨 郭" w:date="2026-02-04T21:41:00Z" w16du:dateUtc="2026-02-04T13:41:00Z">
-                  <w:rPr>
-                    <w:rFonts w:eastAsiaTheme="minorEastAsia"/>
-                    <w:sz w:val="22"/>
-                    <w:szCs w:val="22"/>
-                    <w:lang w:eastAsia="zh-CN"/>
-                  </w:rPr>
-                </w:rPrChange>
-              </w:rPr>
-            </w:pPr>
-            <w:r>
-              <w:rPr>
-                <w:rFonts w:eastAsiaTheme="minorEastAsia"/>
-                <w:sz w:val="22"/>
-                <w:szCs w:val="22"/>
-                <w:highlight w:val="red"/>
-                <w:lang w:eastAsia="zh-CN"/>
-                <w:rPrChange w:id="305" w:author="兴雨 郭" w:date="2026-02-04T21:41:00Z" w16du:dateUtc="2026-02-04T13:41:00Z">
-                  <w:rPr>
-                    <w:rFonts w:eastAsiaTheme="minorEastAsia"/>
-                    <w:sz w:val="22"/>
-                    <w:szCs w:val="22"/>
-                    <w:lang w:eastAsia="zh-CN"/>
-                  </w:rPr>
-                </w:rPrChange>
-              </w:rPr>
-              <w:t>0.</w:t>
-            </w:r>
-            <w:del w:id="306" w:author="兴雨 郭" w:date="2026-02-04T21:31:00Z" w16du:dateUtc="2026-02-04T13:31:00Z">
-              <w:r>
-                <w:rPr>
-                  <w:rFonts w:eastAsiaTheme="minorEastAsia"/>
-                  <w:sz w:val="22"/>
-                  <w:szCs w:val="22"/>
-                  <w:highlight w:val="red"/>
-                  <w:lang w:eastAsia="zh-CN"/>
-                  <w:rPrChange w:id="307" w:author="兴雨 郭" w:date="2026-02-04T21:41:00Z" w16du:dateUtc="2026-02-04T13:41:00Z">
-                    <w:rPr>
-                      <w:rFonts w:eastAsiaTheme="minorEastAsia"/>
-                      <w:sz w:val="22"/>
-                      <w:szCs w:val="22"/>
-                      <w:lang w:eastAsia="zh-CN"/>
-                    </w:rPr>
-                  </w:rPrChange>
-                </w:rPr>
-                <w:delText>25</w:delText>
-              </w:r>
-            </w:del>
-            <w:ins w:id="308" w:author="兴雨 郭" w:date="2026-02-04T21:31:00Z" w16du:dateUtc="2026-02-04T13:31:00Z">
-              <w:r>
-                <w:rPr>
-                  <w:rFonts w:eastAsiaTheme="minorEastAsia"/>
-                  <w:sz w:val="22"/>
-                  <w:szCs w:val="22"/>
-                  <w:highlight w:val="red"/>
-                  <w:lang w:eastAsia="zh-CN"/>
-                  <w:rPrChange w:id="309" w:author="兴雨 郭" w:date="2026-02-04T21:41:00Z" w16du:dateUtc="2026-02-04T13:41:00Z">
-                    <w:rPr>
-                      <w:rFonts w:eastAsiaTheme="minorEastAsia"/>
-                      <w:sz w:val="22"/>
-                      <w:szCs w:val="22"/>
-                      <w:lang w:eastAsia="zh-CN"/>
-                    </w:rPr>
-                  </w:rPrChange>
-                </w:rPr>
-                <w:t>45</w:t>
-              </w:r>
-            </w:ins>
-          </w:p>
-        </w:tc>
-        <w:tc>
-          <w:tcPr>
-            <w:tcW w:w="0" w:type="auto"/>
-            <w:tcBorders>
-              <w:bottom w:val="single" w:sz="6" w:space="0" w:color="auto"/>
-            </w:tcBorders>
-          </w:tcPr>
-          <w:p>
-            <w:pPr>
-              <w:pStyle w:val="a3"/>
-              <w:spacing w:line="261" w:lineRule="auto"/>
-              <w:ind w:right="114"/>
-              <w:jc w:val="center"/>
-              <w:rPr>
-                <w:rFonts w:eastAsiaTheme="minorEastAsia"/>
-                <w:sz w:val="22"/>
-                <w:szCs w:val="22"/>
-                <w:highlight w:val="red"/>
-                <w:lang w:eastAsia="zh-CN"/>
-                <w:rPrChange w:id="310" w:author="兴雨 郭" w:date="2026-02-04T21:41:00Z" w16du:dateUtc="2026-02-04T13:41:00Z">
-                  <w:rPr>
-                    <w:rFonts w:eastAsiaTheme="minorEastAsia"/>
-                    <w:sz w:val="22"/>
-                    <w:szCs w:val="22"/>
-                    <w:lang w:eastAsia="zh-CN"/>
-                  </w:rPr>
-                </w:rPrChange>
-              </w:rPr>
-            </w:pPr>
-            <w:ins w:id="311" w:author="兴雨 郭" w:date="2026-02-04T21:31:00Z" w16du:dateUtc="2026-02-04T13:31:00Z">
-              <w:r>
-                <w:rPr>
-                  <w:rFonts w:eastAsiaTheme="minorEastAsia"/>
-                  <w:sz w:val="22"/>
-                  <w:szCs w:val="22"/>
-                  <w:highlight w:val="red"/>
-                  <w:lang w:eastAsia="zh-CN"/>
-                  <w:rPrChange w:id="312" w:author="兴雨 郭" w:date="2026-02-04T21:41:00Z" w16du:dateUtc="2026-02-04T13:41:00Z">
-                    <w:rPr>
-                      <w:rFonts w:eastAsiaTheme="minorEastAsia"/>
-                      <w:sz w:val="22"/>
-                      <w:szCs w:val="22"/>
-                      <w:lang w:eastAsia="zh-CN"/>
-                    </w:rPr>
-                  </w:rPrChange>
-                </w:rPr>
-                <w:t>0.07</w:t>
-              </w:r>
-            </w:ins>
-            <w:del w:id="313" w:author="兴雨 郭" w:date="2026-02-04T21:31:00Z" w16du:dateUtc="2026-02-04T13:31:00Z">
-              <w:r>
-                <w:rPr>
-                  <w:rFonts w:eastAsiaTheme="minorEastAsia"/>
-                  <w:sz w:val="22"/>
-                  <w:szCs w:val="22"/>
-                  <w:highlight w:val="red"/>
-                  <w:lang w:eastAsia="zh-CN"/>
-                  <w:rPrChange w:id="314" w:author="兴雨 郭" w:date="2026-02-04T21:41:00Z" w16du:dateUtc="2026-02-04T13:41:00Z">
-                    <w:rPr>
-                      <w:rFonts w:eastAsiaTheme="minorEastAsia"/>
-                      <w:sz w:val="22"/>
-                      <w:szCs w:val="22"/>
-                      <w:lang w:eastAsia="zh-CN"/>
-                    </w:rPr>
-                  </w:rPrChange>
-                </w:rPr>
-                <w:delText>0.25</w:delText>
-              </w:r>
-            </w:del>
-          </w:p>
-        </w:tc>
-        <w:tc>
-          <w:tcPr>
-            <w:tcW w:w="0" w:type="auto"/>
-            <w:tcBorders>
-              <w:bottom w:val="single" w:sz="6" w:space="0" w:color="auto"/>
-            </w:tcBorders>
-          </w:tcPr>
-          <w:p>
-            <w:pPr>
-              <w:pStyle w:val="a3"/>
-              <w:spacing w:line="261" w:lineRule="auto"/>
-              <w:ind w:right="114"/>
-              <w:jc w:val="center"/>
-              <w:rPr>
-                <w:rFonts w:eastAsiaTheme="minorEastAsia"/>
-                <w:sz w:val="22"/>
-                <w:szCs w:val="22"/>
-                <w:highlight w:val="red"/>
-                <w:lang w:eastAsia="zh-CN"/>
-                <w:rPrChange w:id="315" w:author="兴雨 郭" w:date="2026-02-04T21:41:00Z" w16du:dateUtc="2026-02-04T13:41:00Z">
-                  <w:rPr>
-                    <w:rFonts w:eastAsiaTheme="minorEastAsia"/>
-                    <w:sz w:val="22"/>
-                    <w:szCs w:val="22"/>
-                    <w:lang w:eastAsia="zh-CN"/>
-                  </w:rPr>
-                </w:rPrChange>
-              </w:rPr>
-            </w:pPr>
-            <w:ins w:id="316" w:author="兴雨 郭" w:date="2026-02-04T21:31:00Z" w16du:dateUtc="2026-02-04T13:31:00Z">
-              <w:r>
-                <w:rPr>
-                  <w:rFonts w:eastAsiaTheme="minorEastAsia"/>
-                  <w:sz w:val="22"/>
-                  <w:szCs w:val="22"/>
-                  <w:highlight w:val="red"/>
-                  <w:lang w:eastAsia="zh-CN"/>
-                  <w:rPrChange w:id="317" w:author="兴雨 郭" w:date="2026-02-04T21:41:00Z" w16du:dateUtc="2026-02-04T13:41:00Z">
-                    <w:rPr>
-                      <w:rFonts w:eastAsiaTheme="minorEastAsia"/>
-                      <w:sz w:val="22"/>
-                      <w:szCs w:val="22"/>
-                      <w:lang w:eastAsia="zh-CN"/>
-                    </w:rPr>
-                  </w:rPrChange>
-                </w:rPr>
-                <w:t>0.18</w:t>
-              </w:r>
-            </w:ins>
-            <w:del w:id="318" w:author="兴雨 郭" w:date="2026-02-04T21:31:00Z" w16du:dateUtc="2026-02-04T13:31:00Z">
-              <w:r>
-                <w:rPr>
-                  <w:rFonts w:eastAsiaTheme="minorEastAsia"/>
-                  <w:sz w:val="22"/>
-                  <w:szCs w:val="22"/>
-                  <w:highlight w:val="red"/>
-                  <w:lang w:eastAsia="zh-CN"/>
-                  <w:rPrChange w:id="319" w:author="兴雨 郭" w:date="2026-02-04T21:41:00Z" w16du:dateUtc="2026-02-04T13:41:00Z">
-                    <w:rPr>
-                      <w:rFonts w:eastAsiaTheme="minorEastAsia"/>
-                      <w:sz w:val="22"/>
-                      <w:szCs w:val="22"/>
-                      <w:lang w:eastAsia="zh-CN"/>
-                    </w:rPr>
-                  </w:rPrChange>
-                </w:rPr>
-                <w:delText>0.25</w:delText>
-              </w:r>
-            </w:del>
-          </w:p>
-        </w:tc>
-        <w:tc>
-          <w:tcPr>
-            <w:tcW w:w="0" w:type="auto"/>
-            <w:tcBorders>
-              <w:bottom w:val="single" w:sz="6" w:space="0" w:color="auto"/>
-            </w:tcBorders>
-          </w:tcPr>
-          <w:p>
-            <w:pPr>
-              <w:pStyle w:val="a3"/>
-              <w:spacing w:line="261" w:lineRule="auto"/>
-              <w:ind w:right="114"/>
-              <w:jc w:val="center"/>
-              <w:rPr>
-                <w:rFonts w:eastAsiaTheme="minorEastAsia"/>
-                <w:sz w:val="22"/>
-                <w:szCs w:val="22"/>
-                <w:highlight w:val="red"/>
-                <w:lang w:eastAsia="zh-CN"/>
-                <w:rPrChange w:id="320" w:author="兴雨 郭" w:date="2026-02-04T21:41:00Z" w16du:dateUtc="2026-02-04T13:41:00Z">
-                  <w:rPr>
-                    <w:rFonts w:eastAsiaTheme="minorEastAsia"/>
-                    <w:sz w:val="22"/>
-                    <w:szCs w:val="22"/>
-                    <w:lang w:eastAsia="zh-CN"/>
-                  </w:rPr>
-                </w:rPrChange>
-              </w:rPr>
-            </w:pPr>
-            <w:r>
-              <w:rPr>
-                <w:rFonts w:eastAsiaTheme="minorEastAsia"/>
-                <w:sz w:val="22"/>
-                <w:szCs w:val="22"/>
-                <w:highlight w:val="red"/>
-                <w:lang w:eastAsia="zh-CN"/>
-                <w:rPrChange w:id="321" w:author="兴雨 郭" w:date="2026-02-04T21:41:00Z" w16du:dateUtc="2026-02-04T13:41:00Z">
-                  <w:rPr>
-                    <w:rFonts w:eastAsiaTheme="minorEastAsia"/>
-                    <w:sz w:val="22"/>
-                    <w:szCs w:val="22"/>
-                    <w:lang w:eastAsia="zh-CN"/>
-                  </w:rPr>
-                </w:rPrChange>
-              </w:rPr>
-              <w:t>1.023</w:t>
-            </w:r>
-          </w:p>
-        </w:tc>
-        <w:tc>
-          <w:tcPr>
-            <w:tcW w:w="0" w:type="auto"/>
-            <w:tcBorders>
-              <w:bottom w:val="single" w:sz="6" w:space="0" w:color="auto"/>
-            </w:tcBorders>
-          </w:tcPr>
-          <w:p>
-            <w:pPr>
-              <w:pStyle w:val="a3"/>
-              <w:spacing w:line="261" w:lineRule="auto"/>
-              <w:ind w:right="114"/>
-              <w:jc w:val="center"/>
-              <w:rPr>
-                <w:rFonts w:eastAsiaTheme="minorEastAsia"/>
-                <w:sz w:val="22"/>
-                <w:szCs w:val="22"/>
-                <w:highlight w:val="red"/>
-                <w:lang w:eastAsia="zh-CN"/>
-                <w:rPrChange w:id="322" w:author="兴雨 郭" w:date="2026-02-04T21:41:00Z" w16du:dateUtc="2026-02-04T13:41:00Z">
-                  <w:rPr>
-                    <w:rFonts w:eastAsiaTheme="minorEastAsia"/>
-                    <w:sz w:val="22"/>
-                    <w:szCs w:val="22"/>
-                    <w:lang w:eastAsia="zh-CN"/>
-                  </w:rPr>
-                </w:rPrChange>
-              </w:rPr>
-            </w:pPr>
-            <w:del w:id="323" w:author="兴雨 郭" w:date="2026-02-04T21:40:00Z" w16du:dateUtc="2026-02-04T13:40:00Z">
-              <w:r>
-                <w:rPr>
-                  <w:rFonts w:eastAsiaTheme="minorEastAsia"/>
-                  <w:sz w:val="22"/>
-                  <w:szCs w:val="22"/>
-                  <w:highlight w:val="red"/>
-                  <w:lang w:eastAsia="zh-CN"/>
-                  <w:rPrChange w:id="324" w:author="兴雨 郭" w:date="2026-02-04T21:41:00Z" w16du:dateUtc="2026-02-04T13:41:00Z">
-                    <w:rPr>
-                      <w:rFonts w:eastAsiaTheme="minorEastAsia"/>
-                      <w:sz w:val="22"/>
-                      <w:szCs w:val="22"/>
-                      <w:lang w:eastAsia="zh-CN"/>
-                    </w:rPr>
-                  </w:rPrChange>
-                </w:rPr>
-                <w:delText>1203.6</w:delText>
-              </w:r>
-            </w:del>
-            <w:r>
-              <w:rPr>
-                <w:rFonts w:eastAsiaTheme="minorEastAsia" w:hint="eastAsia"/>
-                <w:sz w:val="22"/>
-                <w:szCs w:val="22"/>
-                <w:highlight w:val="red"/>
-                <w:lang w:eastAsia="zh-CN"/>
-              </w:rPr>
-              <w:t>1180.20</w:t>
-            </w:r>
-          </w:p>
-        </w:tc>
-        <w:tc>
-          <w:tcPr>
-            <w:tcW w:w="0" w:type="auto"/>
-            <w:tcBorders>
-              <w:bottom w:val="single" w:sz="4" w:space="0" w:color="auto"/>
-            </w:tcBorders>
-          </w:tcPr>
-          <w:p>
-            <w:pPr>
-              <w:pStyle w:val="a3"/>
-              <w:spacing w:line="261" w:lineRule="auto"/>
-              <w:ind w:right="114"/>
-              <w:jc w:val="center"/>
-              <w:rPr>
-                <w:rFonts w:eastAsiaTheme="minorEastAsia"/>
-                <w:sz w:val="22"/>
-                <w:szCs w:val="22"/>
-                <w:highlight w:val="red"/>
-                <w:lang w:eastAsia="zh-CN"/>
-                <w:rPrChange w:id="325" w:author="兴雨 郭" w:date="2026-02-04T21:41:00Z" w16du:dateUtc="2026-02-04T13:41:00Z">
-                  <w:rPr>
-                    <w:rFonts w:eastAsiaTheme="minorEastAsia"/>
-                    <w:sz w:val="22"/>
-                    <w:szCs w:val="22"/>
-                    <w:lang w:eastAsia="zh-CN"/>
-                  </w:rPr>
-                </w:rPrChange>
-              </w:rPr>
-            </w:pPr>
-            <w:ins w:id="326" w:author="兴雨 郭" w:date="2026-02-04T21:37:00Z" w16du:dateUtc="2026-02-04T13:37:00Z">
-              <w:r>
-                <w:rPr>
-                  <w:rFonts w:eastAsiaTheme="minorEastAsia"/>
-                  <w:sz w:val="22"/>
-                  <w:szCs w:val="22"/>
-                  <w:highlight w:val="red"/>
-                  <w:lang w:eastAsia="zh-CN"/>
-                  <w:rPrChange w:id="327" w:author="兴雨 郭" w:date="2026-02-04T21:41:00Z" w16du:dateUtc="2026-02-04T13:41:00Z">
-                    <w:rPr>
-                      <w:rFonts w:eastAsiaTheme="minorEastAsia"/>
-                      <w:sz w:val="22"/>
-                      <w:szCs w:val="22"/>
-                      <w:lang w:eastAsia="zh-CN"/>
-                    </w:rPr>
-                  </w:rPrChange>
-                </w:rPr>
-                <w:t>289.00</w:t>
-              </w:r>
-            </w:ins>
-          </w:p>
-        </w:tc>
-      </w:tr>
-    </w:tbl>
-    <w:p>
-      <w:pPr>
-        <w:ind w:firstLineChars="200" w:firstLine="440"/>
-        <w:jc w:val="both"/>
-        <w:rPr>
-          <w:del w:id="328" w:author="兴雨 郭" w:date="2026-02-04T22:11:00Z" w16du:dateUtc="2026-02-04T14:11:00Z"/>
-          <w:rFonts w:eastAsiaTheme="minorEastAsia"/>
-          <w:lang w:eastAsia="zh-CN"/>
-        </w:rPr>
-      </w:pPr>
-      <w:r>
-        <w:rPr>
-          <w:rFonts w:eastAsiaTheme="minorEastAsia" w:hint="eastAsia"/>
-          <w:lang w:eastAsia="zh-CN"/>
-        </w:rPr>
-        <w:t>根据对路径规划的过往研究中，选取了几个</w:t>
-      </w:r>
-      <w:ins w:id="329" w:author="兴雨 郭" w:date="2026-02-04T22:09:00Z" w16du:dateUtc="2026-02-04T14:09:00Z">
+          <w:lang w:eastAsia="zh-CN"/>
+        </w:rPr>
+        <w:t>发挥，但大多数情况下对路径规划的实时性要求更高，故需要在此做出相应取舍，并且当随机节点</w:t>
+      </w:r>
+      <w:ins w:id="302" w:author="兴雨 郭" w:date="2026-02-04T22:13:00Z" w16du:dateUtc="2026-02-04T14:13:00Z">
         <w:r>
           <w:rPr>
             <w:rFonts w:eastAsiaTheme="minorEastAsia" w:hint="eastAsia"/>
             <w:lang w:eastAsia="zh-CN"/>
           </w:rPr>
-          <w:t>相对前沿</w:t>
+          <w:t>x</w:t>
         </w:r>
       </w:ins>
-      <w:del w:id="330" w:author="兴雨 郭" w:date="2026-02-04T22:09:00Z" w16du:dateUtc="2026-02-04T14:09:00Z">
+      <w:del w:id="303" w:author="兴雨 郭" w:date="2026-02-04T22:13:00Z" w16du:dateUtc="2026-02-04T14:13:00Z">
         <w:r>
           <w:rPr>
             <w:rFonts w:eastAsiaTheme="minorEastAsia" w:hint="eastAsia"/>
             <w:lang w:eastAsia="zh-CN"/>
           </w:rPr>
-          <w:delText>较为经典</w:delText>
+          <w:delText>X</w:delText>
         </w:r>
       </w:del>
       <w:r>
         <w:rPr>
-          <w:rFonts w:eastAsiaTheme="minorEastAsia" w:hint="eastAsia"/>
-          <w:lang w:eastAsia="zh-CN"/>
-        </w:rPr>
-        <w:t>的</w:t>
-      </w:r>
-      <w:ins w:id="331" w:author="兴雨 郭" w:date="2026-02-04T22:09:00Z" w16du:dateUtc="2026-02-04T14:09:00Z">
-        <w:r>
-          <w:rPr>
-            <w:rFonts w:eastAsiaTheme="minorEastAsia" w:hint="eastAsia"/>
-            <w:lang w:eastAsia="zh-CN"/>
-          </w:rPr>
-          <w:t>路径规划</w:t>
-        </w:r>
-      </w:ins>
-      <w:del w:id="332" w:author="兴雨 郭" w:date="2026-02-04T22:09:00Z" w16du:dateUtc="2026-02-04T14:09:00Z">
-        <w:r>
-          <w:rPr>
-            <w:rFonts w:eastAsiaTheme="minorEastAsia" w:hint="eastAsia"/>
-            <w:lang w:eastAsia="zh-CN"/>
-          </w:rPr>
-          <w:delText>RRT</w:delText>
-        </w:r>
-      </w:del>
-      <w:r>
-        <w:rPr>
-          <w:rFonts w:eastAsiaTheme="minorEastAsia" w:hint="eastAsia"/>
-          <w:lang w:eastAsia="zh-CN"/>
-        </w:rPr>
-        <w:t>算法</w:t>
-      </w:r>
-      <w:del w:id="333" w:author="兴雨 郭" w:date="2026-02-04T22:10:00Z" w16du:dateUtc="2026-02-04T14:10:00Z">
-        <w:r>
-          <w:rPr>
-            <w:rFonts w:eastAsiaTheme="minorEastAsia" w:hint="eastAsia"/>
-            <w:lang w:eastAsia="zh-CN"/>
-          </w:rPr>
-          <w:delText>，以及相对前沿的</w:delText>
-        </w:r>
-        <w:r>
-          <w:rPr>
-            <w:rFonts w:eastAsiaTheme="minorEastAsia" w:hint="eastAsia"/>
-            <w:lang w:eastAsia="zh-CN"/>
-          </w:rPr>
-          <w:delText>RRT</w:delText>
-        </w:r>
-        <w:r>
-          <w:rPr>
-            <w:rFonts w:eastAsiaTheme="minorEastAsia" w:hint="eastAsia"/>
-            <w:lang w:eastAsia="zh-CN"/>
-          </w:rPr>
-          <w:delText>变体</w:delText>
-        </w:r>
-      </w:del>
-      <w:r>
-        <w:rPr>
-          <w:rFonts w:eastAsiaTheme="minorEastAsia" w:hint="eastAsia"/>
-          <w:lang w:eastAsia="zh-CN"/>
-        </w:rPr>
-        <w:t>进行对比，验证</w:t>
-      </w:r>
-      <w:r>
-        <w:rPr>
-          <w:rFonts w:eastAsiaTheme="minorEastAsia" w:hint="eastAsia"/>
-          <w:lang w:eastAsia="zh-CN"/>
-        </w:rPr>
-        <w:t>SC-RRT</w:t>
-      </w:r>
-      <w:del w:id="334" w:author="兴雨 郭" w:date="2026-02-04T22:10:00Z" w16du:dateUtc="2026-02-04T14:10:00Z">
-        <w:r>
-          <w:rPr>
-            <w:rFonts w:eastAsiaTheme="minorEastAsia" w:hint="eastAsia"/>
-            <w:lang w:eastAsia="zh-CN"/>
-          </w:rPr>
-          <w:delText>在同时平衡</w:delText>
-        </w:r>
-        <w:r>
-          <w:rPr>
-            <w:rFonts w:eastAsiaTheme="minorEastAsia" w:hint="eastAsia"/>
-            <w:lang w:eastAsia="zh-CN"/>
-          </w:rPr>
-          <w:delText>探索效率</w:delText>
-        </w:r>
-        <w:r>
-          <w:rPr>
-            <w:rFonts w:eastAsiaTheme="minorEastAsia" w:hint="eastAsia"/>
-            <w:lang w:eastAsia="zh-CN"/>
-          </w:rPr>
-          <w:delText>-</w:delText>
-        </w:r>
-        <w:r>
-          <w:rPr>
-            <w:rFonts w:eastAsiaTheme="minorEastAsia" w:hint="eastAsia"/>
-            <w:lang w:eastAsia="zh-CN"/>
-          </w:rPr>
-          <w:delText>路径代价</w:delText>
-        </w:r>
-        <w:r>
-          <w:rPr>
-            <w:rFonts w:eastAsiaTheme="minorEastAsia" w:hint="eastAsia"/>
-            <w:lang w:eastAsia="zh-CN"/>
-          </w:rPr>
-          <w:delText>-</w:delText>
-        </w:r>
-        <w:r>
-          <w:rPr>
-            <w:rFonts w:eastAsiaTheme="minorEastAsia" w:hint="eastAsia"/>
-            <w:lang w:eastAsia="zh-CN"/>
-          </w:rPr>
-          <w:delText>环境适应性的</w:delText>
-        </w:r>
-        <w:r>
-          <w:rPr>
-            <w:rFonts w:eastAsiaTheme="minorEastAsia"/>
-            <w:lang w:eastAsia="zh-CN"/>
-          </w:rPr>
-          <w:delText>“</w:delText>
-        </w:r>
-        <w:r>
-          <w:rPr>
-            <w:rFonts w:eastAsiaTheme="minorEastAsia"/>
-            <w:lang w:eastAsia="zh-CN"/>
-          </w:rPr>
-          <w:delText>三目标协同</w:delText>
-        </w:r>
-        <w:r>
-          <w:rPr>
-            <w:rFonts w:eastAsiaTheme="minorEastAsia"/>
-            <w:lang w:eastAsia="zh-CN"/>
-          </w:rPr>
-          <w:delText>”</w:delText>
-        </w:r>
-      </w:del>
-      <w:r>
-        <w:rPr>
-          <w:rFonts w:eastAsiaTheme="minorEastAsia" w:hint="eastAsia"/>
-          <w:lang w:eastAsia="zh-CN"/>
-        </w:rPr>
-        <w:t>的性能和稳定性</w:t>
-      </w:r>
-      <w:r>
-        <w:rPr>
-          <w:rFonts w:eastAsiaTheme="minorEastAsia" w:hint="eastAsia"/>
-          <w:lang w:eastAsia="zh-CN"/>
-        </w:rPr>
-        <w:t>，</w:t>
-      </w:r>
-      <w:r>
-        <w:rPr>
-          <w:rFonts w:eastAsiaTheme="minorEastAsia"/>
-          <w:lang w:eastAsia="zh-CN"/>
-        </w:rPr>
-        <w:t>为确保不同路径规划算法性能对比的公平性，本文采用控制变量法，在相同的环境空间和障碍物配置下，对多种算法的路径长度、收敛时间等性能指标进行评估</w:t>
-      </w:r>
-      <w:r>
-        <w:rPr>
-          <w:rFonts w:eastAsiaTheme="minorEastAsia" w:hint="eastAsia"/>
-          <w:lang w:eastAsia="zh-CN"/>
-        </w:rPr>
-        <w:t>，以表</w:t>
-      </w:r>
-      <w:r>
-        <w:rPr>
-          <w:rFonts w:eastAsiaTheme="minorEastAsia" w:hint="eastAsia"/>
-          <w:lang w:eastAsia="zh-CN"/>
-        </w:rPr>
-        <w:t>1</w:t>
-      </w:r>
-      <w:r>
-        <w:rPr>
-          <w:rFonts w:eastAsiaTheme="minorEastAsia" w:hint="eastAsia"/>
-          <w:lang w:eastAsia="zh-CN"/>
-        </w:rPr>
-        <w:t>中规定的环境为例，</w:t>
-      </w:r>
-      <w:del w:id="335" w:author="兴雨 郭" w:date="2026-02-04T22:10:00Z" w16du:dateUtc="2026-02-04T14:10:00Z">
-        <w:r>
-          <w:rPr>
-            <w:rFonts w:eastAsiaTheme="minorEastAsia" w:hint="eastAsia"/>
-            <w:lang w:eastAsia="zh-CN"/>
-          </w:rPr>
-          <w:delText>采用收敛时间，路径长度与路径节点作为指标。</w:delText>
-        </w:r>
-      </w:del>
-      <w:r>
-        <w:rPr>
-          <w:rFonts w:eastAsiaTheme="minorEastAsia" w:hint="eastAsia"/>
-          <w:lang w:eastAsia="zh-CN"/>
-        </w:rPr>
-        <w:t>在限定最大迭代次数五千次的情况下进行对比，</w:t>
-      </w:r>
-      <w:del w:id="336" w:author="兴雨 郭" w:date="2026-02-04T22:10:00Z" w16du:dateUtc="2026-02-04T14:10:00Z">
-        <w:r>
-          <w:rPr>
-            <w:rFonts w:eastAsiaTheme="minorEastAsia" w:hint="eastAsia"/>
-            <w:lang w:eastAsia="zh-CN"/>
-          </w:rPr>
-          <w:delText>我们</w:delText>
-        </w:r>
-      </w:del>
-      <w:del w:id="337" w:author="兴雨 郭" w:date="2026-02-04T22:11:00Z" w16du:dateUtc="2026-02-04T14:11:00Z">
-        <w:r>
-          <w:rPr>
-            <w:rFonts w:eastAsiaTheme="minorEastAsia" w:hint="eastAsia"/>
-            <w:lang w:eastAsia="zh-CN"/>
-          </w:rPr>
-          <w:delText>在每种情况下都</w:delText>
-        </w:r>
-      </w:del>
-      <w:r>
-        <w:rPr>
-          <w:rFonts w:eastAsiaTheme="minorEastAsia" w:hint="eastAsia"/>
-          <w:lang w:eastAsia="zh-CN"/>
-        </w:rPr>
-        <w:t>进行</w:t>
-      </w:r>
-      <w:del w:id="338" w:author="兴雨 郭" w:date="2026-02-04T22:10:00Z" w16du:dateUtc="2026-02-04T14:10:00Z">
-        <w:r>
-          <w:rPr>
-            <w:rFonts w:eastAsiaTheme="minorEastAsia" w:hint="eastAsia"/>
-            <w:lang w:eastAsia="zh-CN"/>
-          </w:rPr>
-          <w:delText>了</w:delText>
-        </w:r>
-      </w:del>
-      <w:ins w:id="339" w:author="兴雨 郭" w:date="2026-02-04T22:11:00Z" w16du:dateUtc="2026-02-04T14:11:00Z">
-        <w:r>
-          <w:rPr>
-            <w:rFonts w:eastAsiaTheme="minorEastAsia" w:hint="eastAsia"/>
-            <w:lang w:eastAsia="zh-CN"/>
-          </w:rPr>
-          <w:t>5</w:t>
-        </w:r>
-      </w:ins>
-      <w:del w:id="340" w:author="兴雨 郭" w:date="2026-02-04T22:11:00Z" w16du:dateUtc="2026-02-04T14:11:00Z">
-        <w:r>
-          <w:rPr>
-            <w:rFonts w:eastAsiaTheme="minorEastAsia" w:hint="eastAsia"/>
-            <w:lang w:eastAsia="zh-CN"/>
-          </w:rPr>
-          <w:delText>1</w:delText>
-        </w:r>
-      </w:del>
-      <w:r>
-        <w:rPr>
-          <w:rFonts w:eastAsiaTheme="minorEastAsia" w:hint="eastAsia"/>
-          <w:lang w:eastAsia="zh-CN"/>
-        </w:rPr>
-        <w:t>00</w:t>
-      </w:r>
-      <w:r>
-        <w:rPr>
-          <w:rFonts w:eastAsiaTheme="minorEastAsia" w:hint="eastAsia"/>
-          <w:lang w:eastAsia="zh-CN"/>
-        </w:rPr>
-        <w:t>次运行。</w:t>
-      </w:r>
-    </w:p>
-    <w:p>
-      <w:pPr>
-        <w:ind w:firstLineChars="200" w:firstLine="440"/>
-        <w:jc w:val="both"/>
-        <w:rPr>
-          <w:rFonts w:eastAsiaTheme="minorEastAsia"/>
-          <w:lang w:eastAsia="zh-CN"/>
-        </w:rPr>
-      </w:pPr>
-    </w:p>
-    <w:p>
-      <w:pPr>
-        <w:ind w:firstLineChars="200" w:firstLine="440"/>
-        <w:rPr>
-          <w:rFonts w:eastAsiaTheme="minorEastAsia"/>
-          <w:lang w:eastAsia="zh-CN"/>
-        </w:rPr>
-      </w:pPr>
-      <w:ins w:id="341" w:author="兴雨 郭" w:date="2026-02-04T22:11:00Z" w16du:dateUtc="2026-02-04T14:11:00Z">
-        <w:r>
-          <w:rPr>
-            <w:rFonts w:eastAsiaTheme="minorEastAsia" w:hint="eastAsia"/>
-            <w:lang w:eastAsia="zh-CN"/>
-          </w:rPr>
-          <w:t>通过对</w:t>
-        </w:r>
-      </w:ins>
-      <w:del w:id="342" w:author="兴雨 郭" w:date="2026-02-04T22:11:00Z" w16du:dateUtc="2026-02-04T14:11:00Z">
-        <w:r>
-          <w:rPr>
-            <w:rFonts w:eastAsiaTheme="minorEastAsia" w:hint="eastAsia"/>
-            <w:lang w:eastAsia="zh-CN"/>
-          </w:rPr>
-          <w:delText>表</w:delText>
-        </w:r>
-        <w:r>
-          <w:rPr>
-            <w:rFonts w:eastAsiaTheme="minorEastAsia" w:hint="eastAsia"/>
-            <w:lang w:eastAsia="zh-CN"/>
-          </w:rPr>
-          <w:delText>3</w:delText>
-        </w:r>
-        <w:r>
-          <w:rPr>
-            <w:rFonts w:eastAsiaTheme="minorEastAsia" w:hint="eastAsia"/>
-            <w:lang w:eastAsia="zh-CN"/>
-          </w:rPr>
-          <w:delText>比较了</w:delText>
-        </w:r>
-      </w:del>
-      <w:r>
-        <w:rPr>
-          <w:rFonts w:eastAsiaTheme="minorEastAsia" w:hint="eastAsia"/>
-          <w:lang w:eastAsia="zh-CN"/>
-        </w:rPr>
-        <w:t>SC-RRT</w:t>
-      </w:r>
-      <w:r>
-        <w:rPr>
-          <w:rFonts w:eastAsiaTheme="minorEastAsia" w:hint="eastAsia"/>
-          <w:lang w:eastAsia="zh-CN"/>
-        </w:rPr>
-        <w:t>与</w:t>
-      </w:r>
-      <w:ins w:id="343" w:author="兴雨 郭" w:date="2026-02-04T22:11:00Z" w16du:dateUtc="2026-02-04T14:11:00Z">
-        <w:r>
-          <w:rPr>
-            <w:rFonts w:eastAsiaTheme="minorEastAsia" w:hint="eastAsia"/>
-            <w:lang w:eastAsia="zh-CN"/>
-          </w:rPr>
-          <w:t>Dynamic-RRT</w:t>
-        </w:r>
-      </w:ins>
-      <w:del w:id="344" w:author="兴雨 郭" w:date="2026-02-04T22:11:00Z" w16du:dateUtc="2026-02-04T14:11:00Z">
-        <w:r>
-          <w:rPr>
-            <w:rFonts w:eastAsiaTheme="minorEastAsia" w:hint="eastAsia"/>
-            <w:lang w:eastAsia="zh-CN"/>
-          </w:rPr>
-          <w:delText>传统</w:delText>
-        </w:r>
-        <w:r>
-          <w:rPr>
-            <w:rFonts w:eastAsiaTheme="minorEastAsia" w:hint="eastAsia"/>
-            <w:lang w:eastAsia="zh-CN"/>
-          </w:rPr>
-          <w:delText>RRT</w:delText>
-        </w:r>
-      </w:del>
-      <w:r>
-        <w:rPr>
-          <w:rFonts w:eastAsiaTheme="minorEastAsia" w:hint="eastAsia"/>
-          <w:lang w:eastAsia="zh-CN"/>
-        </w:rPr>
-        <w:t>算法</w:t>
-      </w:r>
-      <w:del w:id="345" w:author="兴雨 郭" w:date="2026-02-04T22:11:00Z" w16du:dateUtc="2026-02-04T14:11:00Z">
-        <w:r>
-          <w:rPr>
-            <w:rFonts w:eastAsiaTheme="minorEastAsia" w:hint="eastAsia"/>
-            <w:lang w:eastAsia="zh-CN"/>
-          </w:rPr>
-          <w:delText>及其变体的</w:delText>
-        </w:r>
-      </w:del>
-      <w:ins w:id="346" w:author="兴雨 郭" w:date="2026-02-04T22:11:00Z" w16du:dateUtc="2026-02-04T14:11:00Z">
-        <w:r>
-          <w:rPr>
-            <w:rFonts w:eastAsiaTheme="minorEastAsia" w:hint="eastAsia"/>
-            <w:lang w:eastAsia="zh-CN"/>
-          </w:rPr>
-          <w:t>的</w:t>
-        </w:r>
-      </w:ins>
-      <w:r>
-        <w:rPr>
-          <w:rFonts w:eastAsiaTheme="minorEastAsia" w:hint="eastAsia"/>
-          <w:lang w:eastAsia="zh-CN"/>
-        </w:rPr>
-        <w:t>性能</w:t>
-      </w:r>
-      <w:ins w:id="347" w:author="兴雨 郭" w:date="2026-02-04T22:11:00Z" w16du:dateUtc="2026-02-04T14:11:00Z">
-        <w:r>
-          <w:rPr>
-            <w:rFonts w:eastAsiaTheme="minorEastAsia" w:hint="eastAsia"/>
-            <w:lang w:eastAsia="zh-CN"/>
-          </w:rPr>
-          <w:t>进行对比</w:t>
-        </w:r>
-      </w:ins>
-      <w:r>
-        <w:rPr>
-          <w:rFonts w:eastAsiaTheme="minorEastAsia" w:hint="eastAsia"/>
-          <w:lang w:eastAsia="zh-CN"/>
-        </w:rPr>
-        <w:t>。</w:t>
-      </w:r>
-      <w:ins w:id="348" w:author="兴雨 郭" w:date="2026-02-04T22:12:00Z" w16du:dateUtc="2026-02-04T14:12:00Z">
-        <w:r>
-          <w:rPr>
-            <w:rFonts w:eastAsiaTheme="minorEastAsia" w:hint="eastAsia"/>
-            <w:lang w:eastAsia="zh-CN"/>
-          </w:rPr>
-          <w:t>从表</w:t>
-        </w:r>
-        <w:r>
-          <w:rPr>
-            <w:rFonts w:eastAsiaTheme="minorEastAsia" w:hint="eastAsia"/>
-            <w:lang w:eastAsia="zh-CN"/>
-          </w:rPr>
-          <w:t>3</w:t>
-        </w:r>
-      </w:ins>
-      <w:del w:id="349" w:author="兴雨 郭" w:date="2026-02-04T22:11:00Z" w16du:dateUtc="2026-02-04T14:11:00Z">
-        <w:r>
-          <w:rPr>
-            <w:rFonts w:eastAsiaTheme="minorEastAsia" w:hint="eastAsia"/>
-            <w:lang w:eastAsia="zh-CN"/>
-          </w:rPr>
-          <w:delText>从表</w:delText>
-        </w:r>
-        <w:r>
-          <w:rPr>
-            <w:rFonts w:eastAsiaTheme="minorEastAsia"/>
-            <w:lang w:eastAsia="zh-CN"/>
-          </w:rPr>
-          <w:delText>3</w:delText>
-        </w:r>
-      </w:del>
-      <w:r>
-        <w:rPr>
-          <w:rFonts w:eastAsiaTheme="minorEastAsia" w:hint="eastAsia"/>
-          <w:lang w:eastAsia="zh-CN"/>
-        </w:rPr>
-        <w:t>可以看出，</w:t>
-      </w:r>
-      <w:ins w:id="350" w:author="兴雨 郭" w:date="2026-02-04T22:12:00Z" w16du:dateUtc="2026-02-04T14:12:00Z">
-        <w:r>
-          <w:rPr>
-            <w:rFonts w:eastAsiaTheme="minorEastAsia" w:hint="eastAsia"/>
-            <w:lang w:eastAsia="zh-CN"/>
-          </w:rPr>
-          <w:t>Dynamic-RRT</w:t>
-        </w:r>
-        <w:r>
-          <w:rPr>
-            <w:rFonts w:eastAsiaTheme="minorEastAsia" w:hint="eastAsia"/>
-            <w:lang w:eastAsia="zh-CN"/>
-          </w:rPr>
-          <w:t>算法</w:t>
-        </w:r>
-      </w:ins>
-      <w:del w:id="351" w:author="兴雨 郭" w:date="2026-02-04T22:12:00Z" w16du:dateUtc="2026-02-04T14:12:00Z">
-        <w:r>
-          <w:rPr>
-            <w:rFonts w:eastAsiaTheme="minorEastAsia" w:hint="eastAsia"/>
-            <w:lang w:eastAsia="zh-CN"/>
-          </w:rPr>
-          <w:delText>传统算法</w:delText>
-        </w:r>
-        <w:r>
-          <w:rPr>
-            <w:rFonts w:eastAsiaTheme="minorEastAsia" w:hint="eastAsia"/>
-            <w:lang w:eastAsia="zh-CN"/>
-          </w:rPr>
-          <w:delText>RRT-star</w:delText>
-        </w:r>
-      </w:del>
-      <w:r>
-        <w:rPr>
-          <w:rFonts w:eastAsiaTheme="minorEastAsia" w:hint="eastAsia"/>
-          <w:lang w:eastAsia="zh-CN"/>
-        </w:rPr>
-        <w:t>在得到更多时间支持的情况下其渐进最优性才</w:t>
-      </w:r>
-      <w:ins w:id="352" w:author="兴雨 郭" w:date="2026-02-04T22:12:00Z" w16du:dateUtc="2026-02-04T14:12:00Z">
-        <w:r>
-          <w:rPr>
-            <w:rFonts w:eastAsiaTheme="minorEastAsia" w:hint="eastAsia"/>
-            <w:lang w:eastAsia="zh-CN"/>
-          </w:rPr>
-          <w:t>能逐步</w:t>
-        </w:r>
-      </w:ins>
-      <w:del w:id="353" w:author="兴雨 郭" w:date="2026-02-04T22:12:00Z" w16du:dateUtc="2026-02-04T14:12:00Z">
-        <w:r>
-          <w:rPr>
-            <w:rFonts w:eastAsiaTheme="minorEastAsia" w:hint="eastAsia"/>
-            <w:lang w:eastAsia="zh-CN"/>
-          </w:rPr>
-          <w:delText>会重回</w:delText>
-        </w:r>
-      </w:del>
-      <w:r>
-        <w:rPr>
-          <w:rFonts w:eastAsiaTheme="minorEastAsia" w:hint="eastAsia"/>
-          <w:lang w:eastAsia="zh-CN"/>
-        </w:rPr>
-        <w:t>发挥，但大多数情况下对路径规划的实时性要求更高，故需要在此做出相应取舍，并且当随机节点</w:t>
-      </w:r>
-      <w:ins w:id="354" w:author="兴雨 郭" w:date="2026-02-04T22:13:00Z" w16du:dateUtc="2026-02-04T14:13:00Z">
-        <w:r>
-          <w:rPr>
-            <w:rFonts w:eastAsiaTheme="minorEastAsia" w:hint="eastAsia"/>
-            <w:lang w:eastAsia="zh-CN"/>
-          </w:rPr>
-          <w:t>x</w:t>
-        </w:r>
-      </w:ins>
-      <w:del w:id="355" w:author="兴雨 郭" w:date="2026-02-04T22:13:00Z" w16du:dateUtc="2026-02-04T14:13:00Z">
-        <w:r>
-          <w:rPr>
-            <w:rFonts w:eastAsiaTheme="minorEastAsia" w:hint="eastAsia"/>
-            <w:lang w:eastAsia="zh-CN"/>
-          </w:rPr>
-          <w:delText>X</w:delText>
-        </w:r>
-      </w:del>
-      <w:r>
-        <w:rPr>
           <w:rFonts w:eastAsiaTheme="minorEastAsia"/>
           <w:vertAlign w:val="subscript"/>
           <w:lang w:eastAsia="zh-CN"/>
-          <w:rPrChange w:id="356" w:author="兴雨 郭" w:date="2026-02-04T22:13:00Z" w16du:dateUtc="2026-02-04T14:13:00Z">
+          <w:rPrChange w:id="304" w:author="兴雨 郭" w:date="2026-02-04T22:13:00Z" w16du:dateUtc="2026-02-04T14:13:00Z">
             <w:rPr>
               <w:rFonts w:eastAsiaTheme="minorEastAsia"/>
               <w:lang w:eastAsia="zh-CN"/>
@@ -14756,7 +12140,7 @@
         </w:rPr>
         <w:t>以</w:t>
       </w:r>
-      <w:ins w:id="357" w:author="兴雨 郭" w:date="2026-02-04T22:14:00Z" w16du:dateUtc="2026-02-04T14:14:00Z">
+      <w:ins w:id="305" w:author="兴雨 郭" w:date="2026-02-04T22:14:00Z" w16du:dateUtc="2026-02-04T14:14:00Z">
         <w:r>
           <w:rPr>
             <w:rFonts w:eastAsiaTheme="minorEastAsia" w:hint="eastAsia"/>
@@ -14779,7 +12163,7 @@
           <w:t>参数配置</w:t>
         </w:r>
       </w:ins>
-      <w:del w:id="358" w:author="兴雨 郭" w:date="2026-02-04T22:14:00Z" w16du:dateUtc="2026-02-04T14:14:00Z">
+      <w:del w:id="306" w:author="兴雨 郭" w:date="2026-02-04T22:14:00Z" w16du:dateUtc="2026-02-04T14:14:00Z">
         <w:r>
           <w:rPr>
             <w:rFonts w:eastAsiaTheme="minorEastAsia" w:hint="eastAsia"/>
@@ -14816,7 +12200,7 @@
         </w:rPr>
         <w:t>生成一条收敛时间</w:t>
       </w:r>
-      <w:ins w:id="359" w:author="兴雨 郭" w:date="2026-02-04T22:15:00Z" w16du:dateUtc="2026-02-04T14:15:00Z">
+      <w:ins w:id="307" w:author="兴雨 郭" w:date="2026-02-04T22:15:00Z" w16du:dateUtc="2026-02-04T14:15:00Z">
         <w:r>
           <w:rPr>
             <w:rFonts w:eastAsiaTheme="minorEastAsia" w:hint="eastAsia"/>
@@ -14832,7 +12216,7 @@
         </w:rPr>
         <w:t>优于</w:t>
       </w:r>
-      <w:ins w:id="360" w:author="兴雨 郭" w:date="2026-02-04T22:15:00Z" w16du:dateUtc="2026-02-04T14:15:00Z">
+      <w:ins w:id="308" w:author="兴雨 郭" w:date="2026-02-04T22:15:00Z" w16du:dateUtc="2026-02-04T14:15:00Z">
         <w:r>
           <w:rPr>
             <w:rFonts w:eastAsiaTheme="minorEastAsia" w:hint="eastAsia"/>
@@ -14848,7 +12232,7 @@
         </w:rPr>
         <w:t>RRT</w:t>
       </w:r>
-      <w:ins w:id="361" w:author="兴雨 郭" w:date="2026-02-04T22:15:00Z" w16du:dateUtc="2026-02-04T14:15:00Z">
+      <w:ins w:id="309" w:author="兴雨 郭" w:date="2026-02-04T22:15:00Z" w16du:dateUtc="2026-02-04T14:15:00Z">
         <w:r>
           <w:rPr>
             <w:rFonts w:eastAsiaTheme="minorEastAsia" w:hint="eastAsia"/>
@@ -14857,7 +12241,7 @@
           <w:t>算法</w:t>
         </w:r>
       </w:ins>
-      <w:del w:id="362" w:author="兴雨 郭" w:date="2026-02-04T22:15:00Z" w16du:dateUtc="2026-02-04T14:15:00Z">
+      <w:del w:id="310" w:author="兴雨 郭" w:date="2026-02-04T22:15:00Z" w16du:dateUtc="2026-02-04T14:15:00Z">
         <w:r>
           <w:rPr>
             <w:rFonts w:eastAsiaTheme="minorEastAsia"/>
@@ -14873,7 +12257,7 @@
         </w:rPr>
         <w:t>的路径。</w:t>
       </w:r>
-      <w:ins w:id="363" w:author="兴雨 郭" w:date="2026-02-04T22:15:00Z" w16du:dateUtc="2026-02-04T14:15:00Z">
+      <w:ins w:id="311" w:author="兴雨 郭" w:date="2026-02-04T22:15:00Z" w16du:dateUtc="2026-02-04T14:15:00Z">
         <w:r>
           <w:rPr>
             <w:rFonts w:eastAsiaTheme="minorEastAsia" w:hint="eastAsia"/>
@@ -14882,7 +12266,7 @@
           <w:t>实验证明</w:t>
         </w:r>
       </w:ins>
-      <w:del w:id="364" w:author="兴雨 郭" w:date="2026-02-04T22:15:00Z" w16du:dateUtc="2026-02-04T14:15:00Z">
+      <w:del w:id="312" w:author="兴雨 郭" w:date="2026-02-04T22:15:00Z" w16du:dateUtc="2026-02-04T14:15:00Z">
         <w:r>
           <w:rPr>
             <w:rFonts w:eastAsiaTheme="minorEastAsia" w:hint="eastAsia"/>
@@ -15080,7 +12464,7 @@
         </w:rPr>
         <w:t>在平衡收敛时间和路径长度方面具有明显的优势。</w:t>
       </w:r>
-      <w:del w:id="365" w:author="兴雨 郭" w:date="2026-02-04T22:16:00Z" w16du:dateUtc="2026-02-04T14:16:00Z">
+      <w:del w:id="313" w:author="兴雨 郭" w:date="2026-02-04T22:16:00Z" w16du:dateUtc="2026-02-04T14:16:00Z">
         <w:r>
           <w:rPr>
             <w:rFonts w:eastAsiaTheme="minorEastAsia" w:hint="eastAsia"/>
@@ -15124,7 +12508,7 @@
         </w:rPr>
         <w:t>可以观察到，</w:t>
       </w:r>
-      <w:del w:id="366" w:author="兴雨 郭" w:date="2026-02-04T22:16:00Z" w16du:dateUtc="2026-02-04T14:16:00Z">
+      <w:del w:id="314" w:author="兴雨 郭" w:date="2026-02-04T22:16:00Z" w16du:dateUtc="2026-02-04T14:16:00Z">
         <w:r>
           <w:rPr>
             <w:rFonts w:eastAsiaTheme="minorEastAsia"/>
@@ -15147,7 +12531,7 @@
           <w:delText>Informed RRT *</w:delText>
         </w:r>
       </w:del>
-      <w:ins w:id="367" w:author="兴雨 郭" w:date="2026-02-04T22:16:00Z" w16du:dateUtc="2026-02-04T14:16:00Z">
+      <w:ins w:id="315" w:author="兴雨 郭" w:date="2026-02-04T22:16:00Z" w16du:dateUtc="2026-02-04T14:16:00Z">
         <w:r>
           <w:rPr>
             <w:rFonts w:eastAsiaTheme="minorEastAsia" w:hint="eastAsia"/>
@@ -15170,7 +12554,7 @@
         </w:rPr>
         <w:t>需要更多的时间和迭代次数才能达到与</w:t>
       </w:r>
-      <w:del w:id="368" w:author="兴雨 郭" w:date="2026-02-04T22:16:00Z" w16du:dateUtc="2026-02-04T14:16:00Z">
+      <w:del w:id="316" w:author="兴雨 郭" w:date="2026-02-04T22:16:00Z" w16du:dateUtc="2026-02-04T14:16:00Z">
         <w:r>
           <w:rPr>
             <w:rFonts w:eastAsiaTheme="minorEastAsia" w:hint="eastAsia"/>
@@ -15179,7 +12563,7 @@
           <w:delText>Dynamic RRT</w:delText>
         </w:r>
       </w:del>
-      <w:ins w:id="369" w:author="兴雨 郭" w:date="2026-02-04T22:16:00Z" w16du:dateUtc="2026-02-04T14:16:00Z">
+      <w:ins w:id="317" w:author="兴雨 郭" w:date="2026-02-04T22:16:00Z" w16du:dateUtc="2026-02-04T14:16:00Z">
         <w:r>
           <w:rPr>
             <w:rFonts w:eastAsiaTheme="minorEastAsia" w:hint="eastAsia"/>
@@ -15202,7 +12586,7 @@
         </w:rPr>
         <w:t>相同的路径长度。虽然在运行时间没有限制的情况下，</w:t>
       </w:r>
-      <w:ins w:id="370" w:author="兴雨 郭" w:date="2026-02-04T22:17:00Z" w16du:dateUtc="2026-02-04T14:17:00Z">
+      <w:ins w:id="318" w:author="兴雨 郭" w:date="2026-02-04T22:17:00Z" w16du:dateUtc="2026-02-04T14:17:00Z">
         <w:r>
           <w:rPr>
             <w:rFonts w:eastAsiaTheme="minorEastAsia" w:hint="eastAsia"/>
@@ -15211,7 +12595,7 @@
           <w:t>Dynamic-RRT</w:t>
         </w:r>
       </w:ins>
-      <w:del w:id="371" w:author="兴雨 郭" w:date="2026-02-04T22:17:00Z" w16du:dateUtc="2026-02-04T14:17:00Z">
+      <w:del w:id="319" w:author="兴雨 郭" w:date="2026-02-04T22:17:00Z" w16du:dateUtc="2026-02-04T14:17:00Z">
         <w:r>
           <w:rPr>
             <w:rFonts w:eastAsiaTheme="minorEastAsia"/>
@@ -15227,7 +12611,7 @@
         </w:rPr>
         <w:t>可以获得更短的路径，但由于收敛时间的极速增加，这并不显著有用</w:t>
       </w:r>
-      <w:ins w:id="372" w:author="兴雨 郭" w:date="2026-02-04T22:17:00Z" w16du:dateUtc="2026-02-04T14:17:00Z">
+      <w:ins w:id="320" w:author="兴雨 郭" w:date="2026-02-04T22:17:00Z" w16du:dateUtc="2026-02-04T14:17:00Z">
         <w:r>
           <w:rPr>
             <w:rFonts w:eastAsiaTheme="minorEastAsia" w:hint="eastAsia"/>
@@ -15245,291 +12629,13 @@
           <w:lang w:eastAsia="zh-CN"/>
         </w:rPr>
       </w:pPr>
-    </w:p>
-    <w:p>
-      <w:pPr>
-        <w:ind w:firstLineChars="200" w:firstLine="440"/>
-        <w:rPr>
-          <w:rFonts w:eastAsiaTheme="minorEastAsia"/>
-          <w:lang w:eastAsia="zh-CN"/>
-        </w:rPr>
-      </w:pPr>
-    </w:p>
-    <w:p>
-      <w:pPr>
-        <w:ind w:firstLineChars="200" w:firstLine="440"/>
-        <w:rPr>
-          <w:rFonts w:eastAsiaTheme="minorEastAsia"/>
-          <w:lang w:eastAsia="zh-CN"/>
-        </w:rPr>
-      </w:pPr>
-    </w:p>
-    <w:p>
-      <w:pPr>
-        <w:ind w:firstLineChars="200" w:firstLine="440"/>
-        <w:rPr>
-          <w:rFonts w:eastAsiaTheme="minorEastAsia"/>
-          <w:lang w:eastAsia="zh-CN"/>
-        </w:rPr>
-      </w:pPr>
-    </w:p>
-    <w:p>
-      <w:pPr>
-        <w:ind w:firstLineChars="200" w:firstLine="440"/>
-        <w:rPr>
-          <w:rFonts w:eastAsiaTheme="minorEastAsia"/>
-          <w:lang w:eastAsia="zh-CN"/>
-        </w:rPr>
-      </w:pPr>
-    </w:p>
-    <w:p>
-      <w:pPr>
-        <w:ind w:firstLineChars="200" w:firstLine="440"/>
-        <w:rPr>
-          <w:rFonts w:eastAsiaTheme="minorEastAsia"/>
-          <w:lang w:eastAsia="zh-CN"/>
-        </w:rPr>
-      </w:pPr>
-    </w:p>
-    <w:p>
-      <w:pPr>
-        <w:ind w:firstLineChars="200" w:firstLine="440"/>
-        <w:rPr>
-          <w:rFonts w:eastAsiaTheme="minorEastAsia"/>
-          <w:lang w:eastAsia="zh-CN"/>
-        </w:rPr>
-      </w:pPr>
-    </w:p>
-    <w:p>
-      <w:pPr>
-        <w:ind w:firstLineChars="200" w:firstLine="440"/>
-        <w:rPr>
-          <w:rFonts w:eastAsiaTheme="minorEastAsia"/>
-          <w:lang w:eastAsia="zh-CN"/>
-        </w:rPr>
-      </w:pPr>
-    </w:p>
-    <w:p>
-      <w:pPr>
-        <w:ind w:firstLineChars="200" w:firstLine="440"/>
-        <w:rPr>
-          <w:rFonts w:eastAsiaTheme="minorEastAsia"/>
-          <w:lang w:eastAsia="zh-CN"/>
-        </w:rPr>
-      </w:pPr>
-    </w:p>
-    <w:p>
-      <w:pPr>
-        <w:ind w:firstLineChars="200" w:firstLine="440"/>
-        <w:rPr>
-          <w:rFonts w:eastAsiaTheme="minorEastAsia"/>
-          <w:lang w:eastAsia="zh-CN"/>
-        </w:rPr>
-      </w:pPr>
-    </w:p>
-    <w:p>
-      <w:pPr>
-        <w:ind w:firstLineChars="200" w:firstLine="440"/>
-        <w:rPr>
-          <w:rFonts w:eastAsiaTheme="minorEastAsia"/>
-          <w:lang w:eastAsia="zh-CN"/>
-        </w:rPr>
-      </w:pPr>
-    </w:p>
-    <w:p>
-      <w:pPr>
-        <w:ind w:firstLineChars="200" w:firstLine="440"/>
-        <w:rPr>
-          <w:rFonts w:eastAsiaTheme="minorEastAsia"/>
-          <w:lang w:eastAsia="zh-CN"/>
-        </w:rPr>
-      </w:pPr>
-    </w:p>
-    <w:p>
-      <w:pPr>
-        <w:ind w:firstLineChars="200" w:firstLine="440"/>
-        <w:rPr>
-          <w:rFonts w:eastAsiaTheme="minorEastAsia"/>
-          <w:lang w:eastAsia="zh-CN"/>
-        </w:rPr>
-      </w:pPr>
-    </w:p>
-    <w:p>
-      <w:pPr>
-        <w:ind w:firstLineChars="200" w:firstLine="440"/>
-        <w:rPr>
-          <w:rFonts w:eastAsiaTheme="minorEastAsia"/>
-          <w:lang w:eastAsia="zh-CN"/>
-        </w:rPr>
-      </w:pPr>
-    </w:p>
-    <w:p>
-      <w:pPr>
-        <w:ind w:firstLineChars="200" w:firstLine="440"/>
-        <w:rPr>
-          <w:rFonts w:eastAsiaTheme="minorEastAsia"/>
-          <w:lang w:eastAsia="zh-CN"/>
-        </w:rPr>
-      </w:pPr>
-    </w:p>
-    <w:p>
-      <w:pPr>
-        <w:ind w:firstLineChars="200" w:firstLine="440"/>
-        <w:rPr>
-          <w:rFonts w:eastAsiaTheme="minorEastAsia"/>
-          <w:lang w:eastAsia="zh-CN"/>
-        </w:rPr>
-      </w:pPr>
-    </w:p>
-    <w:p>
-      <w:pPr>
-        <w:ind w:firstLineChars="200" w:firstLine="440"/>
-        <w:rPr>
-          <w:rFonts w:eastAsiaTheme="minorEastAsia"/>
-          <w:lang w:eastAsia="zh-CN"/>
-        </w:rPr>
-      </w:pPr>
-    </w:p>
-    <w:p>
-      <w:pPr>
-        <w:ind w:firstLineChars="200" w:firstLine="440"/>
-        <w:rPr>
-          <w:rFonts w:eastAsiaTheme="minorEastAsia"/>
-          <w:lang w:eastAsia="zh-CN"/>
-        </w:rPr>
-      </w:pPr>
-    </w:p>
-    <w:p>
-      <w:pPr>
-        <w:ind w:firstLineChars="200" w:firstLine="440"/>
-        <w:rPr>
-          <w:rFonts w:eastAsiaTheme="minorEastAsia"/>
-          <w:lang w:eastAsia="zh-CN"/>
-        </w:rPr>
-      </w:pPr>
-    </w:p>
-    <w:p>
-      <w:pPr>
-        <w:ind w:firstLineChars="200" w:firstLine="440"/>
-        <w:rPr>
-          <w:rFonts w:eastAsiaTheme="minorEastAsia"/>
-          <w:lang w:eastAsia="zh-CN"/>
-        </w:rPr>
-      </w:pPr>
-    </w:p>
-    <w:p>
-      <w:pPr>
-        <w:ind w:firstLineChars="200" w:firstLine="440"/>
-        <w:rPr>
-          <w:rFonts w:eastAsiaTheme="minorEastAsia"/>
-          <w:lang w:eastAsia="zh-CN"/>
-        </w:rPr>
-      </w:pPr>
-    </w:p>
-    <w:p>
-      <w:pPr>
-        <w:ind w:firstLineChars="200" w:firstLine="440"/>
-        <w:rPr>
-          <w:rFonts w:eastAsiaTheme="minorEastAsia"/>
-          <w:lang w:eastAsia="zh-CN"/>
-        </w:rPr>
-      </w:pPr>
-    </w:p>
-    <w:p>
-      <w:pPr>
-        <w:ind w:firstLineChars="200" w:firstLine="440"/>
-        <w:rPr>
-          <w:rFonts w:eastAsiaTheme="minorEastAsia"/>
-          <w:lang w:eastAsia="zh-CN"/>
-        </w:rPr>
-      </w:pPr>
-    </w:p>
-    <w:p>
-      <w:pPr>
-        <w:ind w:firstLineChars="200" w:firstLine="440"/>
-        <w:rPr>
-          <w:rFonts w:eastAsiaTheme="minorEastAsia"/>
-          <w:lang w:eastAsia="zh-CN"/>
-        </w:rPr>
-      </w:pPr>
-    </w:p>
-    <w:p>
-      <w:pPr>
-        <w:ind w:firstLineChars="200" w:firstLine="440"/>
-        <w:rPr>
-          <w:rFonts w:eastAsiaTheme="minorEastAsia"/>
-          <w:lang w:eastAsia="zh-CN"/>
-        </w:rPr>
-      </w:pPr>
-    </w:p>
-    <w:p>
-      <w:pPr>
-        <w:ind w:firstLineChars="200" w:firstLine="440"/>
-        <w:rPr>
-          <w:rFonts w:eastAsiaTheme="minorEastAsia"/>
-          <w:lang w:eastAsia="zh-CN"/>
-        </w:rPr>
-      </w:pPr>
-    </w:p>
-    <w:p>
-      <w:pPr>
-        <w:ind w:firstLineChars="200" w:firstLine="440"/>
-        <w:rPr>
-          <w:rFonts w:eastAsiaTheme="minorEastAsia"/>
-          <w:lang w:eastAsia="zh-CN"/>
-        </w:rPr>
-      </w:pPr>
-    </w:p>
-    <w:p>
-      <w:pPr>
-        <w:ind w:firstLineChars="200" w:firstLine="440"/>
-        <w:rPr>
-          <w:rFonts w:eastAsiaTheme="minorEastAsia"/>
-          <w:lang w:eastAsia="zh-CN"/>
-        </w:rPr>
-      </w:pPr>
-    </w:p>
-    <w:p>
-      <w:pPr>
-        <w:ind w:firstLineChars="200" w:firstLine="440"/>
-        <w:rPr>
-          <w:rFonts w:eastAsiaTheme="minorEastAsia"/>
-          <w:lang w:eastAsia="zh-CN"/>
-        </w:rPr>
-      </w:pPr>
-    </w:p>
-    <w:p>
-      <w:pPr>
-        <w:ind w:firstLineChars="200" w:firstLine="440"/>
-        <w:rPr>
-          <w:rFonts w:eastAsiaTheme="minorEastAsia"/>
-          <w:lang w:eastAsia="zh-CN"/>
-        </w:rPr>
-      </w:pPr>
-    </w:p>
-    <w:p>
-      <w:pPr>
-        <w:ind w:firstLineChars="200" w:firstLine="440"/>
-        <w:rPr>
-          <w:rFonts w:eastAsiaTheme="minorEastAsia"/>
-          <w:lang w:eastAsia="zh-CN"/>
-        </w:rPr>
-      </w:pPr>
-    </w:p>
-    <w:p>
-      <w:pPr>
-        <w:ind w:firstLineChars="200" w:firstLine="440"/>
-        <w:rPr>
-          <w:rFonts w:eastAsiaTheme="minorEastAsia"/>
-          <w:lang w:eastAsia="zh-CN"/>
-        </w:rPr>
-      </w:pPr>
       <w:r>
         <w:rPr>
           <w:rFonts w:eastAsiaTheme="minorEastAsia"/>
           <w:noProof/>
           <w:lang w:eastAsia="zh-CN"/>
         </w:rPr>
+        <w:lastRenderedPageBreak/>
         <w:drawing>
           <wp:anchor distT="0" distB="0" distL="114300" distR="114300" simplePos="0" relativeHeight="251794432" behindDoc="0" locked="0" layoutInCell="1" allowOverlap="1" wp14:anchorId="0F69BB56" wp14:editId="50037B73">
             <wp:simplePos x="0" y="0"/>
@@ -15712,7 +12818,7 @@
         </w:rPr>
         <w:t>PID</w:t>
       </w:r>
-      <w:ins w:id="373" w:author="兴雨 郭" w:date="2026-02-04T22:29:00Z" w16du:dateUtc="2026-02-04T14:29:00Z">
+      <w:ins w:id="321" w:author="兴雨 郭" w:date="2026-02-04T22:29:00Z" w16du:dateUtc="2026-02-04T14:29:00Z">
         <w:r>
           <w:rPr>
             <w:rFonts w:eastAsiaTheme="minorEastAsia" w:hint="eastAsia"/>
@@ -15728,7 +12834,7 @@
         </w:rPr>
         <w:t>=</w:t>
       </w:r>
-      <w:del w:id="374" w:author="兴雨 郭" w:date="2026-02-04T22:29:00Z" w16du:dateUtc="2026-02-04T14:29:00Z">
+      <w:del w:id="322" w:author="兴雨 郭" w:date="2026-02-04T22:29:00Z" w16du:dateUtc="2026-02-04T14:29:00Z">
         <w:r>
           <w:rPr>
             <w:rFonts w:eastAsiaTheme="minorEastAsia"/>
@@ -15737,7 +12843,7 @@
           <w:delText>(Kp,Ki,Kd)=</w:delText>
         </w:r>
       </w:del>
-      <w:ins w:id="375" w:author="兴雨 郭" w:date="2026-02-04T22:28:00Z" w16du:dateUtc="2026-02-04T14:28:00Z">
+      <w:ins w:id="323" w:author="兴雨 郭" w:date="2026-02-04T22:28:00Z" w16du:dateUtc="2026-02-04T14:28:00Z">
         <w:r>
           <w:rPr>
             <w:rFonts w:eastAsiaTheme="minorEastAsia" w:hint="eastAsia"/>
@@ -15746,7 +12852,7 @@
           <w:t>（</w:t>
         </w:r>
       </w:ins>
-      <w:del w:id="376" w:author="兴雨 郭" w:date="2026-02-04T22:28:00Z" w16du:dateUtc="2026-02-04T14:28:00Z">
+      <w:del w:id="324" w:author="兴雨 郭" w:date="2026-02-04T22:28:00Z" w16du:dateUtc="2026-02-04T14:28:00Z">
         <w:r>
           <w:rPr>
             <w:rFonts w:eastAsiaTheme="minorEastAsia"/>
@@ -15762,7 +12868,7 @@
           <w:delText>，</w:delText>
         </w:r>
       </w:del>
-      <w:ins w:id="377" w:author="兴雨 郭" w:date="2026-02-04T22:28:00Z" w16du:dateUtc="2026-02-04T14:28:00Z">
+      <w:ins w:id="325" w:author="兴雨 郭" w:date="2026-02-04T22:28:00Z" w16du:dateUtc="2026-02-04T14:28:00Z">
         <w:r>
           <w:rPr>
             <w:rFonts w:eastAsiaTheme="minorEastAsia" w:hint="eastAsia"/>
@@ -15820,7 +12926,6 @@
           <w:rFonts w:eastAsiaTheme="minorEastAsia" w:hint="eastAsia"/>
           <w:lang w:eastAsia="zh-CN"/>
         </w:rPr>
-        <w:lastRenderedPageBreak/>
         <w:t>此外，文献</w:t>
       </w:r>
       <w:r>
@@ -15931,6 +13036,7 @@
           <w:spacing w:val="-2"/>
           <w:w w:val="110"/>
         </w:rPr>
+        <w:lastRenderedPageBreak/>
         <w:t>Conclusion</w:t>
       </w:r>
     </w:p>
@@ -16025,21 +13131,21 @@
           <w:rFonts w:eastAsiaTheme="minorEastAsia"/>
           <w:lang w:eastAsia="zh-CN"/>
         </w:rPr>
-        <w:t>并引入</w:t>
-      </w:r>
-      <w:r>
-        <w:rPr>
-          <w:rFonts w:eastAsiaTheme="minorEastAsia"/>
-          <w:lang w:eastAsia="zh-CN"/>
-        </w:rPr>
-        <w:t xml:space="preserve">PID </w:t>
-      </w:r>
-      <w:r>
-        <w:rPr>
-          <w:rFonts w:eastAsiaTheme="minorEastAsia"/>
-          <w:lang w:eastAsia="zh-CN"/>
-        </w:rPr>
-        <w:t>采样控制器</w:t>
+        <w:t>引入</w:t>
+      </w:r>
+      <w:r>
+        <w:rPr>
+          <w:rFonts w:eastAsiaTheme="minorEastAsia"/>
+          <w:lang w:eastAsia="zh-CN"/>
+        </w:rPr>
+        <w:t>基于搜索状态反馈的在线调节机制</w:t>
+      </w:r>
+      <w:r>
+        <w:rPr>
+          <w:rFonts w:eastAsiaTheme="minorEastAsia" w:hint="eastAsia"/>
+          <w:lang w:eastAsia="zh-CN"/>
+        </w:rPr>
+        <w:t>(SSFOR)</w:t>
       </w:r>
       <w:r>
         <w:rPr>
@@ -16182,227 +13288,56 @@
           <w:rFonts w:eastAsiaTheme="minorEastAsia"/>
           <w:lang w:eastAsia="zh-CN"/>
         </w:rPr>
-        <w:t>为获得具有代表性的控制器配置，本文对比例</w:t>
-      </w:r>
-      <w:r>
-        <w:rPr>
-          <w:rFonts w:eastAsiaTheme="minorEastAsia"/>
-          <w:lang w:eastAsia="zh-CN"/>
-        </w:rPr>
-        <w:t>/</w:t>
-      </w:r>
-      <w:r>
-        <w:rPr>
-          <w:rFonts w:eastAsiaTheme="minorEastAsia"/>
-          <w:lang w:eastAsia="zh-CN"/>
-        </w:rPr>
-        <w:t>积分</w:t>
-      </w:r>
-      <w:r>
-        <w:rPr>
-          <w:rFonts w:eastAsiaTheme="minorEastAsia"/>
-          <w:lang w:eastAsia="zh-CN"/>
-        </w:rPr>
-        <w:t>/</w:t>
-      </w:r>
-      <w:r>
-        <w:rPr>
-          <w:rFonts w:eastAsiaTheme="minorEastAsia"/>
-          <w:lang w:eastAsia="zh-CN"/>
-        </w:rPr>
-        <w:t>微分参数在预设范围内进行了系统性扫荡评估，并以首次可行路径</w:t>
+        <w:t>在二维与三维多组典型场景的对比实验中，</w:t>
+      </w:r>
+      <w:r>
+        <w:rPr>
+          <w:rFonts w:eastAsiaTheme="minorEastAsia"/>
+          <w:lang w:eastAsia="zh-CN"/>
+        </w:rPr>
+        <w:t xml:space="preserve">SC-RRT </w:t>
+      </w:r>
+      <w:r>
+        <w:rPr>
+          <w:rFonts w:eastAsiaTheme="minorEastAsia"/>
+          <w:lang w:eastAsia="zh-CN"/>
+        </w:rPr>
+        <w:t>相比</w:t>
       </w:r>
       <w:r>
         <w:rPr>
           <w:rFonts w:eastAsiaTheme="minorEastAsia" w:hint="eastAsia"/>
           <w:lang w:eastAsia="zh-CN"/>
         </w:rPr>
-        <w:t>、平均采样次数、成功率等</w:t>
-      </w:r>
-      <w:r>
-        <w:rPr>
-          <w:rFonts w:eastAsiaTheme="minorEastAsia"/>
-          <w:lang w:eastAsia="zh-CN"/>
-        </w:rPr>
-        <w:t>相关指标</w:t>
+        <w:t>Dynamic-RRT</w:t>
       </w:r>
       <w:r>
         <w:rPr>
           <w:rFonts w:eastAsiaTheme="minorEastAsia" w:hint="eastAsia"/>
           <w:lang w:eastAsia="zh-CN"/>
         </w:rPr>
-        <w:t>，</w:t>
-      </w:r>
-      <w:r>
-        <w:rPr>
-          <w:rFonts w:eastAsiaTheme="minorEastAsia"/>
-          <w:lang w:eastAsia="zh-CN"/>
-        </w:rPr>
-        <w:t>作为主要评价准则，从而避免平滑后处理非线性对调参结论的干扰。综合参数扫荡结果，确定</w:t>
-      </w:r>
-      <w:r>
-        <w:rPr>
-          <w:rFonts w:eastAsiaTheme="minorEastAsia"/>
-          <w:lang w:eastAsia="zh-CN"/>
-        </w:rPr>
-        <w:t xml:space="preserve"> PID = (0.45, 0.07, 0.18) </w:t>
-      </w:r>
-      <w:r>
-        <w:rPr>
-          <w:rFonts w:eastAsiaTheme="minorEastAsia"/>
-          <w:lang w:eastAsia="zh-CN"/>
-        </w:rPr>
-        <w:t>为本文实验设置下的最优配置，并以该配置作为</w:t>
-      </w:r>
-      <w:r>
-        <w:rPr>
-          <w:rFonts w:eastAsiaTheme="minorEastAsia"/>
-          <w:lang w:eastAsia="zh-CN"/>
-        </w:rPr>
-        <w:t xml:space="preserve"> SC-RRT </w:t>
-      </w:r>
-      <w:r>
-        <w:rPr>
-          <w:rFonts w:eastAsiaTheme="minorEastAsia"/>
-          <w:lang w:eastAsia="zh-CN"/>
-        </w:rPr>
-        <w:t>的默认控制参数用于后续对比实验</w:t>
+        <w:t>算法，</w:t>
+      </w:r>
+      <w:r>
+        <w:rPr>
+          <w:rFonts w:eastAsiaTheme="minorEastAsia"/>
+          <w:lang w:eastAsia="zh-CN"/>
+        </w:rPr>
+        <w:t>能够更快获得首次可行路径，并在更短的计算时间内获得更优或相当的路径成本，</w:t>
       </w:r>
       <w:r>
         <w:rPr>
           <w:rFonts w:eastAsiaTheme="minorEastAsia" w:hint="eastAsia"/>
           <w:lang w:eastAsia="zh-CN"/>
         </w:rPr>
-        <w:t>，</w:t>
-      </w:r>
-      <w:r>
-        <w:rPr>
-          <w:rFonts w:eastAsiaTheme="minorEastAsia"/>
-          <w:lang w:eastAsia="zh-CN"/>
-        </w:rPr>
-        <w:t>为保证公平性，后续对比实验均在相同环境配置与迭代</w:t>
-      </w:r>
-      <w:r>
-        <w:rPr>
-          <w:rFonts w:eastAsiaTheme="minorEastAsia"/>
-          <w:lang w:eastAsia="zh-CN"/>
-        </w:rPr>
-        <w:t>/</w:t>
-      </w:r>
-      <w:r>
-        <w:rPr>
-          <w:rFonts w:eastAsiaTheme="minorEastAsia"/>
-          <w:lang w:eastAsia="zh-CN"/>
-        </w:rPr>
-        <w:t>时间预算约束下进行，且</w:t>
-      </w:r>
-      <w:r>
-        <w:rPr>
-          <w:rFonts w:eastAsiaTheme="minorEastAsia"/>
-          <w:lang w:eastAsia="zh-CN"/>
-        </w:rPr>
-        <w:t xml:space="preserve"> SC-RRT </w:t>
-      </w:r>
-      <w:r>
-        <w:rPr>
-          <w:rFonts w:eastAsiaTheme="minorEastAsia"/>
-          <w:lang w:eastAsia="zh-CN"/>
-        </w:rPr>
-        <w:t>均采用上述默认</w:t>
-      </w:r>
-      <w:r>
-        <w:rPr>
-          <w:rFonts w:eastAsiaTheme="minorEastAsia"/>
-          <w:lang w:eastAsia="zh-CN"/>
-        </w:rPr>
-        <w:t xml:space="preserve"> PID </w:t>
-      </w:r>
-      <w:r>
-        <w:rPr>
-          <w:rFonts w:eastAsiaTheme="minorEastAsia"/>
-          <w:lang w:eastAsia="zh-CN"/>
-        </w:rPr>
-        <w:t>配置</w:t>
-      </w:r>
-      <w:r>
-        <w:rPr>
-          <w:rFonts w:eastAsiaTheme="minorEastAsia"/>
-          <w:lang w:eastAsia="zh-CN"/>
-        </w:rPr>
-        <w:t>。</w:t>
-      </w:r>
-    </w:p>
-    <w:p>
-      <w:pPr>
-        <w:ind w:firstLineChars="200" w:firstLine="440"/>
-        <w:jc w:val="both"/>
-        <w:rPr>
-          <w:rFonts w:eastAsiaTheme="minorEastAsia"/>
-          <w:lang w:eastAsia="zh-CN"/>
-        </w:rPr>
-      </w:pPr>
-      <w:r>
-        <w:rPr>
-          <w:rFonts w:eastAsiaTheme="minorEastAsia"/>
-          <w:lang w:eastAsia="zh-CN"/>
-        </w:rPr>
-        <w:t>在二维与三维多组典型场景的对比实验中，采用上述最优</w:t>
-      </w:r>
-      <w:r>
-        <w:rPr>
-          <w:rFonts w:eastAsiaTheme="minorEastAsia"/>
-          <w:lang w:eastAsia="zh-CN"/>
-        </w:rPr>
-        <w:t xml:space="preserve"> PID </w:t>
-      </w:r>
-      <w:r>
-        <w:rPr>
-          <w:rFonts w:eastAsiaTheme="minorEastAsia"/>
-          <w:lang w:eastAsia="zh-CN"/>
-        </w:rPr>
-        <w:t>配置的</w:t>
-      </w:r>
-      <w:r>
-        <w:rPr>
-          <w:rFonts w:eastAsiaTheme="minorEastAsia"/>
-          <w:lang w:eastAsia="zh-CN"/>
-        </w:rPr>
-        <w:t xml:space="preserve"> SC-RRT </w:t>
-      </w:r>
-      <w:r>
-        <w:rPr>
-          <w:rFonts w:eastAsiaTheme="minorEastAsia"/>
-          <w:lang w:eastAsia="zh-CN"/>
-        </w:rPr>
-        <w:t>相比</w:t>
+        <w:t>且在</w:t>
       </w:r>
       <w:r>
         <w:rPr>
           <w:rFonts w:eastAsiaTheme="minorEastAsia" w:hint="eastAsia"/>
           <w:lang w:eastAsia="zh-CN"/>
         </w:rPr>
-        <w:t>Dynamic-RRT</w:t>
-      </w:r>
-      <w:r>
-        <w:rPr>
-          <w:rFonts w:eastAsiaTheme="minorEastAsia" w:hint="eastAsia"/>
-          <w:lang w:eastAsia="zh-CN"/>
-        </w:rPr>
-        <w:t>算法，</w:t>
-      </w:r>
-      <w:r>
-        <w:rPr>
-          <w:rFonts w:eastAsiaTheme="minorEastAsia"/>
-          <w:lang w:eastAsia="zh-CN"/>
-        </w:rPr>
-        <w:t>能够更快获得首次可行路径，并在更短的计算时间内获得更优或相当的路径成本，</w:t>
-      </w:r>
-      <w:r>
-        <w:rPr>
-          <w:rFonts w:eastAsiaTheme="minorEastAsia" w:hint="eastAsia"/>
-          <w:lang w:eastAsia="zh-CN"/>
-        </w:rPr>
-        <w:t>且在</w:t>
+        <w:t xml:space="preserve"> </w:t>
       </w:r>
       <w:r>
         <w:rPr>
@@ -16423,14 +13358,14 @@
           <w:rFonts w:eastAsiaTheme="minorEastAsia"/>
           <w:lang w:eastAsia="zh-CN"/>
         </w:rPr>
-        <w:t xml:space="preserve"> PID </w:t>
-      </w:r>
-      <w:r>
-        <w:rPr>
-          <w:rFonts w:eastAsiaTheme="minorEastAsia"/>
-          <w:lang w:eastAsia="zh-CN"/>
-        </w:rPr>
-        <w:t>的闭环调节协同作用</w:t>
+        <w:t>基于搜索状态反馈的在线调节机制</w:t>
+      </w:r>
+      <w:r>
+        <w:rPr>
+          <w:rFonts w:eastAsiaTheme="minorEastAsia"/>
+          <w:lang w:eastAsia="zh-CN"/>
+        </w:rPr>
+        <w:t>协同作用</w:t>
       </w:r>
       <w:r>
         <w:rPr>
@@ -18306,8 +15241,8 @@
         <w:spacing w:before="1"/>
         <w:ind w:left="220" w:firstLine="0"/>
       </w:pPr>
-      <w:bookmarkStart w:id="378" w:name="References"/>
-      <w:bookmarkEnd w:id="378"/>
+      <w:bookmarkStart w:id="326" w:name="References"/>
+      <w:bookmarkEnd w:id="326"/>
       <w:r>
         <w:rPr>
           <w:spacing w:val="-2"/>
@@ -18333,8 +15268,8 @@
           <w:sz w:val="17"/>
         </w:rPr>
       </w:pPr>
-      <w:bookmarkStart w:id="379" w:name="_bookmark25"/>
-      <w:bookmarkEnd w:id="379"/>
+      <w:bookmarkStart w:id="327" w:name="_bookmark25"/>
+      <w:bookmarkEnd w:id="327"/>
       <w:r>
         <w:rPr>
           <w:sz w:val="17"/>
@@ -18612,8 +15547,8 @@
         </w:rPr>
         <w:t xml:space="preserve">Manu- </w:t>
       </w:r>
-      <w:bookmarkStart w:id="380" w:name="_bookmark26"/>
-      <w:bookmarkEnd w:id="380"/>
+      <w:bookmarkStart w:id="328" w:name="_bookmark26"/>
+      <w:bookmarkEnd w:id="328"/>
       <w:r>
         <w:rPr>
           <w:sz w:val="17"/>
@@ -18735,8 +15670,8 @@
         </w:rPr>
         <w:t xml:space="preserve">Application. </w:t>
       </w:r>
-      <w:bookmarkStart w:id="381" w:name="_bookmark27"/>
-      <w:bookmarkEnd w:id="381"/>
+      <w:bookmarkStart w:id="329" w:name="_bookmark27"/>
+      <w:bookmarkEnd w:id="329"/>
       <w:r>
         <w:rPr>
           <w:b/>
@@ -18834,8 +15769,8 @@
           <w:sz w:val="17"/>
         </w:rPr>
       </w:pPr>
-      <w:bookmarkStart w:id="382" w:name="_bookmark28"/>
-      <w:bookmarkEnd w:id="382"/>
+      <w:bookmarkStart w:id="330" w:name="_bookmark28"/>
+      <w:bookmarkEnd w:id="330"/>
       <w:r>
         <w:rPr>
           <w:sz w:val="17"/>
@@ -19023,8 +15958,8 @@
         </w:rPr>
         <w:t xml:space="preserve">Anal- ysis of Single-Arm Cluster Tools With Wafer Residency Time Constraints and Activity Time Variation. IEEE Transactions on </w:t>
       </w:r>
-      <w:bookmarkStart w:id="383" w:name="_bookmark29"/>
-      <w:bookmarkEnd w:id="383"/>
+      <w:bookmarkStart w:id="331" w:name="_bookmark29"/>
+      <w:bookmarkEnd w:id="331"/>
       <w:r>
         <w:rPr>
           <w:sz w:val="17"/>
@@ -19081,8 +16016,8 @@
         </w:rPr>
         <w:t xml:space="preserve">, </w:t>
       </w:r>
-      <w:bookmarkStart w:id="384" w:name="_bookmark30"/>
-      <w:bookmarkEnd w:id="384"/>
+      <w:bookmarkStart w:id="332" w:name="_bookmark30"/>
+      <w:bookmarkEnd w:id="332"/>
       <w:r>
         <w:rPr>
           <w:sz w:val="17"/>
@@ -19139,8 +16074,8 @@
         </w:rPr>
         <w:t xml:space="preserve">, </w:t>
       </w:r>
-      <w:bookmarkStart w:id="385" w:name="_bookmark31"/>
-      <w:bookmarkEnd w:id="385"/>
+      <w:bookmarkStart w:id="333" w:name="_bookmark31"/>
+      <w:bookmarkEnd w:id="333"/>
       <w:r>
         <w:rPr>
           <w:sz w:val="17"/>
@@ -19171,8 +16106,8 @@
         </w:rPr>
         <w:t xml:space="preserve">Li, S., Han, K., Li, X., et al.: Hybrid Trajectory Replanning- Based Dynamic Obstacle Avoidance for Physical Human-Robot </w:t>
       </w:r>
-      <w:bookmarkStart w:id="386" w:name="_bookmark32"/>
-      <w:bookmarkEnd w:id="386"/>
+      <w:bookmarkStart w:id="334" w:name="_bookmark32"/>
+      <w:bookmarkEnd w:id="334"/>
       <w:r>
         <w:rPr>
           <w:sz w:val="17"/>
@@ -19216,8 +16151,8 @@
         </w:rPr>
         <w:t xml:space="preserve">Hart, P.E., Nilsson, N.J., Raphael, B.: A Formal Basis for the Heuristic Determination of Minimum Cost Paths. IEEE Trans- </w:t>
       </w:r>
-      <w:bookmarkStart w:id="387" w:name="_bookmark33"/>
-      <w:bookmarkEnd w:id="387"/>
+      <w:bookmarkStart w:id="335" w:name="_bookmark33"/>
+      <w:bookmarkEnd w:id="335"/>
       <w:r>
         <w:rPr>
           <w:sz w:val="17"/>
@@ -19252,11 +16187,11 @@
         <w:ind w:right="41" w:hanging="341"/>
         <w:jc w:val="both"/>
         <w:rPr>
-          <w:del w:id="388" w:author="兴雨 郭" w:date="2026-02-05T23:01:00Z" w16du:dateUtc="2026-02-05T15:01:00Z"/>
-          <w:sz w:val="17"/>
-          <w:rPrChange w:id="389" w:author="兴雨 郭" w:date="2026-02-05T23:01:00Z" w16du:dateUtc="2026-02-05T15:01:00Z">
+          <w:del w:id="336" w:author="兴雨 郭" w:date="2026-02-05T23:01:00Z" w16du:dateUtc="2026-02-05T15:01:00Z"/>
+          <w:sz w:val="17"/>
+          <w:rPrChange w:id="337" w:author="兴雨 郭" w:date="2026-02-05T23:01:00Z" w16du:dateUtc="2026-02-05T15:01:00Z">
             <w:rPr>
-              <w:del w:id="390" w:author="兴雨 郭" w:date="2026-02-05T23:01:00Z" w16du:dateUtc="2026-02-05T15:01:00Z"/>
+              <w:del w:id="338" w:author="兴雨 郭" w:date="2026-02-05T23:01:00Z" w16du:dateUtc="2026-02-05T15:01:00Z"/>
               <w:rFonts w:eastAsiaTheme="minorEastAsia"/>
               <w:lang w:eastAsia="zh-CN"/>
             </w:rPr>
@@ -19410,15 +16345,15 @@
         <w:ind w:right="41" w:hanging="341"/>
         <w:jc w:val="both"/>
         <w:rPr>
-          <w:del w:id="391" w:author="兴雨 郭" w:date="2026-02-05T23:02:00Z" w16du:dateUtc="2026-02-05T15:02:00Z"/>
-          <w:sz w:val="17"/>
-          <w:rPrChange w:id="392" w:author="兴雨 郭" w:date="2026-02-05T23:02:00Z" w16du:dateUtc="2026-02-05T15:02:00Z">
+          <w:del w:id="339" w:author="兴雨 郭" w:date="2026-02-05T23:02:00Z" w16du:dateUtc="2026-02-05T15:02:00Z"/>
+          <w:sz w:val="17"/>
+          <w:rPrChange w:id="340" w:author="兴雨 郭" w:date="2026-02-05T23:02:00Z" w16du:dateUtc="2026-02-05T15:02:00Z">
             <w:rPr>
-              <w:del w:id="393" w:author="兴雨 郭" w:date="2026-02-05T23:02:00Z" w16du:dateUtc="2026-02-05T15:02:00Z"/>
+              <w:del w:id="341" w:author="兴雨 郭" w:date="2026-02-05T23:02:00Z" w16du:dateUtc="2026-02-05T15:02:00Z"/>
             </w:rPr>
           </w:rPrChange>
         </w:rPr>
-        <w:pPrChange w:id="394" w:author="兴雨 郭" w:date="2026-02-05T23:02:00Z" w16du:dateUtc="2026-02-05T15:02:00Z">
+        <w:pPrChange w:id="342" w:author="兴雨 郭" w:date="2026-02-05T23:02:00Z" w16du:dateUtc="2026-02-05T15:02:00Z">
           <w:pPr>
             <w:pStyle w:val="a6"/>
             <w:numPr>
@@ -19433,24 +16368,24 @@
           </w:pPr>
         </w:pPrChange>
       </w:pPr>
-      <w:bookmarkStart w:id="395" w:name="_bookmark34"/>
-      <w:bookmarkEnd w:id="395"/>
-      <w:del w:id="396" w:author="兴雨 郭" w:date="2026-02-05T23:01:00Z" w16du:dateUtc="2026-02-05T15:01:00Z">
+      <w:bookmarkStart w:id="343" w:name="_bookmark34"/>
+      <w:bookmarkEnd w:id="343"/>
+      <w:del w:id="344" w:author="兴雨 郭" w:date="2026-02-05T23:01:00Z" w16du:dateUtc="2026-02-05T15:01:00Z">
         <w:r>
           <w:rPr>
             <w:sz w:val="17"/>
-            <w:rPrChange w:id="397" w:author="兴雨 郭" w:date="2026-02-05T23:02:00Z" w16du:dateUtc="2026-02-05T15:02:00Z">
+            <w:rPrChange w:id="345" w:author="兴雨 郭" w:date="2026-02-05T23:02:00Z" w16du:dateUtc="2026-02-05T15:02:00Z">
               <w:rPr/>
             </w:rPrChange>
           </w:rPr>
           <w:br w:type="column"/>
         </w:r>
       </w:del>
-      <w:del w:id="398" w:author="兴雨 郭" w:date="2026-02-05T23:02:00Z" w16du:dateUtc="2026-02-05T15:02:00Z">
+      <w:del w:id="346" w:author="兴雨 郭" w:date="2026-02-05T23:02:00Z" w16du:dateUtc="2026-02-05T15:02:00Z">
         <w:r>
           <w:rPr>
             <w:sz w:val="17"/>
-            <w:rPrChange w:id="399" w:author="兴雨 郭" w:date="2026-02-05T23:02:00Z" w16du:dateUtc="2026-02-05T15:02:00Z">
+            <w:rPrChange w:id="347" w:author="兴雨 郭" w:date="2026-02-05T23:02:00Z" w16du:dateUtc="2026-02-05T15:02:00Z">
               <w:rPr/>
             </w:rPrChange>
           </w:rPr>
@@ -19459,7 +16394,7 @@
         <w:r>
           <w:rPr>
             <w:sz w:val="17"/>
-            <w:rPrChange w:id="400" w:author="兴雨 郭" w:date="2026-02-05T23:02:00Z" w16du:dateUtc="2026-02-05T15:02:00Z">
+            <w:rPrChange w:id="348" w:author="兴雨 郭" w:date="2026-02-05T23:02:00Z" w16du:dateUtc="2026-02-05T15:02:00Z">
               <w:rPr>
                 <w:b/>
               </w:rPr>
@@ -19470,7 +16405,7 @@
         <w:r>
           <w:rPr>
             <w:sz w:val="17"/>
-            <w:rPrChange w:id="401" w:author="兴雨 郭" w:date="2026-02-05T23:02:00Z" w16du:dateUtc="2026-02-05T15:02:00Z">
+            <w:rPrChange w:id="349" w:author="兴雨 郭" w:date="2026-02-05T23:02:00Z" w16du:dateUtc="2026-02-05T15:02:00Z">
               <w:rPr/>
             </w:rPrChange>
           </w:rPr>
@@ -19492,11 +16427,11 @@
         <w:ind w:right="41" w:hanging="341"/>
         <w:jc w:val="both"/>
         <w:rPr>
-          <w:ins w:id="402" w:author="兴雨 郭" w:date="2026-02-05T23:02:00Z" w16du:dateUtc="2026-02-05T15:02:00Z"/>
-          <w:sz w:val="17"/>
-          <w:rPrChange w:id="403" w:author="兴雨 郭" w:date="2026-02-05T23:02:00Z" w16du:dateUtc="2026-02-05T15:02:00Z">
+          <w:ins w:id="350" w:author="兴雨 郭" w:date="2026-02-05T23:02:00Z" w16du:dateUtc="2026-02-05T15:02:00Z"/>
+          <w:sz w:val="17"/>
+          <w:rPrChange w:id="351" w:author="兴雨 郭" w:date="2026-02-05T23:02:00Z" w16du:dateUtc="2026-02-05T15:02:00Z">
             <w:rPr>
-              <w:ins w:id="404" w:author="兴雨 郭" w:date="2026-02-05T23:02:00Z" w16du:dateUtc="2026-02-05T15:02:00Z"/>
+              <w:ins w:id="352" w:author="兴雨 郭" w:date="2026-02-05T23:02:00Z" w16du:dateUtc="2026-02-05T15:02:00Z"/>
               <w:rFonts w:eastAsiaTheme="minorEastAsia"/>
               <w:sz w:val="17"/>
               <w:lang w:eastAsia="zh-CN"/>
@@ -19521,7 +16456,7 @@
         <w:rPr>
           <w:sz w:val="17"/>
         </w:rPr>
-        <w:pPrChange w:id="405" w:author="兴雨 郭" w:date="2026-02-05T23:02:00Z" w16du:dateUtc="2026-02-05T15:02:00Z">
+        <w:pPrChange w:id="353" w:author="兴雨 郭" w:date="2026-02-05T23:02:00Z" w16du:dateUtc="2026-02-05T15:02:00Z">
           <w:pPr>
             <w:pStyle w:val="a6"/>
             <w:numPr>
@@ -19542,8 +16477,8 @@
         </w:rPr>
         <w:t xml:space="preserve">Wang, J.K., et al.: Neural RRT*: Learning-Based Optimal Path </w:t>
       </w:r>
-      <w:bookmarkStart w:id="406" w:name="_bookmark35"/>
-      <w:bookmarkEnd w:id="406"/>
+      <w:bookmarkStart w:id="354" w:name="_bookmark35"/>
+      <w:bookmarkEnd w:id="354"/>
       <w:r>
         <w:rPr>
           <w:sz w:val="17"/>
@@ -19594,8 +16529,8 @@
         </w:rPr>
         <w:t xml:space="preserve"> </w:t>
       </w:r>
-      <w:bookmarkStart w:id="407" w:name="_bookmark36"/>
-      <w:bookmarkEnd w:id="407"/>
+      <w:bookmarkStart w:id="355" w:name="_bookmark36"/>
+      <w:bookmarkEnd w:id="355"/>
       <w:r>
         <w:rPr>
           <w:sz w:val="17"/>
@@ -19673,8 +16608,8 @@
         </w:rPr>
         <w:t xml:space="preserve"> </w:t>
       </w:r>
-      <w:bookmarkStart w:id="408" w:name="_bookmark37"/>
-      <w:bookmarkEnd w:id="408"/>
+      <w:bookmarkStart w:id="356" w:name="_bookmark37"/>
+      <w:bookmarkEnd w:id="356"/>
       <w:r>
         <w:fldChar w:fldCharType="begin"/>
       </w:r>
@@ -19828,8 +16763,8 @@
         </w:rPr>
         <w:t xml:space="preserve">planning in high-dimensional configuration spaces. IEEE Trans. Robot. </w:t>
       </w:r>
-      <w:bookmarkStart w:id="409" w:name="_bookmark38"/>
-      <w:bookmarkEnd w:id="409"/>
+      <w:bookmarkStart w:id="357" w:name="_bookmark38"/>
+      <w:bookmarkEnd w:id="357"/>
       <w:r>
         <w:rPr>
           <w:sz w:val="17"/>
@@ -19873,8 +16808,8 @@
         </w:rPr>
         <w:t xml:space="preserve">Wang, J.K., Meng, M.Q.H., Khatib, O.: EB-RRT: Optimal Motion Planning for Mobile Robots. IEEE Trans. Autom. Sci. </w:t>
       </w:r>
-      <w:bookmarkStart w:id="410" w:name="_bookmark39"/>
-      <w:bookmarkEnd w:id="410"/>
+      <w:bookmarkStart w:id="358" w:name="_bookmark39"/>
+      <w:bookmarkEnd w:id="358"/>
       <w:r>
         <w:rPr>
           <w:sz w:val="17"/>
@@ -19918,8 +16853,8 @@
         </w:rPr>
         <w:t xml:space="preserve">Kusuma, M., Riyanto, and C. Machbub.: Humanoid Robot Path Planning and Rerouting Using A-Star Search Algorithm. 2019 IEEE International Conference on Signals and Systems (Icsig- </w:t>
       </w:r>
-      <w:bookmarkStart w:id="411" w:name="_bookmark40"/>
-      <w:bookmarkEnd w:id="411"/>
+      <w:bookmarkStart w:id="359" w:name="_bookmark40"/>
+      <w:bookmarkEnd w:id="359"/>
       <w:r>
         <w:rPr>
           <w:sz w:val="17"/>
@@ -20089,8 +17024,8 @@
         </w:rPr>
         <w:t xml:space="preserve">Planning Algorithm for Open-Chain Robots. IEEE Robotics and Automa- </w:t>
       </w:r>
-      <w:bookmarkStart w:id="412" w:name="_bookmark41"/>
-      <w:bookmarkEnd w:id="412"/>
+      <w:bookmarkStart w:id="360" w:name="_bookmark41"/>
+      <w:bookmarkEnd w:id="360"/>
       <w:r>
         <w:rPr>
           <w:sz w:val="17"/>
@@ -20134,8 +17069,8 @@
         </w:rPr>
         <w:t xml:space="preserve">Wang, W., Zuo, L., Xu, X.: A Learning-based Multi-RRT Approach for Robot Path Planning in Narrow Passages. J. Intell. </w:t>
       </w:r>
-      <w:bookmarkStart w:id="413" w:name="_bookmark42"/>
-      <w:bookmarkEnd w:id="413"/>
+      <w:bookmarkStart w:id="361" w:name="_bookmark42"/>
+      <w:bookmarkEnd w:id="361"/>
       <w:r>
         <w:rPr>
           <w:sz w:val="17"/>
@@ -20671,8 +17606,8 @@
         </w:rPr>
         <w:t xml:space="preserve">Vi. </w:t>
       </w:r>
-      <w:bookmarkStart w:id="414" w:name="_bookmark43"/>
-      <w:bookmarkEnd w:id="414"/>
+      <w:bookmarkStart w:id="362" w:name="_bookmark43"/>
+      <w:bookmarkEnd w:id="362"/>
       <w:r>
         <w:rPr>
           <w:sz w:val="17"/>
@@ -20820,8 +17755,8 @@
         </w:rPr>
         <w:t xml:space="preserve">to Single-Query Path Planning. in Proceedings of the 2000 IEEE International Conference on Robotics and Automation, ICRA </w:t>
       </w:r>
-      <w:bookmarkStart w:id="415" w:name="_bookmark44"/>
-      <w:bookmarkEnd w:id="415"/>
+      <w:bookmarkStart w:id="363" w:name="_bookmark44"/>
+      <w:bookmarkEnd w:id="363"/>
       <w:r>
         <w:rPr>
           <w:sz w:val="17"/>
@@ -21080,8 +18015,8 @@
         </w:rPr>
         <w:t xml:space="preserve"> </w:t>
       </w:r>
-      <w:bookmarkStart w:id="416" w:name="_bookmark45"/>
-      <w:bookmarkEnd w:id="416"/>
+      <w:bookmarkStart w:id="364" w:name="_bookmark45"/>
+      <w:bookmarkEnd w:id="364"/>
       <w:r>
         <w:rPr>
           <w:spacing w:val="-4"/>
@@ -21220,8 +18155,8 @@
         </w:rPr>
         <w:t xml:space="preserve">optimal </w:t>
       </w:r>
-      <w:bookmarkStart w:id="417" w:name="_bookmark46"/>
-      <w:bookmarkEnd w:id="417"/>
+      <w:bookmarkStart w:id="365" w:name="_bookmark46"/>
+      <w:bookmarkEnd w:id="365"/>
       <w:r>
         <w:rPr>
           <w:sz w:val="17"/>
@@ -21265,8 +18200,8 @@
         </w:rPr>
         <w:t xml:space="preserve">Chen, L., et al.: A Fast and Efficient Double-Tree RRT*-Like Sampling-Based Planner Applying on Mobile Robotic Systems. </w:t>
       </w:r>
-      <w:bookmarkStart w:id="418" w:name="_bookmark47"/>
-      <w:bookmarkEnd w:id="418"/>
+      <w:bookmarkStart w:id="366" w:name="_bookmark47"/>
+      <w:bookmarkEnd w:id="366"/>
       <w:r>
         <w:rPr>
           <w:spacing w:val="-2"/>
@@ -21691,8 +18626,8 @@
         </w:rPr>
         <w:t xml:space="preserve">(Iros </w:t>
       </w:r>
-      <w:bookmarkStart w:id="419" w:name="_bookmark48"/>
-      <w:bookmarkEnd w:id="419"/>
+      <w:bookmarkStart w:id="367" w:name="_bookmark48"/>
+      <w:bookmarkEnd w:id="367"/>
       <w:r>
         <w:rPr>
           <w:sz w:val="17"/>
@@ -21736,8 +18671,8 @@
         </w:rPr>
         <w:t xml:space="preserve">, </w:t>
       </w:r>
-      <w:bookmarkStart w:id="420" w:name="_bookmark49"/>
-      <w:bookmarkEnd w:id="420"/>
+      <w:bookmarkStart w:id="368" w:name="_bookmark49"/>
+      <w:bookmarkEnd w:id="368"/>
       <w:r>
         <w:rPr>
           <w:sz w:val="17"/>
@@ -21781,8 +18716,8 @@
         </w:rPr>
         <w:t xml:space="preserve">Qi, J., Yang, H., Sun, H.X.: MOD-RRT*: A Sampling-Based Algorithm for Robot Path Planning in Dynamic Environment. </w:t>
       </w:r>
-      <w:bookmarkStart w:id="421" w:name="_bookmark50"/>
-      <w:bookmarkEnd w:id="421"/>
+      <w:bookmarkStart w:id="369" w:name="_bookmark50"/>
+      <w:bookmarkEnd w:id="369"/>
       <w:r>
         <w:rPr>
           <w:sz w:val="17"/>
@@ -21842,8 +18777,8 @@
         </w:rPr>
         <w:t xml:space="preserve"> </w:t>
       </w:r>
-      <w:bookmarkStart w:id="422" w:name="_bookmark51"/>
-      <w:bookmarkEnd w:id="422"/>
+      <w:bookmarkStart w:id="370" w:name="_bookmark51"/>
+      <w:bookmarkEnd w:id="370"/>
       <w:r>
         <w:fldChar w:fldCharType="begin"/>
       </w:r>
@@ -22238,7 +19173,7 @@
           <w:rFonts w:eastAsiaTheme="minorEastAsia"/>
           <w:sz w:val="17"/>
           <w:lang w:eastAsia="zh-CN"/>
-          <w:rPrChange w:id="423" w:author="兴雨 郭" w:date="2026-02-05T23:00:00Z" w16du:dateUtc="2026-02-05T15:00:00Z">
+          <w:rPrChange w:id="371" w:author="兴雨 郭" w:date="2026-02-05T23:00:00Z" w16du:dateUtc="2026-02-05T15:00:00Z">
             <w:rPr>
               <w:sz w:val="17"/>
             </w:rPr>
@@ -22256,7 +19191,7 @@
       <w:pPr>
         <w:pStyle w:val="a3"/>
         <w:rPr>
-          <w:del w:id="424" w:author="兴雨 郭" w:date="2026-02-05T23:00:00Z" w16du:dateUtc="2026-02-05T15:00:00Z"/>
+          <w:del w:id="372" w:author="兴雨 郭" w:date="2026-02-05T23:00:00Z" w16du:dateUtc="2026-02-05T15:00:00Z"/>
           <w:sz w:val="9"/>
         </w:rPr>
       </w:pPr>
@@ -22264,13 +19199,13 @@
     <w:p>
       <w:pPr>
         <w:rPr>
-          <w:del w:id="425" w:author="兴雨 郭" w:date="2026-02-05T23:00:00Z" w16du:dateUtc="2026-02-05T15:00:00Z"/>
+          <w:del w:id="373" w:author="兴雨 郭" w:date="2026-02-05T23:00:00Z" w16du:dateUtc="2026-02-05T15:00:00Z"/>
           <w:rFonts w:eastAsiaTheme="minorEastAsia"/>
           <w:sz w:val="9"/>
           <w:lang w:eastAsia="zh-CN"/>
-          <w:rPrChange w:id="426" w:author="兴雨 郭" w:date="2026-02-05T23:00:00Z" w16du:dateUtc="2026-02-05T15:00:00Z">
+          <w:rPrChange w:id="374" w:author="兴雨 郭" w:date="2026-02-05T23:00:00Z" w16du:dateUtc="2026-02-05T15:00:00Z">
             <w:rPr>
-              <w:del w:id="427" w:author="兴雨 郭" w:date="2026-02-05T23:00:00Z" w16du:dateUtc="2026-02-05T15:00:00Z"/>
+              <w:del w:id="375" w:author="兴雨 郭" w:date="2026-02-05T23:00:00Z" w16du:dateUtc="2026-02-05T15:00:00Z"/>
               <w:sz w:val="9"/>
             </w:rPr>
           </w:rPrChange>
@@ -22299,8 +19234,8 @@
           <w:sz w:val="17"/>
         </w:rPr>
       </w:pPr>
-      <w:bookmarkStart w:id="428" w:name="_bookmark52"/>
-      <w:bookmarkEnd w:id="428"/>
+      <w:bookmarkStart w:id="376" w:name="_bookmark52"/>
+      <w:bookmarkEnd w:id="376"/>
       <w:r>
         <w:rPr>
           <w:sz w:val="17"/>
@@ -22437,8 +19372,8 @@
         </w:rPr>
         <w:t xml:space="preserve">, 1–31 </w:t>
       </w:r>
-      <w:bookmarkStart w:id="429" w:name="_bookmark53"/>
-      <w:bookmarkEnd w:id="429"/>
+      <w:bookmarkStart w:id="377" w:name="_bookmark53"/>
+      <w:bookmarkEnd w:id="377"/>
       <w:r>
         <w:rPr>
           <w:spacing w:val="-2"/>
@@ -22483,8 +19418,8 @@
         </w:rPr>
         <w:t xml:space="preserve">tive Optimization Using Pattern Recognition. in Second Inter- national Conference on Intelligent System Des. Eng. Appl. </w:t>
       </w:r>
-      <w:bookmarkStart w:id="430" w:name="_bookmark54"/>
-      <w:bookmarkEnd w:id="430"/>
+      <w:bookmarkStart w:id="378" w:name="_bookmark54"/>
+      <w:bookmarkEnd w:id="378"/>
       <w:r>
         <w:rPr>
           <w:sz w:val="17"/>
@@ -29120,7 +26055,7 @@
           <w:lang w:eastAsia="zh-CN"/>
         </w:rPr>
       </w:pPr>
-      <w:bookmarkStart w:id="431" w:name="OLE_LINK10"/>
+      <w:bookmarkStart w:id="379" w:name="OLE_LINK10"/>
       <w:r>
         <w:rPr>
           <w:rFonts w:eastAsiaTheme="minorEastAsia" w:hint="eastAsia"/>
@@ -29387,7 +26322,7 @@
         <w:t>对树节点预测方向微调，帮助路径平滑，但不改变主要收敛速度。</w:t>
       </w:r>
     </w:p>
-    <w:bookmarkEnd w:id="431"/>
+    <w:bookmarkEnd w:id="379"/>
     <w:p>
       <w:pPr>
         <w:spacing w:before="1" w:line="244" w:lineRule="auto"/>
@@ -29991,8 +26926,8 @@
           <w:lang w:eastAsia="zh-CN"/>
         </w:rPr>
       </w:pPr>
-      <w:commentRangeStart w:id="432"/>
-      <w:commentRangeStart w:id="433"/>
+      <w:commentRangeStart w:id="380"/>
+      <w:commentRangeStart w:id="381"/>
       <w:r>
         <w:rPr>
           <w:rFonts w:eastAsiaTheme="minorEastAsia"/>
@@ -30185,7 +27120,7 @@
         </w:rPr>
         <w:t>时，表现出搜索节点大幅度增多的现象，使得路径节点仅在这两个节点之间随机选择，导致无法充分利用</w:t>
       </w:r>
-      <w:ins w:id="434" w:author="兴雨 郭" w:date="2026-02-05T22:55:00Z">
+      <w:ins w:id="382" w:author="兴雨 郭" w:date="2026-02-05T22:55:00Z">
         <w:r>
           <w:rPr>
             <w:rFonts w:eastAsiaTheme="minorEastAsia"/>
@@ -30194,7 +27129,7 @@
           <w:t>非对称双椭球</w:t>
         </w:r>
       </w:ins>
-      <w:ins w:id="435" w:author="兴雨 郭" w:date="2026-02-05T22:56:00Z" w16du:dateUtc="2026-02-05T14:56:00Z">
+      <w:ins w:id="383" w:author="兴雨 郭" w:date="2026-02-05T22:56:00Z" w16du:dateUtc="2026-02-05T14:56:00Z">
         <w:r>
           <w:rPr>
             <w:rFonts w:eastAsiaTheme="minorEastAsia" w:hint="eastAsia"/>
@@ -30203,7 +27138,7 @@
           <w:t>采样</w:t>
         </w:r>
       </w:ins>
-      <w:ins w:id="436" w:author="兴雨 郭" w:date="2026-02-05T22:55:00Z">
+      <w:ins w:id="384" w:author="兴雨 郭" w:date="2026-02-05T22:55:00Z">
         <w:r>
           <w:rPr>
             <w:rFonts w:eastAsiaTheme="minorEastAsia"/>
@@ -30212,7 +27147,7 @@
           <w:t>域</w:t>
         </w:r>
       </w:ins>
-      <w:del w:id="437" w:author="兴雨 郭" w:date="2026-02-05T22:55:00Z" w16du:dateUtc="2026-02-05T14:55:00Z">
+      <w:del w:id="385" w:author="兴雨 郭" w:date="2026-02-05T22:55:00Z" w16du:dateUtc="2026-02-05T14:55:00Z">
         <w:r>
           <w:rPr>
             <w:rFonts w:eastAsiaTheme="minorEastAsia" w:hint="eastAsia"/>
@@ -30228,7 +27163,7 @@
         </w:rPr>
         <w:t>进行约束采样路径</w:t>
       </w:r>
-      <w:del w:id="438" w:author="兴雨 郭" w:date="2026-02-05T22:56:00Z" w16du:dateUtc="2026-02-05T14:56:00Z">
+      <w:del w:id="386" w:author="兴雨 郭" w:date="2026-02-05T22:56:00Z" w16du:dateUtc="2026-02-05T14:56:00Z">
         <w:r>
           <w:rPr>
             <w:rFonts w:eastAsiaTheme="minorEastAsia" w:hint="eastAsia"/>
@@ -30921,7 +27856,7 @@
         </w:rPr>
         <w:t>算法所规划的最终路径比之上述路径规划算法及其变体更加稳定，此其生成的路径更加集中一致。</w:t>
       </w:r>
-      <w:commentRangeEnd w:id="432"/>
+      <w:commentRangeEnd w:id="380"/>
       <w:r>
         <w:rPr>
           <w:rStyle w:val="af0"/>
@@ -30930,9 +27865,9 @@
           <w:szCs w:val="22"/>
           <w:lang w:eastAsia="zh-CN"/>
         </w:rPr>
-        <w:commentReference w:id="432"/>
-      </w:r>
-      <w:commentRangeEnd w:id="433"/>
+        <w:commentReference w:id="380"/>
+      </w:r>
+      <w:commentRangeEnd w:id="381"/>
       <w:r>
         <w:rPr>
           <w:rStyle w:val="af0"/>
@@ -30941,7 +27876,7 @@
           <w:szCs w:val="22"/>
           <w:lang w:eastAsia="zh-CN"/>
         </w:rPr>
-        <w:commentReference w:id="433"/>
+        <w:commentReference w:id="381"/>
       </w:r>
     </w:p>
     <w:p>
@@ -31132,7 +28067,7 @@
       </w:r>
     </w:p>
   </w:comment>
-  <w:comment w:id="275" w:author="兴雨 郭" w:date="2026-01-25T23:09:00Z" w:initials="兴郭">
+  <w:comment w:id="269" w:author="兴雨 郭" w:date="2026-01-25T23:09:00Z" w:initials="兴郭">
     <w:p>
       <w:pPr>
         <w:pStyle w:val="af1"/>
@@ -31172,7 +28107,7 @@
       </w:r>
     </w:p>
   </w:comment>
-  <w:comment w:id="278" w:author="兴雨 郭" w:date="2026-01-25T23:09:00Z" w:initials="兴郭">
+  <w:comment w:id="272" w:author="兴雨 郭" w:date="2026-01-25T23:09:00Z" w:initials="兴郭">
     <w:p>
       <w:pPr>
         <w:pStyle w:val="af1"/>
@@ -31191,7 +28126,7 @@
       </w:r>
     </w:p>
   </w:comment>
-  <w:comment w:id="279" w:author="兴雨 郭" w:date="2026-01-25T23:09:00Z" w:initials="兴郭">
+  <w:comment w:id="273" w:author="兴雨 郭" w:date="2026-01-25T23:09:00Z" w:initials="兴郭">
     <w:p>
       <w:pPr>
         <w:pStyle w:val="af1"/>
@@ -31210,7 +28145,7 @@
       </w:r>
     </w:p>
   </w:comment>
-  <w:comment w:id="280" w:author="兴雨 郭" w:date="2026-01-25T23:10:00Z" w:initials="兴郭">
+  <w:comment w:id="274" w:author="兴雨 郭" w:date="2026-01-25T23:10:00Z" w:initials="兴郭">
     <w:p>
       <w:pPr>
         <w:pStyle w:val="af1"/>
@@ -31229,7 +28164,7 @@
       </w:r>
     </w:p>
   </w:comment>
-  <w:comment w:id="432" w:author="兴雨 郭" w:date="2026-01-25T22:53:00Z" w:initials="兴郭">
+  <w:comment w:id="380" w:author="兴雨 郭" w:date="2026-01-25T22:53:00Z" w:initials="兴郭">
     <w:p>
       <w:pPr>
         <w:pStyle w:val="af1"/>
@@ -31248,7 +28183,7 @@
       </w:r>
     </w:p>
   </w:comment>
-  <w:comment w:id="433" w:author="兴雨 郭" w:date="2026-01-25T23:25:00Z" w:initials="兴郭">
+  <w:comment w:id="381" w:author="兴雨 郭" w:date="2026-01-25T23:25:00Z" w:initials="兴郭">
     <w:p>
       <w:pPr>
         <w:pStyle w:val="af1"/>
